--- a/Minería de datos/Practica 3/Practica 3.docx
+++ b/Minería de datos/Practica 3/Practica 3.docx
@@ -1,10 +1,26 @@
 
 <file path=word/document.xml><?xml version="1.0" encoding="utf-8"?>
-<w:document xmlns:wpc="http://schemas.microsoft.com/office/word/2010/wordprocessingCanvas" xmlns:cx="http://schemas.microsoft.com/office/drawing/2014/chartex" xmlns:mc="http://schemas.openxmlformats.org/markup-compatibility/2006" xmlns:o="urn:schemas-microsoft-com:office:office" xmlns:r="http://schemas.openxmlformats.org/officeDocument/2006/relationships" xmlns:m="http://schemas.openxmlformats.org/officeDocument/2006/math" xmlns:v="urn:schemas-microsoft-com:vml" xmlns:wp14="http://schemas.microsoft.com/office/word/2010/wordprocessingDrawing" xmlns:wp="http://schemas.openxmlformats.org/drawingml/2006/wordprocessingDrawing" xmlns:w10="urn:schemas-microsoft-com:office:word" xmlns:w="http://schemas.openxmlformats.org/wordprocessingml/2006/main" xmlns:w14="http://schemas.microsoft.com/office/word/2010/wordml" xmlns:w15="http://schemas.microsoft.com/office/word/2012/wordml" xmlns:w16se="http://schemas.microsoft.com/office/word/2015/wordml/symex" xmlns:wpg="http://schemas.microsoft.com/office/word/2010/wordprocessingGroup" xmlns:wpi="http://schemas.microsoft.com/office/word/2010/wordprocessingInk" xmlns:wne="http://schemas.microsoft.com/office/word/2006/wordml" xmlns:wps="http://schemas.microsoft.com/office/word/2010/wordprocessingShape" mc:Ignorable="w14 w15 w16se wp14">
+<w:document xmlns:wpc="http://schemas.microsoft.com/office/word/2010/wordprocessingCanvas" xmlns:mc="http://schemas.openxmlformats.org/markup-compatibility/2006" xmlns:o="urn:schemas-microsoft-com:office:office" xmlns:r="http://schemas.openxmlformats.org/officeDocument/2006/relationships" xmlns:m="http://schemas.openxmlformats.org/officeDocument/2006/math" xmlns:v="urn:schemas-microsoft-com:vml" xmlns:wp14="http://schemas.microsoft.com/office/word/2010/wordprocessingDrawing" xmlns:wp="http://schemas.openxmlformats.org/drawingml/2006/wordprocessingDrawing" xmlns:w10="urn:schemas-microsoft-com:office:word" xmlns:w="http://schemas.openxmlformats.org/wordprocessingml/2006/main" xmlns:w14="http://schemas.microsoft.com/office/word/2010/wordml" xmlns:w15="http://schemas.microsoft.com/office/word/2012/wordml" xmlns:wpg="http://schemas.microsoft.com/office/word/2010/wordprocessingGroup" xmlns:wpi="http://schemas.microsoft.com/office/word/2010/wordprocessingInk" xmlns:wne="http://schemas.microsoft.com/office/word/2006/wordml" xmlns:wps="http://schemas.microsoft.com/office/word/2010/wordprocessingShape" mc:Ignorable="w14 w15 wp14">
   <w:body>
     <w:p>
-      <w:r>
-        <w:t>Desarrollo:</w:t>
+      <w:pPr>
+        <w:pStyle w:val="Ttulo1"/>
+      </w:pPr>
+      <w:r>
+        <w:t>Objetivo</w:t>
+      </w:r>
+    </w:p>
+    <w:p>
+      <w:r>
+        <w:t>Analizar un proceso mediante su representación en diferentes tipos de diagramas</w:t>
+      </w:r>
+    </w:p>
+    <w:p>
+      <w:r>
+        <w:rPr>
+          <w:rStyle w:val="Ttulo1Car"/>
+        </w:rPr>
+        <w:t>Desarrollo</w:t>
       </w:r>
     </w:p>
     <w:p>
@@ -152,13 +168,7 @@
         <w:ind w:left="708"/>
       </w:pPr>
       <w:r>
-        <w:t xml:space="preserve">En </w:t>
-      </w:r>
-      <w:r>
-        <w:t>este</w:t>
-      </w:r>
-      <w:r>
-        <w:t xml:space="preserve"> script, el objeto principal es </w:t>
+        <w:t xml:space="preserve">En este script, el objeto principal es </w:t>
       </w:r>
       <w:proofErr w:type="spellStart"/>
       <w:r>
@@ -170,13 +180,7 @@
       </w:r>
       <w:proofErr w:type="spellEnd"/>
       <w:r>
-        <w:t xml:space="preserve">. Para cumplir con la tarea, </w:t>
-      </w:r>
-      <w:r>
-        <w:t>debemos</w:t>
-      </w:r>
-      <w:r>
-        <w:t xml:space="preserve"> elegir uno de los </w:t>
+        <w:t xml:space="preserve">. Para cumplir con la tarea, debemos elegir uno de los </w:t>
       </w:r>
       <w:proofErr w:type="spellStart"/>
       <w:r>
@@ -189,6 +193,7 @@
       <w:r>
         <w:rPr>
           <w:noProof/>
+          <w:lang w:eastAsia="es-MX"/>
         </w:rPr>
         <mc:AlternateContent>
           <mc:Choice Requires="wps">
@@ -593,13 +598,7 @@
                               <w:rPr>
                                 <w:sz w:val="18"/>
                               </w:rPr>
-                              <w:t>)</w:t>
-                            </w:r>
-                            <w:r>
-                              <w:rPr>
-                                <w:sz w:val="18"/>
-                              </w:rPr>
-                              <w:t xml:space="preserve"> </w:t>
+                              <w:t xml:space="preserve">) </w:t>
                             </w:r>
                           </w:p>
                           <w:p>
@@ -636,13 +635,7 @@
                               <w:rPr>
                                 <w:sz w:val="18"/>
                               </w:rPr>
-                              <w:t>patien</w:t>
-                            </w:r>
-                            <w:r>
-                              <w:rPr>
-                                <w:sz w:val="18"/>
-                              </w:rPr>
-                              <w:t>ts</w:t>
+                              <w:t>patients</w:t>
                             </w:r>
                             <w:proofErr w:type="spellEnd"/>
                             <w:r>
@@ -728,13 +721,7 @@
                               <w:rPr>
                                 <w:sz w:val="18"/>
                               </w:rPr>
-                              <w:t>patie</w:t>
-                            </w:r>
-                            <w:r>
-                              <w:rPr>
-                                <w:sz w:val="18"/>
-                              </w:rPr>
-                              <w:t>nts</w:t>
+                              <w:t>patients</w:t>
                             </w:r>
                             <w:proofErr w:type="spellEnd"/>
                             <w:r>
@@ -783,13 +770,7 @@
                               <w:rPr>
                                 <w:sz w:val="18"/>
                               </w:rPr>
-                              <w:t>")</w:t>
-                            </w:r>
-                            <w:r>
-                              <w:rPr>
-                                <w:sz w:val="18"/>
-                              </w:rPr>
-                              <w:t xml:space="preserve"> </w:t>
+                              <w:t xml:space="preserve">") </w:t>
                             </w:r>
                           </w:p>
                           <w:p>
@@ -800,6 +781,7 @@
                               </w:rPr>
                             </w:pPr>
                             <w:proofErr w:type="spellStart"/>
+                            <w:proofErr w:type="gramStart"/>
                             <w:r>
                               <w:rPr>
                                 <w:sz w:val="18"/>
@@ -807,6 +789,7 @@
                               <w:t>patients</w:t>
                             </w:r>
                             <w:proofErr w:type="spellEnd"/>
+                            <w:proofErr w:type="gramEnd"/>
                             <w:r>
                               <w:rPr>
                                 <w:sz w:val="18"/>
@@ -818,28 +801,14 @@
                               <w:rPr>
                                 <w:sz w:val="18"/>
                               </w:rPr>
-                              <w:t>filter_activity_</w:t>
-                            </w:r>
-                            <w:proofErr w:type="gramStart"/>
-                            <w:r>
-                              <w:rPr>
-                                <w:sz w:val="18"/>
-                              </w:rPr>
-                              <w:t>presence</w:t>
-                            </w:r>
-                            <w:proofErr w:type="spellEnd"/>
-                            <w:r>
-                              <w:rPr>
-                                <w:sz w:val="18"/>
-                              </w:rPr>
-                              <w:t>(</w:t>
-                            </w:r>
-                            <w:proofErr w:type="gramEnd"/>
-                            <w:r>
-                              <w:rPr>
-                                <w:sz w:val="18"/>
-                              </w:rPr>
-                              <w:t>"</w:t>
+                              <w:t>filter_activity_presence</w:t>
+                            </w:r>
+                            <w:proofErr w:type="spellEnd"/>
+                            <w:r>
+                              <w:rPr>
+                                <w:sz w:val="18"/>
+                              </w:rPr>
+                              <w:t>("</w:t>
                             </w:r>
                             <w:proofErr w:type="spellStart"/>
                             <w:r>
@@ -860,13 +829,7 @@
                               <w:rPr>
                                 <w:sz w:val="18"/>
                               </w:rPr>
-                              <w:t>processing_t</w:t>
-                            </w:r>
-                            <w:r>
-                              <w:rPr>
-                                <w:sz w:val="18"/>
-                              </w:rPr>
-                              <w:t>ime</w:t>
+                              <w:t>processing_time</w:t>
                             </w:r>
                             <w:proofErr w:type="spellEnd"/>
                             <w:r>
@@ -972,13 +935,7 @@
                               <w:rPr>
                                 <w:sz w:val="18"/>
                               </w:rPr>
-                              <w:t>a</w:t>
-                            </w:r>
-                            <w:r>
-                              <w:rPr>
-                                <w:sz w:val="18"/>
-                              </w:rPr>
-                              <w:t>ctivity</w:t>
+                              <w:t>activity</w:t>
                             </w:r>
                             <w:proofErr w:type="spellEnd"/>
                             <w:r>
@@ -1042,13 +999,7 @@
                               <w:rPr>
                                 <w:sz w:val="18"/>
                               </w:rPr>
-                              <w:t>filter_a</w:t>
-                            </w:r>
-                            <w:r>
-                              <w:rPr>
-                                <w:sz w:val="18"/>
-                              </w:rPr>
-                              <w:t>ctivity_</w:t>
+                              <w:t>filter_activity_</w:t>
                             </w:r>
                             <w:proofErr w:type="gramStart"/>
                             <w:r>
@@ -1069,7 +1020,21 @@
                               <w:rPr>
                                 <w:sz w:val="18"/>
                               </w:rPr>
-                              <w:t>sepsis, "CRP")</w:t>
+                              <w:t>sepsis, "</w:t>
+                            </w:r>
+                            <w:proofErr w:type="spellStart"/>
+                            <w:r>
+                              <w:rPr>
+                                <w:sz w:val="18"/>
+                              </w:rPr>
+                              <w:t>CRP</w:t>
+                            </w:r>
+                            <w:proofErr w:type="spellEnd"/>
+                            <w:r>
+                              <w:rPr>
+                                <w:sz w:val="18"/>
+                              </w:rPr>
+                              <w:t>")</w:t>
                             </w:r>
                           </w:p>
                           <w:p>
@@ -1541,13 +1506,7 @@
                         <w:rPr>
                           <w:sz w:val="18"/>
                         </w:rPr>
-                        <w:t>)</w:t>
-                      </w:r>
-                      <w:r>
-                        <w:rPr>
-                          <w:sz w:val="18"/>
-                        </w:rPr>
-                        <w:t xml:space="preserve"> </w:t>
+                        <w:t xml:space="preserve">) </w:t>
                       </w:r>
                     </w:p>
                     <w:p>
@@ -1584,13 +1543,7 @@
                         <w:rPr>
                           <w:sz w:val="18"/>
                         </w:rPr>
-                        <w:t>patien</w:t>
-                      </w:r>
-                      <w:r>
-                        <w:rPr>
-                          <w:sz w:val="18"/>
-                        </w:rPr>
-                        <w:t>ts</w:t>
+                        <w:t>patients</w:t>
                       </w:r>
                       <w:proofErr w:type="spellEnd"/>
                       <w:r>
@@ -1676,13 +1629,7 @@
                         <w:rPr>
                           <w:sz w:val="18"/>
                         </w:rPr>
-                        <w:t>patie</w:t>
-                      </w:r>
-                      <w:r>
-                        <w:rPr>
-                          <w:sz w:val="18"/>
-                        </w:rPr>
-                        <w:t>nts</w:t>
+                        <w:t>patients</w:t>
                       </w:r>
                       <w:proofErr w:type="spellEnd"/>
                       <w:r>
@@ -1731,13 +1678,7 @@
                         <w:rPr>
                           <w:sz w:val="18"/>
                         </w:rPr>
-                        <w:t>")</w:t>
-                      </w:r>
-                      <w:r>
-                        <w:rPr>
-                          <w:sz w:val="18"/>
-                        </w:rPr>
-                        <w:t xml:space="preserve"> </w:t>
+                        <w:t xml:space="preserve">") </w:t>
                       </w:r>
                     </w:p>
                     <w:p>
@@ -1748,6 +1689,7 @@
                         </w:rPr>
                       </w:pPr>
                       <w:proofErr w:type="spellStart"/>
+                      <w:proofErr w:type="gramStart"/>
                       <w:r>
                         <w:rPr>
                           <w:sz w:val="18"/>
@@ -1755,6 +1697,7 @@
                         <w:t>patients</w:t>
                       </w:r>
                       <w:proofErr w:type="spellEnd"/>
+                      <w:proofErr w:type="gramEnd"/>
                       <w:r>
                         <w:rPr>
                           <w:sz w:val="18"/>
@@ -1766,28 +1709,14 @@
                         <w:rPr>
                           <w:sz w:val="18"/>
                         </w:rPr>
-                        <w:t>filter_activity_</w:t>
-                      </w:r>
-                      <w:proofErr w:type="gramStart"/>
-                      <w:r>
-                        <w:rPr>
-                          <w:sz w:val="18"/>
-                        </w:rPr>
-                        <w:t>presence</w:t>
-                      </w:r>
-                      <w:proofErr w:type="spellEnd"/>
-                      <w:r>
-                        <w:rPr>
-                          <w:sz w:val="18"/>
-                        </w:rPr>
-                        <w:t>(</w:t>
-                      </w:r>
-                      <w:proofErr w:type="gramEnd"/>
-                      <w:r>
-                        <w:rPr>
-                          <w:sz w:val="18"/>
-                        </w:rPr>
-                        <w:t>"</w:t>
+                        <w:t>filter_activity_presence</w:t>
+                      </w:r>
+                      <w:proofErr w:type="spellEnd"/>
+                      <w:r>
+                        <w:rPr>
+                          <w:sz w:val="18"/>
+                        </w:rPr>
+                        <w:t>("</w:t>
                       </w:r>
                       <w:proofErr w:type="spellStart"/>
                       <w:r>
@@ -1808,13 +1737,7 @@
                         <w:rPr>
                           <w:sz w:val="18"/>
                         </w:rPr>
-                        <w:t>processing_t</w:t>
-                      </w:r>
-                      <w:r>
-                        <w:rPr>
-                          <w:sz w:val="18"/>
-                        </w:rPr>
-                        <w:t>ime</w:t>
+                        <w:t>processing_time</w:t>
                       </w:r>
                       <w:proofErr w:type="spellEnd"/>
                       <w:r>
@@ -1920,13 +1843,7 @@
                         <w:rPr>
                           <w:sz w:val="18"/>
                         </w:rPr>
-                        <w:t>a</w:t>
-                      </w:r>
-                      <w:r>
-                        <w:rPr>
-                          <w:sz w:val="18"/>
-                        </w:rPr>
-                        <w:t>ctivity</w:t>
+                        <w:t>activity</w:t>
                       </w:r>
                       <w:proofErr w:type="spellEnd"/>
                       <w:r>
@@ -1990,13 +1907,7 @@
                         <w:rPr>
                           <w:sz w:val="18"/>
                         </w:rPr>
-                        <w:t>filter_a</w:t>
-                      </w:r>
-                      <w:r>
-                        <w:rPr>
-                          <w:sz w:val="18"/>
-                        </w:rPr>
-                        <w:t>ctivity_</w:t>
+                        <w:t>filter_activity_</w:t>
                       </w:r>
                       <w:proofErr w:type="gramStart"/>
                       <w:r>
@@ -2017,7 +1928,21 @@
                         <w:rPr>
                           <w:sz w:val="18"/>
                         </w:rPr>
-                        <w:t>sepsis, "CRP")</w:t>
+                        <w:t>sepsis, "</w:t>
+                      </w:r>
+                      <w:proofErr w:type="spellStart"/>
+                      <w:r>
+                        <w:rPr>
+                          <w:sz w:val="18"/>
+                        </w:rPr>
+                        <w:t>CRP</w:t>
+                      </w:r>
+                      <w:proofErr w:type="spellEnd"/>
+                      <w:r>
+                        <w:rPr>
+                          <w:sz w:val="18"/>
+                        </w:rPr>
+                        <w:t>")</w:t>
                       </w:r>
                     </w:p>
                     <w:p>
@@ -2173,15 +2098,14 @@
     <w:p/>
     <w:p/>
     <w:p>
-      <w:proofErr w:type="gramStart"/>
-      <w:r>
-        <w:t>Primeramente</w:t>
-      </w:r>
-      <w:proofErr w:type="gramEnd"/>
-      <w:r>
-        <w:t xml:space="preserve"> cargamos todas las librerías para trabajar. </w:t>
-      </w:r>
-      <w:r>
+      <w:r>
+        <w:t xml:space="preserve">Primeramente cargamos todas las librerías para trabajar. </w:t>
+      </w:r>
+      <w:r>
+        <w:rPr>
+          <w:noProof/>
+          <w:lang w:eastAsia="es-MX"/>
+        </w:rPr>
         <w:drawing>
           <wp:inline distT="0" distB="0" distL="0" distR="0" wp14:anchorId="05A36A01" wp14:editId="31EA90A5">
             <wp:extent cx="5612130" cy="757555"/>
@@ -2263,6 +2187,11 @@
     </w:p>
     <w:p>
       <w:r>
+        <w:rPr>
+          <w:noProof/>
+          <w:lang w:eastAsia="es-MX"/>
+        </w:rPr>
+        <w:lastRenderedPageBreak/>
         <w:drawing>
           <wp:inline distT="0" distB="0" distL="0" distR="0" wp14:anchorId="5797E3F1" wp14:editId="0088729F">
             <wp:extent cx="5496692" cy="1876687"/>
@@ -2303,7 +2232,6 @@
     <w:p/>
     <w:p>
       <w:r>
-        <w:lastRenderedPageBreak/>
         <w:t xml:space="preserve">Después hacemos una exploración de las dimensiones del </w:t>
       </w:r>
       <w:proofErr w:type="spellStart"/>
@@ -2326,6 +2254,10 @@
     </w:p>
     <w:p>
       <w:r>
+        <w:rPr>
+          <w:noProof/>
+          <w:lang w:eastAsia="es-MX"/>
+        </w:rPr>
         <w:drawing>
           <wp:inline distT="0" distB="0" distL="0" distR="0" wp14:anchorId="70BE1794" wp14:editId="0275D4F7">
             <wp:extent cx="5990896" cy="2493198"/>
@@ -2377,6 +2309,10 @@
     </w:p>
     <w:p>
       <w:r>
+        <w:rPr>
+          <w:noProof/>
+          <w:lang w:eastAsia="es-MX"/>
+        </w:rPr>
         <w:drawing>
           <wp:inline distT="0" distB="0" distL="0" distR="0" wp14:anchorId="3045308F" wp14:editId="25727521">
             <wp:extent cx="5612130" cy="1779270"/>
@@ -2416,13 +2352,8 @@
     </w:p>
     <w:p>
       <w:r>
-        <w:t xml:space="preserve">No es normal que un análisis de minería de procesos </w:t>
-      </w:r>
-      <w:r>
-        <w:t>nos arroje</w:t>
-      </w:r>
-      <w:r>
-        <w:t xml:space="preserve"> </w:t>
+        <w:lastRenderedPageBreak/>
+        <w:t xml:space="preserve">No es normal que un análisis de minería de procesos nos arroje </w:t>
       </w:r>
       <w:proofErr w:type="spellStart"/>
       <w:r>
@@ -2446,13 +2377,7 @@
       </w:r>
       <w:proofErr w:type="spellEnd"/>
       <w:r>
-        <w:t xml:space="preserve"> o puros ceros. </w:t>
-      </w:r>
-      <w:r>
-        <w:t>Lo que sucede aquí es que e</w:t>
-      </w:r>
-      <w:r>
-        <w:t xml:space="preserve">l paquete </w:t>
+        <w:t xml:space="preserve"> o puros ceros. Lo que sucede aquí es que el paquete </w:t>
       </w:r>
       <w:proofErr w:type="spellStart"/>
       <w:r>
@@ -2486,10 +2411,7 @@
         <w:t>complete</w:t>
       </w:r>
       <w:r>
-        <w:t xml:space="preserve"> (fi</w:t>
-      </w:r>
-      <w:r>
-        <w:t>nal)</w:t>
+        <w:t xml:space="preserve"> (final)</w:t>
       </w:r>
       <w:r>
         <w:t xml:space="preserve">. Pero en este caso en los registros </w:t>
@@ -2544,10 +2466,637 @@
       <w:r>
         <w:t xml:space="preserve"> actividades o cuánto dura el caso completo desde que inicia hasta que cierra.</w:t>
       </w:r>
+    </w:p>
+    <w:p>
+      <w:r>
+        <w:t>Así como otros cambios que hemos tenido que adecuar.</w:t>
+      </w:r>
+    </w:p>
+    <w:tbl>
+      <w:tblPr>
+        <w:tblStyle w:val="Tabladelista3-nfasis5"/>
+        <w:tblW w:w="9209" w:type="dxa"/>
+        <w:tblLook w:val="04A0" w:firstRow="1" w:lastRow="0" w:firstColumn="1" w:lastColumn="0" w:noHBand="0" w:noVBand="1"/>
+      </w:tblPr>
+      <w:tblGrid>
+        <w:gridCol w:w="1980"/>
+        <w:gridCol w:w="2268"/>
+        <w:gridCol w:w="4961"/>
+      </w:tblGrid>
+      <w:tr>
+        <w:trPr>
+          <w:cnfStyle w:val="100000000000" w:firstRow="1" w:lastRow="0" w:firstColumn="0" w:lastColumn="0" w:oddVBand="0" w:evenVBand="0" w:oddHBand="0" w:evenHBand="0" w:firstRowFirstColumn="0" w:firstRowLastColumn="0" w:lastRowFirstColumn="0" w:lastRowLastColumn="0"/>
+        </w:trPr>
+        <w:tc>
+          <w:tcPr>
+            <w:cnfStyle w:val="001000000100" w:firstRow="0" w:lastRow="0" w:firstColumn="1" w:lastColumn="0" w:oddVBand="0" w:evenVBand="0" w:oddHBand="0" w:evenHBand="0" w:firstRowFirstColumn="1" w:firstRowLastColumn="0" w:lastRowFirstColumn="0" w:lastRowLastColumn="0"/>
+            <w:tcW w:w="1980" w:type="dxa"/>
+          </w:tcPr>
+          <w:p>
+            <w:r>
+              <w:t>Comando que había</w:t>
+            </w:r>
+          </w:p>
+        </w:tc>
+        <w:tc>
+          <w:tcPr>
+            <w:tcW w:w="2268" w:type="dxa"/>
+          </w:tcPr>
+          <w:p>
+            <w:pPr>
+              <w:cnfStyle w:val="100000000000" w:firstRow="1" w:lastRow="0" w:firstColumn="0" w:lastColumn="0" w:oddVBand="0" w:evenVBand="0" w:oddHBand="0" w:evenHBand="0" w:firstRowFirstColumn="0" w:firstRowLastColumn="0" w:lastRowFirstColumn="0" w:lastRowLastColumn="0"/>
+            </w:pPr>
+            <w:r>
+              <w:t>Comando que usamos</w:t>
+            </w:r>
+          </w:p>
+        </w:tc>
+        <w:tc>
+          <w:tcPr>
+            <w:tcW w:w="4961" w:type="dxa"/>
+          </w:tcPr>
+          <w:p>
+            <w:pPr>
+              <w:cnfStyle w:val="100000000000" w:firstRow="1" w:lastRow="0" w:firstColumn="0" w:lastColumn="0" w:oddVBand="0" w:evenVBand="0" w:oddHBand="0" w:evenHBand="0" w:firstRowFirstColumn="0" w:firstRowLastColumn="0" w:lastRowFirstColumn="0" w:lastRowLastColumn="0"/>
+            </w:pPr>
+            <w:r>
+              <w:t>Razón</w:t>
+            </w:r>
+          </w:p>
+        </w:tc>
+      </w:tr>
+      <w:tr>
+        <w:trPr>
+          <w:cnfStyle w:val="000000100000" w:firstRow="0" w:lastRow="0" w:firstColumn="0" w:lastColumn="0" w:oddVBand="0" w:evenVBand="0" w:oddHBand="1" w:evenHBand="0" w:firstRowFirstColumn="0" w:firstRowLastColumn="0" w:lastRowFirstColumn="0" w:lastRowLastColumn="0"/>
+        </w:trPr>
+        <w:tc>
+          <w:tcPr>
+            <w:cnfStyle w:val="001000000000" w:firstRow="0" w:lastRow="0" w:firstColumn="1" w:lastColumn="0" w:oddVBand="0" w:evenVBand="0" w:oddHBand="0" w:evenHBand="0" w:firstRowFirstColumn="0" w:firstRowLastColumn="0" w:lastRowFirstColumn="0" w:lastRowLastColumn="0"/>
+            <w:tcW w:w="1980" w:type="dxa"/>
+          </w:tcPr>
+          <w:p>
+            <w:pPr>
+              <w:jc w:val="center"/>
+              <w:rPr>
+                <w:rFonts w:ascii="Consolas" w:hAnsi="Consolas"/>
+                <w:b w:val="0"/>
+                <w:sz w:val="20"/>
+              </w:rPr>
+            </w:pPr>
+            <w:proofErr w:type="spellStart"/>
+            <w:r>
+              <w:rPr>
+                <w:rFonts w:ascii="Consolas" w:hAnsi="Consolas"/>
+                <w:b w:val="0"/>
+                <w:sz w:val="20"/>
+              </w:rPr>
+              <w:t>Processing_time</w:t>
+            </w:r>
+            <w:proofErr w:type="spellEnd"/>
+          </w:p>
+        </w:tc>
+        <w:tc>
+          <w:tcPr>
+            <w:tcW w:w="2268" w:type="dxa"/>
+          </w:tcPr>
+          <w:p>
+            <w:pPr>
+              <w:jc w:val="center"/>
+              <w:cnfStyle w:val="000000100000" w:firstRow="0" w:lastRow="0" w:firstColumn="0" w:lastColumn="0" w:oddVBand="0" w:evenVBand="0" w:oddHBand="1" w:evenHBand="0" w:firstRowFirstColumn="0" w:firstRowLastColumn="0" w:lastRowFirstColumn="0" w:lastRowLastColumn="0"/>
+              <w:rPr>
+                <w:rFonts w:ascii="Consolas" w:hAnsi="Consolas"/>
+                <w:b/>
+                <w:sz w:val="20"/>
+              </w:rPr>
+            </w:pPr>
+            <w:proofErr w:type="spellStart"/>
+            <w:r>
+              <w:rPr>
+                <w:rFonts w:ascii="Consolas" w:hAnsi="Consolas"/>
+                <w:b/>
+                <w:sz w:val="20"/>
+              </w:rPr>
+              <w:t>Thorughput_time</w:t>
+            </w:r>
+            <w:proofErr w:type="spellEnd"/>
+          </w:p>
+        </w:tc>
+        <w:tc>
+          <w:tcPr>
+            <w:tcW w:w="4961" w:type="dxa"/>
+          </w:tcPr>
+          <w:p>
+            <w:pPr>
+              <w:cnfStyle w:val="000000100000" w:firstRow="0" w:lastRow="0" w:firstColumn="0" w:lastColumn="0" w:oddVBand="0" w:evenVBand="0" w:oddHBand="1" w:evenHBand="0" w:firstRowFirstColumn="0" w:firstRowLastColumn="0" w:lastRowFirstColumn="0" w:lastRowLastColumn="0"/>
+            </w:pPr>
+            <w:r>
+              <w:t xml:space="preserve">Las multas no tienen duración de tarea, </w:t>
+            </w:r>
+            <w:r>
+              <w:t>sino</w:t>
+            </w:r>
+            <w:r>
+              <w:t xml:space="preserve"> tiempo de espera</w:t>
+            </w:r>
+          </w:p>
+        </w:tc>
+      </w:tr>
+      <w:tr>
+        <w:tc>
+          <w:tcPr>
+            <w:cnfStyle w:val="001000000000" w:firstRow="0" w:lastRow="0" w:firstColumn="1" w:lastColumn="0" w:oddVBand="0" w:evenVBand="0" w:oddHBand="0" w:evenHBand="0" w:firstRowFirstColumn="0" w:firstRowLastColumn="0" w:lastRowFirstColumn="0" w:lastRowLastColumn="0"/>
+            <w:tcW w:w="1980" w:type="dxa"/>
+          </w:tcPr>
+          <w:p>
+            <w:pPr>
+              <w:jc w:val="center"/>
+              <w:rPr>
+                <w:rFonts w:ascii="Consolas" w:hAnsi="Consolas"/>
+                <w:b w:val="0"/>
+                <w:sz w:val="20"/>
+              </w:rPr>
+            </w:pPr>
+            <w:proofErr w:type="spellStart"/>
+            <w:r>
+              <w:rPr>
+                <w:rFonts w:ascii="Consolas" w:hAnsi="Consolas"/>
+                <w:b w:val="0"/>
+                <w:sz w:val="20"/>
+              </w:rPr>
+              <w:t>Blood</w:t>
+            </w:r>
+            <w:proofErr w:type="spellEnd"/>
+            <w:r>
+              <w:rPr>
+                <w:rFonts w:ascii="Consolas" w:hAnsi="Consolas"/>
+                <w:b w:val="0"/>
+                <w:sz w:val="20"/>
+              </w:rPr>
+              <w:t xml:space="preserve"> test</w:t>
+            </w:r>
+          </w:p>
+        </w:tc>
+        <w:tc>
+          <w:tcPr>
+            <w:tcW w:w="2268" w:type="dxa"/>
+          </w:tcPr>
+          <w:p>
+            <w:pPr>
+              <w:jc w:val="center"/>
+              <w:cnfStyle w:val="000000000000" w:firstRow="0" w:lastRow="0" w:firstColumn="0" w:lastColumn="0" w:oddVBand="0" w:evenVBand="0" w:oddHBand="0" w:evenHBand="0" w:firstRowFirstColumn="0" w:firstRowLastColumn="0" w:lastRowFirstColumn="0" w:lastRowLastColumn="0"/>
+              <w:rPr>
+                <w:rFonts w:ascii="Consolas" w:hAnsi="Consolas"/>
+                <w:b/>
+                <w:sz w:val="20"/>
+              </w:rPr>
+            </w:pPr>
+            <w:proofErr w:type="spellStart"/>
+            <w:r>
+              <w:rPr>
+                <w:rFonts w:ascii="Consolas" w:hAnsi="Consolas"/>
+                <w:b/>
+                <w:sz w:val="20"/>
+              </w:rPr>
+              <w:t>Payment</w:t>
+            </w:r>
+            <w:proofErr w:type="spellEnd"/>
+          </w:p>
+        </w:tc>
+        <w:tc>
+          <w:tcPr>
+            <w:tcW w:w="4961" w:type="dxa"/>
+          </w:tcPr>
+          <w:p>
+            <w:pPr>
+              <w:cnfStyle w:val="000000000000" w:firstRow="0" w:lastRow="0" w:firstColumn="0" w:lastColumn="0" w:oddVBand="0" w:evenVBand="0" w:oddHBand="0" w:evenHBand="0" w:firstRowFirstColumn="0" w:firstRowLastColumn="0" w:lastRowFirstColumn="0" w:lastRowLastColumn="0"/>
+            </w:pPr>
+            <w:proofErr w:type="spellStart"/>
+            <w:r>
+              <w:rPr>
+                <w:i/>
+              </w:rPr>
+              <w:t>Payment</w:t>
+            </w:r>
+            <w:proofErr w:type="spellEnd"/>
+            <w:r>
+              <w:t xml:space="preserve"> corresponde a una etapa real de una multa de tráfico. </w:t>
+            </w:r>
+            <w:proofErr w:type="spellStart"/>
+            <w:r>
+              <w:rPr>
+                <w:i/>
+              </w:rPr>
+              <w:t>Blood</w:t>
+            </w:r>
+            <w:proofErr w:type="spellEnd"/>
+            <w:r>
+              <w:rPr>
+                <w:i/>
+              </w:rPr>
+              <w:t xml:space="preserve"> Test</w:t>
+            </w:r>
+            <w:r>
+              <w:t xml:space="preserve"> era una etapa del set anterior</w:t>
+            </w:r>
+          </w:p>
+        </w:tc>
+      </w:tr>
+      <w:tr>
+        <w:trPr>
+          <w:cnfStyle w:val="000000100000" w:firstRow="0" w:lastRow="0" w:firstColumn="0" w:lastColumn="0" w:oddVBand="0" w:evenVBand="0" w:oddHBand="1" w:evenHBand="0" w:firstRowFirstColumn="0" w:firstRowLastColumn="0" w:lastRowFirstColumn="0" w:lastRowLastColumn="0"/>
+        </w:trPr>
+        <w:tc>
+          <w:tcPr>
+            <w:cnfStyle w:val="001000000000" w:firstRow="0" w:lastRow="0" w:firstColumn="1" w:lastColumn="0" w:oddVBand="0" w:evenVBand="0" w:oddHBand="0" w:evenHBand="0" w:firstRowFirstColumn="0" w:firstRowLastColumn="0" w:lastRowFirstColumn="0" w:lastRowLastColumn="0"/>
+            <w:tcW w:w="1980" w:type="dxa"/>
+          </w:tcPr>
+          <w:p>
+            <w:pPr>
+              <w:jc w:val="center"/>
+              <w:rPr>
+                <w:rFonts w:ascii="Consolas" w:hAnsi="Consolas"/>
+                <w:b w:val="0"/>
+                <w:sz w:val="20"/>
+              </w:rPr>
+            </w:pPr>
+            <w:proofErr w:type="spellStart"/>
+            <w:r>
+              <w:rPr>
+                <w:rFonts w:ascii="Consolas" w:hAnsi="Consolas"/>
+                <w:b w:val="0"/>
+                <w:sz w:val="20"/>
+              </w:rPr>
+              <w:t>units</w:t>
+            </w:r>
+            <w:proofErr w:type="spellEnd"/>
+            <w:r>
+              <w:rPr>
+                <w:rFonts w:ascii="Consolas" w:hAnsi="Consolas"/>
+                <w:b w:val="0"/>
+                <w:sz w:val="20"/>
+              </w:rPr>
+              <w:t xml:space="preserve"> = ‘</w:t>
+            </w:r>
+            <w:proofErr w:type="spellStart"/>
+            <w:r>
+              <w:rPr>
+                <w:rFonts w:ascii="Consolas" w:hAnsi="Consolas"/>
+                <w:b w:val="0"/>
+                <w:sz w:val="20"/>
+              </w:rPr>
+              <w:t>mins</w:t>
+            </w:r>
+            <w:proofErr w:type="spellEnd"/>
+            <w:r>
+              <w:rPr>
+                <w:rFonts w:ascii="Consolas" w:hAnsi="Consolas"/>
+                <w:b w:val="0"/>
+                <w:sz w:val="20"/>
+              </w:rPr>
+              <w:t>’</w:t>
+            </w:r>
+          </w:p>
+        </w:tc>
+        <w:tc>
+          <w:tcPr>
+            <w:tcW w:w="2268" w:type="dxa"/>
+          </w:tcPr>
+          <w:p>
+            <w:pPr>
+              <w:jc w:val="center"/>
+              <w:cnfStyle w:val="000000100000" w:firstRow="0" w:lastRow="0" w:firstColumn="0" w:lastColumn="0" w:oddVBand="0" w:evenVBand="0" w:oddHBand="1" w:evenHBand="0" w:firstRowFirstColumn="0" w:firstRowLastColumn="0" w:lastRowFirstColumn="0" w:lastRowLastColumn="0"/>
+              <w:rPr>
+                <w:rFonts w:ascii="Consolas" w:hAnsi="Consolas"/>
+                <w:b/>
+                <w:sz w:val="20"/>
+              </w:rPr>
+            </w:pPr>
+            <w:proofErr w:type="spellStart"/>
+            <w:r>
+              <w:rPr>
+                <w:rFonts w:ascii="Consolas" w:hAnsi="Consolas"/>
+                <w:b/>
+                <w:sz w:val="20"/>
+              </w:rPr>
+              <w:t>units</w:t>
+            </w:r>
+            <w:proofErr w:type="spellEnd"/>
+            <w:r>
+              <w:rPr>
+                <w:rFonts w:ascii="Consolas" w:hAnsi="Consolas"/>
+                <w:b/>
+                <w:sz w:val="20"/>
+              </w:rPr>
+              <w:t xml:space="preserve"> = ‘</w:t>
+            </w:r>
+            <w:proofErr w:type="spellStart"/>
+            <w:r>
+              <w:rPr>
+                <w:rFonts w:ascii="Consolas" w:hAnsi="Consolas"/>
+                <w:b/>
+                <w:sz w:val="20"/>
+              </w:rPr>
+              <w:t>days</w:t>
+            </w:r>
+            <w:proofErr w:type="spellEnd"/>
+            <w:r>
+              <w:rPr>
+                <w:rFonts w:ascii="Consolas" w:hAnsi="Consolas"/>
+                <w:b/>
+                <w:sz w:val="20"/>
+              </w:rPr>
+              <w:t>’</w:t>
+            </w:r>
+          </w:p>
+        </w:tc>
+        <w:tc>
+          <w:tcPr>
+            <w:tcW w:w="4961" w:type="dxa"/>
+          </w:tcPr>
+          <w:p>
+            <w:pPr>
+              <w:cnfStyle w:val="000000100000" w:firstRow="0" w:lastRow="0" w:firstColumn="0" w:lastColumn="0" w:oddVBand="0" w:evenVBand="0" w:oddHBand="1" w:evenHBand="0" w:firstRowFirstColumn="0" w:firstRowLastColumn="0" w:lastRowFirstColumn="0" w:lastRowLastColumn="0"/>
+            </w:pPr>
+            <w:r>
+              <w:t>Nadie paga una multa en minutos. Estos datos usan escalas de días.</w:t>
+            </w:r>
+          </w:p>
+        </w:tc>
+      </w:tr>
+    </w:tbl>
+    <w:p>
+      <w:r>
+        <w:br/>
+      </w:r>
+      <w:r>
+        <w:t xml:space="preserve">En un proceso de multas, lo interesante no es cuánto tardan en imprimir el papel, sino </w:t>
+      </w:r>
+      <w:r>
+        <w:rPr>
+          <w:b/>
+          <w:bCs/>
+        </w:rPr>
+        <w:t>cuánto tiempo pasa entre un paso y otro</w:t>
+      </w:r>
+      <w:r>
+        <w:t xml:space="preserve"> (por ejemplo, cuánto tardan desde que crean la multa hasta que el ciudadano la paga).</w:t>
+      </w:r>
+    </w:p>
+    <w:p>
+      <w:r>
+        <w:t xml:space="preserve">Los datos son más consistentes, serán mostrados en el apartado de cálculo. </w:t>
+      </w:r>
+      <w:r>
+        <w:br/>
+        <w:t xml:space="preserve">Pero podemos obtener un resumen rápido con una fila de </w:t>
+      </w:r>
+      <w:proofErr w:type="spellStart"/>
+      <w:r>
+        <w:t>resúmen</w:t>
+      </w:r>
+      <w:proofErr w:type="spellEnd"/>
+      <w:r>
+        <w:t xml:space="preserve"> que en este caso incluye un filtro:</w:t>
+      </w:r>
+    </w:p>
+    <w:p>
+      <w:pPr>
+        <w:rPr>
+          <w:rStyle w:val="hljs-comment"/>
+        </w:rPr>
+      </w:pPr>
+      <w:r>
+        <w:rPr>
+          <w:rStyle w:val="hljs-comment"/>
+        </w:rPr>
+        <w:t>En lugar de medir cuánt</w:t>
+      </w:r>
+      <w:r>
+        <w:rPr>
+          <w:rStyle w:val="hljs-comment"/>
+        </w:rPr>
+        <w:t xml:space="preserve">o "tarda" el pago (que es 0), </w:t>
+      </w:r>
+      <w:r>
+        <w:rPr>
+          <w:rStyle w:val="hljs-comment"/>
+        </w:rPr>
+        <w:t>mide cuánto tarda toda la multa (log) para los casos que incluyeron un pago.</w:t>
+      </w:r>
+    </w:p>
+    <w:p>
+      <w:r>
+        <w:drawing>
+          <wp:inline distT="0" distB="0" distL="0" distR="0" wp14:anchorId="4AFFE82C" wp14:editId="1D7CE6F9">
+            <wp:extent cx="5612130" cy="536575"/>
+            <wp:effectExtent l="0" t="0" r="7620" b="0"/>
+            <wp:docPr id="2" name="Imagen 2"/>
+            <wp:cNvGraphicFramePr>
+              <a:graphicFrameLocks xmlns:a="http://schemas.openxmlformats.org/drawingml/2006/main" noChangeAspect="1"/>
+            </wp:cNvGraphicFramePr>
+            <a:graphic xmlns:a="http://schemas.openxmlformats.org/drawingml/2006/main">
+              <a:graphicData uri="http://schemas.openxmlformats.org/drawingml/2006/picture">
+                <pic:pic xmlns:pic="http://schemas.openxmlformats.org/drawingml/2006/picture">
+                  <pic:nvPicPr>
+                    <pic:cNvPr id="1" name=""/>
+                    <pic:cNvPicPr/>
+                  </pic:nvPicPr>
+                  <pic:blipFill>
+                    <a:blip r:embed="rId9"/>
+                    <a:stretch>
+                      <a:fillRect/>
+                    </a:stretch>
+                  </pic:blipFill>
+                  <pic:spPr>
+                    <a:xfrm>
+                      <a:off x="0" y="0"/>
+                      <a:ext cx="5612130" cy="536575"/>
+                    </a:xfrm>
+                    <a:prstGeom prst="rect">
+                      <a:avLst/>
+                    </a:prstGeom>
+                  </pic:spPr>
+                </pic:pic>
+              </a:graphicData>
+            </a:graphic>
+          </wp:inline>
+        </w:drawing>
+      </w:r>
+    </w:p>
+    <w:p>
+      <w:r>
+        <w:t xml:space="preserve">En base a un filtro (que ahora es distinto) podemos obtener un mapa de proceso. Hemos elegido hacer nuestro mapa de proceso que representa los distintos procesos que, según los registros, terminaron en juicio. </w:t>
+      </w:r>
+    </w:p>
+    <w:p>
+      <w:r>
+        <w:drawing>
+          <wp:inline distT="0" distB="0" distL="0" distR="0" wp14:anchorId="6AA61207" wp14:editId="000E922E">
+            <wp:extent cx="5609560" cy="234043"/>
+            <wp:effectExtent l="0" t="0" r="0" b="0"/>
+            <wp:docPr id="7" name="Imagen 7"/>
+            <wp:cNvGraphicFramePr>
+              <a:graphicFrameLocks xmlns:a="http://schemas.openxmlformats.org/drawingml/2006/main" noChangeAspect="1"/>
+            </wp:cNvGraphicFramePr>
+            <a:graphic xmlns:a="http://schemas.openxmlformats.org/drawingml/2006/main">
+              <a:graphicData uri="http://schemas.openxmlformats.org/drawingml/2006/picture">
+                <pic:pic xmlns:pic="http://schemas.openxmlformats.org/drawingml/2006/picture">
+                  <pic:nvPicPr>
+                    <pic:cNvPr id="1" name=""/>
+                    <pic:cNvPicPr/>
+                  </pic:nvPicPr>
+                  <pic:blipFill rotWithShape="1">
+                    <a:blip r:embed="rId10"/>
+                    <a:srcRect t="18634" b="49292"/>
+                    <a:stretch/>
+                  </pic:blipFill>
+                  <pic:spPr bwMode="auto">
+                    <a:xfrm>
+                      <a:off x="0" y="0"/>
+                      <a:ext cx="5612130" cy="234150"/>
+                    </a:xfrm>
+                    <a:prstGeom prst="rect">
+                      <a:avLst/>
+                    </a:prstGeom>
+                    <a:ln>
+                      <a:noFill/>
+                    </a:ln>
+                    <a:extLst>
+                      <a:ext uri="{53640926-AAD7-44D8-BBD7-CCE9431645EC}">
+                        <a14:shadowObscured xmlns:a14="http://schemas.microsoft.com/office/drawing/2010/main"/>
+                      </a:ext>
+                    </a:extLst>
+                  </pic:spPr>
+                </pic:pic>
+              </a:graphicData>
+            </a:graphic>
+          </wp:inline>
+        </w:drawing>
+      </w:r>
+    </w:p>
+    <w:p>
+      <w:r>
+        <w:t xml:space="preserve">Esto quiere decir que, de nuestra tabla de registros de datos que enlistan casos y configuraciones de eventos sobre las multas de tráfico, estamos eligiendo sólo las que incluyeron una </w:t>
+      </w:r>
+      <w:r>
+        <w:rPr>
+          <w:i/>
+        </w:rPr>
+        <w:t>Apelación a juicio</w:t>
+      </w:r>
+      <w:r>
+        <w:t xml:space="preserve"> y ahora haremos un mapa de procesos de esas configuraciones, como se ve a continuación:</w:t>
+      </w:r>
+    </w:p>
+    <w:p/>
+    <w:p>
+      <w:r>
+        <w:lastRenderedPageBreak/>
+        <w:drawing>
+          <wp:anchor distT="0" distB="0" distL="114300" distR="114300" simplePos="0" relativeHeight="251660288" behindDoc="0" locked="0" layoutInCell="1" allowOverlap="1" wp14:anchorId="4A832E10" wp14:editId="258AF1C2">
+            <wp:simplePos x="0" y="0"/>
+            <wp:positionH relativeFrom="margin">
+              <wp:align>center</wp:align>
+            </wp:positionH>
+            <wp:positionV relativeFrom="paragraph">
+              <wp:posOffset>571712</wp:posOffset>
+            </wp:positionV>
+            <wp:extent cx="5928360" cy="2000250"/>
+            <wp:effectExtent l="0" t="0" r="0" b="0"/>
+            <wp:wrapSquare wrapText="bothSides"/>
+            <wp:docPr id="8" name="Imagen 8"/>
+            <wp:cNvGraphicFramePr>
+              <a:graphicFrameLocks xmlns:a="http://schemas.openxmlformats.org/drawingml/2006/main" noChangeAspect="1"/>
+            </wp:cNvGraphicFramePr>
+            <a:graphic xmlns:a="http://schemas.openxmlformats.org/drawingml/2006/main">
+              <a:graphicData uri="http://schemas.openxmlformats.org/drawingml/2006/picture">
+                <pic:pic xmlns:pic="http://schemas.openxmlformats.org/drawingml/2006/picture">
+                  <pic:nvPicPr>
+                    <pic:cNvPr id="1" name=""/>
+                    <pic:cNvPicPr/>
+                  </pic:nvPicPr>
+                  <pic:blipFill>
+                    <a:blip r:embed="rId11" cstate="print">
+                      <a:extLst>
+                        <a:ext uri="{28A0092B-C50C-407E-A947-70E740481C1C}">
+                          <a14:useLocalDpi xmlns:a14="http://schemas.microsoft.com/office/drawing/2010/main" val="0"/>
+                        </a:ext>
+                      </a:extLst>
+                    </a:blip>
+                    <a:stretch>
+                      <a:fillRect/>
+                    </a:stretch>
+                  </pic:blipFill>
+                  <pic:spPr>
+                    <a:xfrm>
+                      <a:off x="0" y="0"/>
+                      <a:ext cx="5928360" cy="2000250"/>
+                    </a:xfrm>
+                    <a:prstGeom prst="rect">
+                      <a:avLst/>
+                    </a:prstGeom>
+                  </pic:spPr>
+                </pic:pic>
+              </a:graphicData>
+            </a:graphic>
+            <wp14:sizeRelH relativeFrom="margin">
+              <wp14:pctWidth>0</wp14:pctWidth>
+            </wp14:sizeRelH>
+            <wp14:sizeRelV relativeFrom="margin">
+              <wp14:pctHeight>0</wp14:pctHeight>
+            </wp14:sizeRelV>
+          </wp:anchor>
+        </w:drawing>
+      </w:r>
+      <w:r>
+        <w:drawing>
+          <wp:inline distT="0" distB="0" distL="0" distR="0" wp14:anchorId="4A37187D" wp14:editId="3EB35DA9">
+            <wp:extent cx="5610427" cy="316411"/>
+            <wp:effectExtent l="0" t="0" r="0" b="7620"/>
+            <wp:docPr id="5" name="Imagen 5"/>
+            <wp:cNvGraphicFramePr>
+              <a:graphicFrameLocks xmlns:a="http://schemas.openxmlformats.org/drawingml/2006/main" noChangeAspect="1"/>
+            </wp:cNvGraphicFramePr>
+            <a:graphic xmlns:a="http://schemas.openxmlformats.org/drawingml/2006/main">
+              <a:graphicData uri="http://schemas.openxmlformats.org/drawingml/2006/picture">
+                <pic:pic xmlns:pic="http://schemas.openxmlformats.org/drawingml/2006/picture">
+                  <pic:nvPicPr>
+                    <pic:cNvPr id="1" name=""/>
+                    <pic:cNvPicPr/>
+                  </pic:nvPicPr>
+                  <pic:blipFill rotWithShape="1">
+                    <a:blip r:embed="rId10"/>
+                    <a:srcRect t="56658"/>
+                    <a:stretch/>
+                  </pic:blipFill>
+                  <pic:spPr bwMode="auto">
+                    <a:xfrm>
+                      <a:off x="0" y="0"/>
+                      <a:ext cx="5612130" cy="316507"/>
+                    </a:xfrm>
+                    <a:prstGeom prst="rect">
+                      <a:avLst/>
+                    </a:prstGeom>
+                    <a:ln>
+                      <a:noFill/>
+                    </a:ln>
+                    <a:extLst>
+                      <a:ext uri="{53640926-AAD7-44D8-BBD7-CCE9431645EC}">
+                        <a14:shadowObscured xmlns:a14="http://schemas.microsoft.com/office/drawing/2010/main"/>
+                      </a:ext>
+                    </a:extLst>
+                  </pic:spPr>
+                </pic:pic>
+              </a:graphicData>
+            </a:graphic>
+          </wp:inline>
+        </w:drawing>
+      </w:r>
+    </w:p>
+    <w:p>
       <w:bookmarkStart w:id="0" w:name="_GoBack"/>
       <w:bookmarkEnd w:id="0"/>
     </w:p>
-    <w:p/>
     <w:p/>
     <w:sectPr>
       <w:pgSz w:w="12240" w:h="15840"/>
@@ -2560,7 +3109,7 @@
 </file>
 
 <file path=word/styles.xml><?xml version="1.0" encoding="utf-8"?>
-<w:styles xmlns:mc="http://schemas.openxmlformats.org/markup-compatibility/2006" xmlns:r="http://schemas.openxmlformats.org/officeDocument/2006/relationships" xmlns:w="http://schemas.openxmlformats.org/wordprocessingml/2006/main" xmlns:w14="http://schemas.microsoft.com/office/word/2010/wordml" xmlns:w15="http://schemas.microsoft.com/office/word/2012/wordml" xmlns:w16se="http://schemas.microsoft.com/office/word/2015/wordml/symex" mc:Ignorable="w14 w15 w16se">
+<w:styles xmlns:mc="http://schemas.openxmlformats.org/markup-compatibility/2006" xmlns:r="http://schemas.openxmlformats.org/officeDocument/2006/relationships" xmlns:w="http://schemas.openxmlformats.org/wordprocessingml/2006/main" xmlns:w14="http://schemas.microsoft.com/office/word/2010/wordml" xmlns:w15="http://schemas.microsoft.com/office/word/2012/wordml" mc:Ignorable="w14 w15">
   <w:docDefaults>
     <w:rPrDefault>
       <w:rPr>
@@ -2953,9 +3502,31 @@
     <w:name w:val="Normal"/>
     <w:qFormat/>
   </w:style>
+  <w:style w:type="paragraph" w:styleId="Ttulo1">
+    <w:name w:val="heading 1"/>
+    <w:basedOn w:val="Normal"/>
+    <w:next w:val="Normal"/>
+    <w:link w:val="Ttulo1Car"/>
+    <w:uiPriority w:val="9"/>
+    <w:qFormat/>
+    <w:rsid w:val="00027086"/>
+    <w:pPr>
+      <w:keepNext/>
+      <w:keepLines/>
+      <w:spacing w:before="240" w:after="0"/>
+      <w:outlineLvl w:val="0"/>
+    </w:pPr>
+    <w:rPr>
+      <w:rFonts w:asciiTheme="majorHAnsi" w:eastAsiaTheme="majorEastAsia" w:hAnsiTheme="majorHAnsi" w:cstheme="majorBidi"/>
+      <w:color w:val="2E74B5" w:themeColor="accent1" w:themeShade="BF"/>
+      <w:sz w:val="32"/>
+      <w:szCs w:val="32"/>
+    </w:rPr>
+  </w:style>
   <w:style w:type="character" w:default="1" w:styleId="Fuentedeprrafopredeter">
     <w:name w:val="Default Paragraph Font"/>
     <w:uiPriority w:val="1"/>
+    <w:semiHidden/>
     <w:unhideWhenUsed/>
   </w:style>
   <w:style w:type="table" w:default="1" w:styleId="Tablanormal">
@@ -3067,6 +3638,181 @@
       <w:color w:val="0000FF"/>
       <w:u w:val="single"/>
     </w:rPr>
+  </w:style>
+  <w:style w:type="table" w:styleId="Tablaconcuadrcula">
+    <w:name w:val="Table Grid"/>
+    <w:basedOn w:val="Tablanormal"/>
+    <w:uiPriority w:val="39"/>
+    <w:rsid w:val="000F734F"/>
+    <w:pPr>
+      <w:spacing w:after="0" w:line="240" w:lineRule="auto"/>
+    </w:pPr>
+    <w:tblPr>
+      <w:tblInd w:w="0" w:type="dxa"/>
+      <w:tblBorders>
+        <w:top w:val="single" w:sz="4" w:space="0" w:color="auto"/>
+        <w:left w:val="single" w:sz="4" w:space="0" w:color="auto"/>
+        <w:bottom w:val="single" w:sz="4" w:space="0" w:color="auto"/>
+        <w:right w:val="single" w:sz="4" w:space="0" w:color="auto"/>
+        <w:insideH w:val="single" w:sz="4" w:space="0" w:color="auto"/>
+        <w:insideV w:val="single" w:sz="4" w:space="0" w:color="auto"/>
+      </w:tblBorders>
+      <w:tblCellMar>
+        <w:top w:w="0" w:type="dxa"/>
+        <w:left w:w="108" w:type="dxa"/>
+        <w:bottom w:w="0" w:type="dxa"/>
+        <w:right w:w="108" w:type="dxa"/>
+      </w:tblCellMar>
+    </w:tblPr>
+  </w:style>
+  <w:style w:type="table" w:styleId="Tabladelista3-nfasis5">
+    <w:name w:val="List Table 3 Accent 5"/>
+    <w:basedOn w:val="Tablanormal"/>
+    <w:uiPriority w:val="48"/>
+    <w:rsid w:val="00027086"/>
+    <w:pPr>
+      <w:spacing w:after="0" w:line="240" w:lineRule="auto"/>
+    </w:pPr>
+    <w:tblPr>
+      <w:tblStyleRowBandSize w:val="1"/>
+      <w:tblStyleColBandSize w:val="1"/>
+      <w:tblInd w:w="0" w:type="dxa"/>
+      <w:tblBorders>
+        <w:top w:val="single" w:sz="4" w:space="0" w:color="4472C4" w:themeColor="accent5"/>
+        <w:left w:val="single" w:sz="4" w:space="0" w:color="4472C4" w:themeColor="accent5"/>
+        <w:bottom w:val="single" w:sz="4" w:space="0" w:color="4472C4" w:themeColor="accent5"/>
+        <w:right w:val="single" w:sz="4" w:space="0" w:color="4472C4" w:themeColor="accent5"/>
+      </w:tblBorders>
+      <w:tblCellMar>
+        <w:top w:w="0" w:type="dxa"/>
+        <w:left w:w="108" w:type="dxa"/>
+        <w:bottom w:w="0" w:type="dxa"/>
+        <w:right w:w="108" w:type="dxa"/>
+      </w:tblCellMar>
+    </w:tblPr>
+    <w:tblStylePr w:type="firstRow">
+      <w:rPr>
+        <w:b/>
+        <w:bCs/>
+        <w:color w:val="FFFFFF" w:themeColor="background1"/>
+      </w:rPr>
+      <w:tblPr/>
+      <w:tcPr>
+        <w:shd w:val="clear" w:color="auto" w:fill="4472C4" w:themeFill="accent5"/>
+      </w:tcPr>
+    </w:tblStylePr>
+    <w:tblStylePr w:type="lastRow">
+      <w:rPr>
+        <w:b/>
+        <w:bCs/>
+      </w:rPr>
+      <w:tblPr/>
+      <w:tcPr>
+        <w:tcBorders>
+          <w:top w:val="double" w:sz="4" w:space="0" w:color="4472C4" w:themeColor="accent5"/>
+        </w:tcBorders>
+        <w:shd w:val="clear" w:color="auto" w:fill="FFFFFF" w:themeFill="background1"/>
+      </w:tcPr>
+    </w:tblStylePr>
+    <w:tblStylePr w:type="firstCol">
+      <w:rPr>
+        <w:b/>
+        <w:bCs/>
+      </w:rPr>
+      <w:tblPr/>
+      <w:tcPr>
+        <w:tcBorders>
+          <w:right w:val="nil"/>
+        </w:tcBorders>
+        <w:shd w:val="clear" w:color="auto" w:fill="FFFFFF" w:themeFill="background1"/>
+      </w:tcPr>
+    </w:tblStylePr>
+    <w:tblStylePr w:type="lastCol">
+      <w:rPr>
+        <w:b/>
+        <w:bCs/>
+      </w:rPr>
+      <w:tblPr/>
+      <w:tcPr>
+        <w:tcBorders>
+          <w:left w:val="nil"/>
+        </w:tcBorders>
+        <w:shd w:val="clear" w:color="auto" w:fill="FFFFFF" w:themeFill="background1"/>
+      </w:tcPr>
+    </w:tblStylePr>
+    <w:tblStylePr w:type="band1Vert">
+      <w:tblPr/>
+      <w:tcPr>
+        <w:tcBorders>
+          <w:left w:val="single" w:sz="4" w:space="0" w:color="4472C4" w:themeColor="accent5"/>
+          <w:right w:val="single" w:sz="4" w:space="0" w:color="4472C4" w:themeColor="accent5"/>
+        </w:tcBorders>
+      </w:tcPr>
+    </w:tblStylePr>
+    <w:tblStylePr w:type="band1Horz">
+      <w:tblPr/>
+      <w:tcPr>
+        <w:tcBorders>
+          <w:top w:val="single" w:sz="4" w:space="0" w:color="4472C4" w:themeColor="accent5"/>
+          <w:bottom w:val="single" w:sz="4" w:space="0" w:color="4472C4" w:themeColor="accent5"/>
+          <w:insideH w:val="nil"/>
+        </w:tcBorders>
+      </w:tcPr>
+    </w:tblStylePr>
+    <w:tblStylePr w:type="neCell">
+      <w:tblPr/>
+      <w:tcPr>
+        <w:tcBorders>
+          <w:left w:val="nil"/>
+          <w:bottom w:val="nil"/>
+        </w:tcBorders>
+      </w:tcPr>
+    </w:tblStylePr>
+    <w:tblStylePr w:type="nwCell">
+      <w:tblPr/>
+      <w:tcPr>
+        <w:tcBorders>
+          <w:bottom w:val="nil"/>
+          <w:right w:val="nil"/>
+        </w:tcBorders>
+      </w:tcPr>
+    </w:tblStylePr>
+    <w:tblStylePr w:type="seCell">
+      <w:tblPr/>
+      <w:tcPr>
+        <w:tcBorders>
+          <w:top w:val="double" w:sz="4" w:space="0" w:color="4472C4" w:themeColor="accent5"/>
+          <w:left w:val="nil"/>
+        </w:tcBorders>
+      </w:tcPr>
+    </w:tblStylePr>
+    <w:tblStylePr w:type="swCell">
+      <w:tblPr/>
+      <w:tcPr>
+        <w:tcBorders>
+          <w:top w:val="double" w:sz="4" w:space="0" w:color="4472C4" w:themeColor="accent5"/>
+          <w:right w:val="nil"/>
+        </w:tcBorders>
+      </w:tcPr>
+    </w:tblStylePr>
+  </w:style>
+  <w:style w:type="character" w:customStyle="1" w:styleId="Ttulo1Car">
+    <w:name w:val="Título 1 Car"/>
+    <w:basedOn w:val="Fuentedeprrafopredeter"/>
+    <w:link w:val="Ttulo1"/>
+    <w:uiPriority w:val="9"/>
+    <w:rsid w:val="00027086"/>
+    <w:rPr>
+      <w:rFonts w:asciiTheme="majorHAnsi" w:eastAsiaTheme="majorEastAsia" w:hAnsiTheme="majorHAnsi" w:cstheme="majorBidi"/>
+      <w:color w:val="2E74B5" w:themeColor="accent1" w:themeShade="BF"/>
+      <w:sz w:val="32"/>
+      <w:szCs w:val="32"/>
+    </w:rPr>
+  </w:style>
+  <w:style w:type="character" w:customStyle="1" w:styleId="hljs-comment">
+    <w:name w:val="hljs-comment"/>
+    <w:basedOn w:val="Fuentedeprrafopredeter"/>
+    <w:rsid w:val="000519A4"/>
   </w:style>
 </w:styles>
 </file>

--- a/Minería de datos/Practica 3/Practica 3.docx
+++ b/Minería de datos/Practica 3/Practica 3.docx
@@ -613,14 +613,7 @@
                               <w:rPr>
                                 <w:sz w:val="18"/>
                               </w:rPr>
-                              <w:t>processing_</w:t>
-                            </w:r>
-                            <w:proofErr w:type="gramStart"/>
-                            <w:r>
-                              <w:rPr>
-                                <w:sz w:val="18"/>
-                              </w:rPr>
-                              <w:t>time</w:t>
+                              <w:t>processing_time</w:t>
                             </w:r>
                             <w:proofErr w:type="spellEnd"/>
                             <w:r>
@@ -630,7 +623,6 @@
                               <w:t>(</w:t>
                             </w:r>
                             <w:proofErr w:type="spellStart"/>
-                            <w:proofErr w:type="gramEnd"/>
                             <w:r>
                               <w:rPr>
                                 <w:sz w:val="18"/>
@@ -699,14 +691,7 @@
                               <w:rPr>
                                 <w:sz w:val="18"/>
                               </w:rPr>
-                              <w:t>processing_</w:t>
-                            </w:r>
-                            <w:proofErr w:type="gramStart"/>
-                            <w:r>
-                              <w:rPr>
-                                <w:sz w:val="18"/>
-                              </w:rPr>
-                              <w:t>time</w:t>
+                              <w:t>processing_time</w:t>
                             </w:r>
                             <w:proofErr w:type="spellEnd"/>
                             <w:r>
@@ -716,7 +701,6 @@
                               <w:t>(</w:t>
                             </w:r>
                             <w:proofErr w:type="spellStart"/>
-                            <w:proofErr w:type="gramEnd"/>
                             <w:r>
                               <w:rPr>
                                 <w:sz w:val="18"/>
@@ -781,7 +765,6 @@
                               </w:rPr>
                             </w:pPr>
                             <w:proofErr w:type="spellStart"/>
-                            <w:proofErr w:type="gramStart"/>
                             <w:r>
                               <w:rPr>
                                 <w:sz w:val="18"/>
@@ -789,7 +772,6 @@
                               <w:t>patients</w:t>
                             </w:r>
                             <w:proofErr w:type="spellEnd"/>
-                            <w:proofErr w:type="gramEnd"/>
                             <w:r>
                               <w:rPr>
                                 <w:sz w:val="18"/>
@@ -893,28 +875,14 @@
                               <w:rPr>
                                 <w:sz w:val="18"/>
                               </w:rPr>
-                              <w:t>activity_</w:t>
-                            </w:r>
-                            <w:proofErr w:type="gramStart"/>
-                            <w:r>
-                              <w:rPr>
-                                <w:sz w:val="18"/>
-                              </w:rPr>
-                              <w:t>frequency</w:t>
+                              <w:t>activity_frequency</w:t>
                             </w:r>
                             <w:proofErr w:type="spellEnd"/>
                             <w:r>
                               <w:rPr>
                                 <w:sz w:val="18"/>
                               </w:rPr>
-                              <w:t>(</w:t>
-                            </w:r>
-                            <w:proofErr w:type="gramEnd"/>
-                            <w:r>
-                              <w:rPr>
-                                <w:sz w:val="18"/>
-                              </w:rPr>
-                              <w:t xml:space="preserve">sepsis, </w:t>
+                              <w:t xml:space="preserve">(sepsis, </w:t>
                             </w:r>
                             <w:proofErr w:type="spellStart"/>
                             <w:r>
@@ -999,28 +967,14 @@
                               <w:rPr>
                                 <w:sz w:val="18"/>
                               </w:rPr>
-                              <w:t>filter_activity_</w:t>
-                            </w:r>
-                            <w:proofErr w:type="gramStart"/>
-                            <w:r>
-                              <w:rPr>
-                                <w:sz w:val="18"/>
-                              </w:rPr>
-                              <w:t>presence</w:t>
+                              <w:t>filter_activity_presence</w:t>
                             </w:r>
                             <w:proofErr w:type="spellEnd"/>
                             <w:r>
                               <w:rPr>
                                 <w:sz w:val="18"/>
                               </w:rPr>
-                              <w:t>(</w:t>
-                            </w:r>
-                            <w:proofErr w:type="gramEnd"/>
-                            <w:r>
-                              <w:rPr>
-                                <w:sz w:val="18"/>
-                              </w:rPr>
-                              <w:t>sepsis, "</w:t>
+                              <w:t>(sepsis, "</w:t>
                             </w:r>
                             <w:proofErr w:type="spellStart"/>
                             <w:r>
@@ -1063,14 +1017,7 @@
                               <w:rPr>
                                 <w:sz w:val="18"/>
                               </w:rPr>
-                              <w:t>process_</w:t>
-                            </w:r>
-                            <w:proofErr w:type="gramStart"/>
-                            <w:r>
-                              <w:rPr>
-                                <w:sz w:val="18"/>
-                              </w:rPr>
-                              <w:t>map</w:t>
+                              <w:t>process_map</w:t>
                             </w:r>
                             <w:proofErr w:type="spellEnd"/>
                             <w:r>
@@ -1080,7 +1027,6 @@
                               <w:t>(</w:t>
                             </w:r>
                             <w:proofErr w:type="spellStart"/>
-                            <w:proofErr w:type="gramEnd"/>
                             <w:r>
                               <w:rPr>
                                 <w:sz w:val="18"/>
@@ -1521,14 +1467,7 @@
                         <w:rPr>
                           <w:sz w:val="18"/>
                         </w:rPr>
-                        <w:t>processing_</w:t>
-                      </w:r>
-                      <w:proofErr w:type="gramStart"/>
-                      <w:r>
-                        <w:rPr>
-                          <w:sz w:val="18"/>
-                        </w:rPr>
-                        <w:t>time</w:t>
+                        <w:t>processing_time</w:t>
                       </w:r>
                       <w:proofErr w:type="spellEnd"/>
                       <w:r>
@@ -1538,7 +1477,6 @@
                         <w:t>(</w:t>
                       </w:r>
                       <w:proofErr w:type="spellStart"/>
-                      <w:proofErr w:type="gramEnd"/>
                       <w:r>
                         <w:rPr>
                           <w:sz w:val="18"/>
@@ -1607,14 +1545,7 @@
                         <w:rPr>
                           <w:sz w:val="18"/>
                         </w:rPr>
-                        <w:t>processing_</w:t>
-                      </w:r>
-                      <w:proofErr w:type="gramStart"/>
-                      <w:r>
-                        <w:rPr>
-                          <w:sz w:val="18"/>
-                        </w:rPr>
-                        <w:t>time</w:t>
+                        <w:t>processing_time</w:t>
                       </w:r>
                       <w:proofErr w:type="spellEnd"/>
                       <w:r>
@@ -1624,7 +1555,6 @@
                         <w:t>(</w:t>
                       </w:r>
                       <w:proofErr w:type="spellStart"/>
-                      <w:proofErr w:type="gramEnd"/>
                       <w:r>
                         <w:rPr>
                           <w:sz w:val="18"/>
@@ -1689,7 +1619,6 @@
                         </w:rPr>
                       </w:pPr>
                       <w:proofErr w:type="spellStart"/>
-                      <w:proofErr w:type="gramStart"/>
                       <w:r>
                         <w:rPr>
                           <w:sz w:val="18"/>
@@ -1697,7 +1626,6 @@
                         <w:t>patients</w:t>
                       </w:r>
                       <w:proofErr w:type="spellEnd"/>
-                      <w:proofErr w:type="gramEnd"/>
                       <w:r>
                         <w:rPr>
                           <w:sz w:val="18"/>
@@ -1801,28 +1729,14 @@
                         <w:rPr>
                           <w:sz w:val="18"/>
                         </w:rPr>
-                        <w:t>activity_</w:t>
-                      </w:r>
-                      <w:proofErr w:type="gramStart"/>
-                      <w:r>
-                        <w:rPr>
-                          <w:sz w:val="18"/>
-                        </w:rPr>
-                        <w:t>frequency</w:t>
+                        <w:t>activity_frequency</w:t>
                       </w:r>
                       <w:proofErr w:type="spellEnd"/>
                       <w:r>
                         <w:rPr>
                           <w:sz w:val="18"/>
                         </w:rPr>
-                        <w:t>(</w:t>
-                      </w:r>
-                      <w:proofErr w:type="gramEnd"/>
-                      <w:r>
-                        <w:rPr>
-                          <w:sz w:val="18"/>
-                        </w:rPr>
-                        <w:t xml:space="preserve">sepsis, </w:t>
+                        <w:t xml:space="preserve">(sepsis, </w:t>
                       </w:r>
                       <w:proofErr w:type="spellStart"/>
                       <w:r>
@@ -1907,28 +1821,14 @@
                         <w:rPr>
                           <w:sz w:val="18"/>
                         </w:rPr>
-                        <w:t>filter_activity_</w:t>
-                      </w:r>
-                      <w:proofErr w:type="gramStart"/>
-                      <w:r>
-                        <w:rPr>
-                          <w:sz w:val="18"/>
-                        </w:rPr>
-                        <w:t>presence</w:t>
+                        <w:t>filter_activity_presence</w:t>
                       </w:r>
                       <w:proofErr w:type="spellEnd"/>
                       <w:r>
                         <w:rPr>
                           <w:sz w:val="18"/>
                         </w:rPr>
-                        <w:t>(</w:t>
-                      </w:r>
-                      <w:proofErr w:type="gramEnd"/>
-                      <w:r>
-                        <w:rPr>
-                          <w:sz w:val="18"/>
-                        </w:rPr>
-                        <w:t>sepsis, "</w:t>
+                        <w:t>(sepsis, "</w:t>
                       </w:r>
                       <w:proofErr w:type="spellStart"/>
                       <w:r>
@@ -1971,14 +1871,7 @@
                         <w:rPr>
                           <w:sz w:val="18"/>
                         </w:rPr>
-                        <w:t>process_</w:t>
-                      </w:r>
-                      <w:proofErr w:type="gramStart"/>
-                      <w:r>
-                        <w:rPr>
-                          <w:sz w:val="18"/>
-                        </w:rPr>
-                        <w:t>map</w:t>
+                        <w:t>process_map</w:t>
                       </w:r>
                       <w:proofErr w:type="spellEnd"/>
                       <w:r>
@@ -1988,7 +1881,6 @@
                         <w:t>(</w:t>
                       </w:r>
                       <w:proofErr w:type="spellStart"/>
-                      <w:proofErr w:type="gramEnd"/>
                       <w:r>
                         <w:rPr>
                           <w:sz w:val="18"/>
@@ -2081,7 +1973,7 @@
       <w:r>
         <w:t xml:space="preserve">Nuestra elección es </w:t>
       </w:r>
-      <w:hyperlink r:id="rId4" w:history="1">
+      <w:hyperlink r:id="rId5" w:history="1">
         <w:proofErr w:type="spellStart"/>
         <w:r>
           <w:rPr>
@@ -2111,92 +2003,6 @@
             <wp:extent cx="5612130" cy="757555"/>
             <wp:effectExtent l="0" t="0" r="7620" b="4445"/>
             <wp:docPr id="1" name="Imagen 1"/>
-            <wp:cNvGraphicFramePr>
-              <a:graphicFrameLocks xmlns:a="http://schemas.openxmlformats.org/drawingml/2006/main" noChangeAspect="1"/>
-            </wp:cNvGraphicFramePr>
-            <a:graphic xmlns:a="http://schemas.openxmlformats.org/drawingml/2006/main">
-              <a:graphicData uri="http://schemas.openxmlformats.org/drawingml/2006/picture">
-                <pic:pic xmlns:pic="http://schemas.openxmlformats.org/drawingml/2006/picture">
-                  <pic:nvPicPr>
-                    <pic:cNvPr id="1" name=""/>
-                    <pic:cNvPicPr/>
-                  </pic:nvPicPr>
-                  <pic:blipFill>
-                    <a:blip r:embed="rId5"/>
-                    <a:stretch>
-                      <a:fillRect/>
-                    </a:stretch>
-                  </pic:blipFill>
-                  <pic:spPr>
-                    <a:xfrm>
-                      <a:off x="0" y="0"/>
-                      <a:ext cx="5612130" cy="757555"/>
-                    </a:xfrm>
-                    <a:prstGeom prst="rect">
-                      <a:avLst/>
-                    </a:prstGeom>
-                  </pic:spPr>
-                </pic:pic>
-              </a:graphicData>
-            </a:graphic>
-          </wp:inline>
-        </w:drawing>
-      </w:r>
-    </w:p>
-    <w:p>
-      <w:r>
-        <w:t>Después, del script original remplazamos “</w:t>
-      </w:r>
-      <w:proofErr w:type="spellStart"/>
-      <w:r>
-        <w:rPr>
-          <w:rStyle w:val="CdigoHTML"/>
-          <w:rFonts w:eastAsiaTheme="minorHAnsi"/>
-        </w:rPr>
-        <w:t>patients</w:t>
-      </w:r>
-      <w:proofErr w:type="spellEnd"/>
-      <w:r>
-        <w:t>” por “</w:t>
-      </w:r>
-      <w:proofErr w:type="spellStart"/>
-      <w:r>
-        <w:rPr>
-          <w:rStyle w:val="CdigoHTML"/>
-          <w:rFonts w:eastAsiaTheme="minorHAnsi"/>
-        </w:rPr>
-        <w:t>traffic</w:t>
-      </w:r>
-      <w:r>
-        <w:rPr>
-          <w:i/>
-        </w:rPr>
-        <w:t>_</w:t>
-      </w:r>
-      <w:r>
-        <w:rPr>
-          <w:rStyle w:val="CdigoHTML"/>
-          <w:rFonts w:eastAsiaTheme="minorHAnsi"/>
-        </w:rPr>
-        <w:t>fines</w:t>
-      </w:r>
-      <w:proofErr w:type="spellEnd"/>
-      <w:r>
-        <w:t>”. De donde obtenemos información sobre esta tabla con registros de datos. Tiene 11 actividades distintas, organizadas por id. Tienen registros de los recursos implicados (De los que hablaremos más tarde) e información sobre su tiempo de duración.</w:t>
-      </w:r>
-    </w:p>
-    <w:p>
-      <w:r>
-        <w:rPr>
-          <w:noProof/>
-          <w:lang w:eastAsia="es-MX"/>
-        </w:rPr>
-        <w:lastRenderedPageBreak/>
-        <w:drawing>
-          <wp:inline distT="0" distB="0" distL="0" distR="0" wp14:anchorId="5797E3F1" wp14:editId="0088729F">
-            <wp:extent cx="5496692" cy="1876687"/>
-            <wp:effectExtent l="0" t="0" r="8890" b="9525"/>
-            <wp:docPr id="3" name="Imagen 3"/>
             <wp:cNvGraphicFramePr>
               <a:graphicFrameLocks xmlns:a="http://schemas.openxmlformats.org/drawingml/2006/main" noChangeAspect="1"/>
             </wp:cNvGraphicFramePr>
@@ -2216,6 +2022,92 @@
                   <pic:spPr>
                     <a:xfrm>
                       <a:off x="0" y="0"/>
+                      <a:ext cx="5612130" cy="757555"/>
+                    </a:xfrm>
+                    <a:prstGeom prst="rect">
+                      <a:avLst/>
+                    </a:prstGeom>
+                  </pic:spPr>
+                </pic:pic>
+              </a:graphicData>
+            </a:graphic>
+          </wp:inline>
+        </w:drawing>
+      </w:r>
+    </w:p>
+    <w:p>
+      <w:r>
+        <w:t>Después, del script original remplazamos “</w:t>
+      </w:r>
+      <w:proofErr w:type="spellStart"/>
+      <w:r>
+        <w:rPr>
+          <w:rStyle w:val="CdigoHTML"/>
+          <w:rFonts w:eastAsiaTheme="minorHAnsi"/>
+        </w:rPr>
+        <w:t>patients</w:t>
+      </w:r>
+      <w:proofErr w:type="spellEnd"/>
+      <w:r>
+        <w:t>” por “</w:t>
+      </w:r>
+      <w:proofErr w:type="spellStart"/>
+      <w:r>
+        <w:rPr>
+          <w:rStyle w:val="CdigoHTML"/>
+          <w:rFonts w:eastAsiaTheme="minorHAnsi"/>
+        </w:rPr>
+        <w:t>traffic</w:t>
+      </w:r>
+      <w:r>
+        <w:rPr>
+          <w:i/>
+        </w:rPr>
+        <w:t>_</w:t>
+      </w:r>
+      <w:r>
+        <w:rPr>
+          <w:rStyle w:val="CdigoHTML"/>
+          <w:rFonts w:eastAsiaTheme="minorHAnsi"/>
+        </w:rPr>
+        <w:t>fines</w:t>
+      </w:r>
+      <w:proofErr w:type="spellEnd"/>
+      <w:r>
+        <w:t>”. De donde obtenemos información sobre esta tabla con registros de datos. Tiene 11 actividades distintas, organizadas por id. Tienen registros de los recursos implicados (De los que hablaremos más tarde) e información sobre su tiempo de duración.</w:t>
+      </w:r>
+    </w:p>
+    <w:p>
+      <w:r>
+        <w:rPr>
+          <w:noProof/>
+          <w:lang w:eastAsia="es-MX"/>
+        </w:rPr>
+        <w:lastRenderedPageBreak/>
+        <w:drawing>
+          <wp:inline distT="0" distB="0" distL="0" distR="0" wp14:anchorId="5797E3F1" wp14:editId="0088729F">
+            <wp:extent cx="5496692" cy="1876687"/>
+            <wp:effectExtent l="0" t="0" r="8890" b="9525"/>
+            <wp:docPr id="3" name="Imagen 3"/>
+            <wp:cNvGraphicFramePr>
+              <a:graphicFrameLocks xmlns:a="http://schemas.openxmlformats.org/drawingml/2006/main" noChangeAspect="1"/>
+            </wp:cNvGraphicFramePr>
+            <a:graphic xmlns:a="http://schemas.openxmlformats.org/drawingml/2006/main">
+              <a:graphicData uri="http://schemas.openxmlformats.org/drawingml/2006/picture">
+                <pic:pic xmlns:pic="http://schemas.openxmlformats.org/drawingml/2006/picture">
+                  <pic:nvPicPr>
+                    <pic:cNvPr id="1" name=""/>
+                    <pic:cNvPicPr/>
+                  </pic:nvPicPr>
+                  <pic:blipFill>
+                    <a:blip r:embed="rId7"/>
+                    <a:stretch>
+                      <a:fillRect/>
+                    </a:stretch>
+                  </pic:blipFill>
+                  <pic:spPr>
+                    <a:xfrm>
+                      <a:off x="0" y="0"/>
                       <a:ext cx="5496692" cy="1876687"/>
                     </a:xfrm>
                     <a:prstGeom prst="rect">
@@ -2274,7 +2166,7 @@
                     <pic:cNvPicPr/>
                   </pic:nvPicPr>
                   <pic:blipFill rotWithShape="1">
-                    <a:blip r:embed="rId7"/>
+                    <a:blip r:embed="rId8"/>
                     <a:srcRect r="3645"/>
                     <a:stretch/>
                   </pic:blipFill>
@@ -2329,7 +2221,7 @@
                     <pic:cNvPicPr/>
                   </pic:nvPicPr>
                   <pic:blipFill>
-                    <a:blip r:embed="rId8"/>
+                    <a:blip r:embed="rId9"/>
                     <a:stretch>
                       <a:fillRect/>
                     </a:stretch>
@@ -2869,23 +2761,15 @@
         <w:rPr>
           <w:rStyle w:val="hljs-comment"/>
         </w:rPr>
-        <w:t>En lugar de medir cuánt</w:t>
-      </w:r>
-      <w:r>
-        <w:rPr>
-          <w:rStyle w:val="hljs-comment"/>
-        </w:rPr>
-        <w:t xml:space="preserve">o "tarda" el pago (que es 0), </w:t>
-      </w:r>
-      <w:r>
-        <w:rPr>
-          <w:rStyle w:val="hljs-comment"/>
-        </w:rPr>
-        <w:t>mide cuánto tarda toda la multa (log) para los casos que incluyeron un pago.</w:t>
-      </w:r>
-    </w:p>
-    <w:p>
-      <w:r>
+        <w:t>En lugar de medir cuánto "tarda" el pago (que es 0), mide cuánto tarda toda la multa (log) para los casos que incluyeron un pago.</w:t>
+      </w:r>
+    </w:p>
+    <w:p>
+      <w:r>
+        <w:rPr>
+          <w:noProof/>
+          <w:lang w:eastAsia="es-MX"/>
+        </w:rPr>
         <w:drawing>
           <wp:inline distT="0" distB="0" distL="0" distR="0" wp14:anchorId="4AFFE82C" wp14:editId="1D7CE6F9">
             <wp:extent cx="5612130" cy="536575"/>
@@ -2902,7 +2786,7 @@
                     <pic:cNvPicPr/>
                   </pic:nvPicPr>
                   <pic:blipFill>
-                    <a:blip r:embed="rId9"/>
+                    <a:blip r:embed="rId10"/>
                     <a:stretch>
                       <a:fillRect/>
                     </a:stretch>
@@ -2930,6 +2814,10 @@
     </w:p>
     <w:p>
       <w:r>
+        <w:rPr>
+          <w:noProof/>
+          <w:lang w:eastAsia="es-MX"/>
+        </w:rPr>
         <w:drawing>
           <wp:inline distT="0" distB="0" distL="0" distR="0" wp14:anchorId="6AA61207" wp14:editId="000E922E">
             <wp:extent cx="5609560" cy="234043"/>
@@ -2946,7 +2834,7 @@
                     <pic:cNvPicPr/>
                   </pic:nvPicPr>
                   <pic:blipFill rotWithShape="1">
-                    <a:blip r:embed="rId10"/>
+                    <a:blip r:embed="rId11"/>
                     <a:srcRect t="18634" b="49292"/>
                     <a:stretch/>
                   </pic:blipFill>
@@ -2991,6 +2879,10 @@
     <w:p/>
     <w:p>
       <w:r>
+        <w:rPr>
+          <w:noProof/>
+          <w:lang w:eastAsia="es-MX"/>
+        </w:rPr>
         <w:lastRenderedPageBreak/>
         <w:drawing>
           <wp:anchor distT="0" distB="0" distL="114300" distR="114300" simplePos="0" relativeHeight="251660288" behindDoc="0" locked="0" layoutInCell="1" allowOverlap="1" wp14:anchorId="4A832E10" wp14:editId="258AF1C2">
@@ -3016,7 +2908,7 @@
                     <pic:cNvPicPr/>
                   </pic:nvPicPr>
                   <pic:blipFill>
-                    <a:blip r:embed="rId11" cstate="print">
+                    <a:blip r:embed="rId12" cstate="print">
                       <a:extLst>
                         <a:ext uri="{28A0092B-C50C-407E-A947-70E740481C1C}">
                           <a14:useLocalDpi xmlns:a14="http://schemas.microsoft.com/office/drawing/2010/main" val="0"/>
@@ -3049,6 +2941,10 @@
         </w:drawing>
       </w:r>
       <w:r>
+        <w:rPr>
+          <w:noProof/>
+          <w:lang w:eastAsia="es-MX"/>
+        </w:rPr>
         <w:drawing>
           <wp:inline distT="0" distB="0" distL="0" distR="0" wp14:anchorId="4A37187D" wp14:editId="3EB35DA9">
             <wp:extent cx="5610427" cy="316411"/>
@@ -3065,7 +2961,7 @@
                     <pic:cNvPicPr/>
                   </pic:nvPicPr>
                   <pic:blipFill rotWithShape="1">
-                    <a:blip r:embed="rId10"/>
+                    <a:blip r:embed="rId11"/>
                     <a:srcRect t="56658"/>
                     <a:stretch/>
                   </pic:blipFill>
@@ -3094,10 +2990,1058 @@
       </w:r>
     </w:p>
     <w:p>
+      <w:r>
+        <w:t>En la sección de análisis detallaremos más sobre el mapa obtenido.</w:t>
+      </w:r>
+    </w:p>
+    <w:p>
+      <w:pPr>
+        <w:pStyle w:val="Ttulo1"/>
+      </w:pPr>
+      <w:r>
+        <w:t>Cálculos y resultados</w:t>
+      </w:r>
+    </w:p>
+    <w:p>
+      <w:pPr>
+        <w:pStyle w:val="Ttulo2"/>
+      </w:pPr>
+      <w:r>
+        <w:t>Cálculos de</w:t>
+      </w:r>
+      <w:r>
+        <w:t>l mapa de procesos en R</w:t>
+      </w:r>
+    </w:p>
+    <w:p>
+      <w:pPr>
+        <w:pStyle w:val="Ttulo3"/>
+      </w:pPr>
+      <w:r>
+        <w:t>Cálculos de actividades y frecuencias</w:t>
+      </w:r>
+    </w:p>
+    <w:p>
+      <w:r>
+        <w:t>Los cálculos de esta actividad son bastante reducidos, pero podemos partir del primer paso que involucra cálculos por parte de R, las frecuencias de cada actividad.</w:t>
+      </w:r>
+    </w:p>
+    <w:p>
+      <w:r>
+        <w:drawing>
+          <wp:inline distT="0" distB="0" distL="0" distR="0" wp14:anchorId="05B4A391" wp14:editId="6DDB12A2">
+            <wp:extent cx="5612130" cy="2020570"/>
+            <wp:effectExtent l="0" t="0" r="7620" b="0"/>
+            <wp:docPr id="9" name="Imagen 9"/>
+            <wp:cNvGraphicFramePr>
+              <a:graphicFrameLocks xmlns:a="http://schemas.openxmlformats.org/drawingml/2006/main" noChangeAspect="1"/>
+            </wp:cNvGraphicFramePr>
+            <a:graphic xmlns:a="http://schemas.openxmlformats.org/drawingml/2006/main">
+              <a:graphicData uri="http://schemas.openxmlformats.org/drawingml/2006/picture">
+                <pic:pic xmlns:pic="http://schemas.openxmlformats.org/drawingml/2006/picture">
+                  <pic:nvPicPr>
+                    <pic:cNvPr id="1" name=""/>
+                    <pic:cNvPicPr/>
+                  </pic:nvPicPr>
+                  <pic:blipFill>
+                    <a:blip r:embed="rId13"/>
+                    <a:stretch>
+                      <a:fillRect/>
+                    </a:stretch>
+                  </pic:blipFill>
+                  <pic:spPr>
+                    <a:xfrm>
+                      <a:off x="0" y="0"/>
+                      <a:ext cx="5612130" cy="2020570"/>
+                    </a:xfrm>
+                    <a:prstGeom prst="rect">
+                      <a:avLst/>
+                    </a:prstGeom>
+                  </pic:spPr>
+                </pic:pic>
+              </a:graphicData>
+            </a:graphic>
+          </wp:inline>
+        </w:drawing>
+      </w:r>
+      <w:r>
+        <w:t>Aquí podemos observar que una multa de tráfico, que es un proceso compuesto por 11 etapas, tiene a su vez, etapas que ocurren con mayor frecuencia que otras. Esto es lógico, porque hay procesos incompletos o con pasos que son opcionales. Por ejemplo, no necesariamente todas las multas tienen que terminar en una apelación a juicio.</w:t>
+      </w:r>
+    </w:p>
+    <w:p>
+      <w:r>
+        <w:t xml:space="preserve">De hecho, </w:t>
+      </w:r>
+      <w:r>
+        <w:rPr>
+          <w:i/>
+        </w:rPr>
+        <w:t xml:space="preserve">Appeal </w:t>
+      </w:r>
+      <w:proofErr w:type="spellStart"/>
+      <w:r>
+        <w:rPr>
+          <w:i/>
+        </w:rPr>
+        <w:t>to</w:t>
+      </w:r>
+      <w:proofErr w:type="spellEnd"/>
+      <w:r>
+        <w:rPr>
+          <w:i/>
+        </w:rPr>
+        <w:t xml:space="preserve"> </w:t>
+      </w:r>
+      <w:proofErr w:type="spellStart"/>
+      <w:r>
+        <w:rPr>
+          <w:i/>
+        </w:rPr>
+        <w:t>Judge</w:t>
+      </w:r>
+      <w:proofErr w:type="spellEnd"/>
+      <w:r>
+        <w:t xml:space="preserve"> es la actividad del proceso con la frecuencia más baja. De todos los  casos registrados de multas, sólo 19 fueron a juicio. Esto es especialmente llamativo para mí y por eso elegí hacer el mapa de procesos (que está más adelante en el documento) con únicamente procesos que involucran esa actividad.</w:t>
+      </w:r>
+    </w:p>
+    <w:p>
+      <w:r>
+        <w:lastRenderedPageBreak/>
+        <w:drawing>
+          <wp:inline distT="0" distB="0" distL="0" distR="0" wp14:anchorId="3F41BC7F" wp14:editId="5754A964">
+            <wp:extent cx="5612130" cy="756920"/>
+            <wp:effectExtent l="0" t="0" r="7620" b="5080"/>
+            <wp:docPr id="10" name="Imagen 10"/>
+            <wp:cNvGraphicFramePr>
+              <a:graphicFrameLocks xmlns:a="http://schemas.openxmlformats.org/drawingml/2006/main" noChangeAspect="1"/>
+            </wp:cNvGraphicFramePr>
+            <a:graphic xmlns:a="http://schemas.openxmlformats.org/drawingml/2006/main">
+              <a:graphicData uri="http://schemas.openxmlformats.org/drawingml/2006/picture">
+                <pic:pic xmlns:pic="http://schemas.openxmlformats.org/drawingml/2006/picture">
+                  <pic:nvPicPr>
+                    <pic:cNvPr id="1" name=""/>
+                    <pic:cNvPicPr/>
+                  </pic:nvPicPr>
+                  <pic:blipFill>
+                    <a:blip r:embed="rId14"/>
+                    <a:stretch>
+                      <a:fillRect/>
+                    </a:stretch>
+                  </pic:blipFill>
+                  <pic:spPr>
+                    <a:xfrm>
+                      <a:off x="0" y="0"/>
+                      <a:ext cx="5612130" cy="756920"/>
+                    </a:xfrm>
+                    <a:prstGeom prst="rect">
+                      <a:avLst/>
+                    </a:prstGeom>
+                  </pic:spPr>
+                </pic:pic>
+              </a:graphicData>
+            </a:graphic>
+          </wp:inline>
+        </w:drawing>
+      </w:r>
+    </w:p>
+    <w:p>
+      <w:r>
+        <w:t xml:space="preserve">Después se exploran los datos de los tiempos de proceso de las multas. En unidades de días, porque como mencionamos antes, es una escala de tiempo apropiada para las multas de tráfico dado a que usualmente la gente no paga una multa de tráfico en menos de un día. </w:t>
+      </w:r>
+    </w:p>
+    <w:p>
+      <w:r>
+        <w:t>Y de este cálculo de promedio obtenemos una conclusión importante:</w:t>
+      </w:r>
+    </w:p>
+    <w:p>
+      <w:r>
+        <w:t xml:space="preserve">En promedio, una multa tarda </w:t>
+      </w:r>
+      <w:r>
+        <w:rPr>
+          <w:b/>
+          <w:bCs/>
+        </w:rPr>
+        <w:t>296 días</w:t>
+      </w:r>
+      <w:r>
+        <w:t xml:space="preserve"> en cerrarse (mean), pero hay casos extremos que duran hasta </w:t>
+      </w:r>
+      <w:r>
+        <w:rPr>
+          <w:b/>
+          <w:bCs/>
+        </w:rPr>
+        <w:t>1956 días</w:t>
+      </w:r>
+      <w:r>
+        <w:t xml:space="preserve"> (</w:t>
+      </w:r>
+      <w:proofErr w:type="spellStart"/>
+      <w:r>
+        <w:t>max</w:t>
+      </w:r>
+      <w:proofErr w:type="spellEnd"/>
+      <w:r>
+        <w:t>). ¡Casi 5 años!</w:t>
+      </w:r>
+    </w:p>
+    <w:p>
+      <w:pPr>
+        <w:pStyle w:val="Ttulo3"/>
+      </w:pPr>
+      <w:r>
+        <w:t>Cálculos del mapa de procesos</w:t>
+      </w:r>
+    </w:p>
+    <w:p>
+      <w:r>
+        <w:t xml:space="preserve">Finalmente para el mapa de procesos, se han seleccionado y almacenado en un </w:t>
+      </w:r>
+      <w:proofErr w:type="spellStart"/>
+      <w:r>
+        <w:t>subset</w:t>
+      </w:r>
+      <w:proofErr w:type="spellEnd"/>
+      <w:r>
+        <w:t xml:space="preserve"> todos los procesos que involucran la actividad </w:t>
+      </w:r>
+      <w:r>
+        <w:rPr>
+          <w:i/>
+        </w:rPr>
+        <w:t xml:space="preserve">Appeal </w:t>
+      </w:r>
+      <w:proofErr w:type="spellStart"/>
+      <w:r>
+        <w:rPr>
+          <w:i/>
+        </w:rPr>
+        <w:t>To</w:t>
+      </w:r>
+      <w:proofErr w:type="spellEnd"/>
+      <w:r>
+        <w:rPr>
+          <w:i/>
+        </w:rPr>
+        <w:t xml:space="preserve"> </w:t>
+      </w:r>
+      <w:proofErr w:type="spellStart"/>
+      <w:r>
+        <w:rPr>
+          <w:i/>
+        </w:rPr>
+        <w:t>Judge</w:t>
+      </w:r>
+      <w:proofErr w:type="spellEnd"/>
+      <w:r>
+        <w:t>, es decir, casos de multas que terminaron apelando a juicio.</w:t>
+      </w:r>
+    </w:p>
+    <w:p>
+      <w:pPr>
+        <w:pStyle w:val="HTMLconformatoprevio"/>
+        <w:shd w:val="clear" w:color="auto" w:fill="FFFFFF"/>
+        <w:wordWrap w:val="0"/>
+        <w:spacing w:line="240" w:lineRule="atLeast"/>
+        <w:rPr>
+          <w:rFonts w:ascii="Lucida Console" w:hAnsi="Lucida Console"/>
+          <w:color w:val="000000"/>
+          <w:sz w:val="18"/>
+        </w:rPr>
+      </w:pPr>
+      <w:proofErr w:type="spellStart"/>
+      <w:r>
+        <w:rPr>
+          <w:rStyle w:val="gnj4oy0ca5b"/>
+          <w:rFonts w:ascii="Lucida Console" w:hAnsi="Lucida Console"/>
+          <w:color w:val="0000FF"/>
+          <w:sz w:val="18"/>
+        </w:rPr>
+        <w:t>multas_juicio</w:t>
+      </w:r>
+      <w:proofErr w:type="spellEnd"/>
+      <w:r>
+        <w:rPr>
+          <w:rStyle w:val="gnj4oy0ca5b"/>
+          <w:rFonts w:ascii="Lucida Console" w:hAnsi="Lucida Console"/>
+          <w:color w:val="0000FF"/>
+          <w:sz w:val="18"/>
+        </w:rPr>
+        <w:t xml:space="preserve"> &lt;- </w:t>
+      </w:r>
+      <w:proofErr w:type="spellStart"/>
+      <w:r>
+        <w:rPr>
+          <w:rStyle w:val="gnj4oy0ca5b"/>
+          <w:rFonts w:ascii="Lucida Console" w:hAnsi="Lucida Console"/>
+          <w:color w:val="0000FF"/>
+          <w:sz w:val="18"/>
+        </w:rPr>
+        <w:t>filter_activity_presence</w:t>
+      </w:r>
+      <w:proofErr w:type="spellEnd"/>
+      <w:r>
+        <w:rPr>
+          <w:rStyle w:val="gnj4oy0ca5b"/>
+          <w:rFonts w:ascii="Lucida Console" w:hAnsi="Lucida Console"/>
+          <w:color w:val="0000FF"/>
+          <w:sz w:val="18"/>
+        </w:rPr>
+        <w:t>(</w:t>
+      </w:r>
+      <w:proofErr w:type="spellStart"/>
+      <w:r>
+        <w:rPr>
+          <w:rStyle w:val="gnj4oy0ca5b"/>
+          <w:rFonts w:ascii="Lucida Console" w:hAnsi="Lucida Console"/>
+          <w:color w:val="0000FF"/>
+          <w:sz w:val="18"/>
+        </w:rPr>
+        <w:t>traffic_fines</w:t>
+      </w:r>
+      <w:proofErr w:type="spellEnd"/>
+      <w:r>
+        <w:rPr>
+          <w:rStyle w:val="gnj4oy0ca5b"/>
+          <w:rFonts w:ascii="Lucida Console" w:hAnsi="Lucida Console"/>
+          <w:color w:val="0000FF"/>
+          <w:sz w:val="18"/>
+        </w:rPr>
+        <w:t xml:space="preserve">, "Appeal </w:t>
+      </w:r>
+      <w:proofErr w:type="spellStart"/>
+      <w:r>
+        <w:rPr>
+          <w:rStyle w:val="gnj4oy0ca5b"/>
+          <w:rFonts w:ascii="Lucida Console" w:hAnsi="Lucida Console"/>
+          <w:color w:val="0000FF"/>
+          <w:sz w:val="18"/>
+        </w:rPr>
+        <w:t>to</w:t>
+      </w:r>
+      <w:proofErr w:type="spellEnd"/>
+      <w:r>
+        <w:rPr>
+          <w:rStyle w:val="gnj4oy0ca5b"/>
+          <w:rFonts w:ascii="Lucida Console" w:hAnsi="Lucida Console"/>
+          <w:color w:val="0000FF"/>
+          <w:sz w:val="18"/>
+        </w:rPr>
+        <w:t xml:space="preserve"> </w:t>
+      </w:r>
+      <w:proofErr w:type="spellStart"/>
+      <w:r>
+        <w:rPr>
+          <w:rStyle w:val="gnj4oy0ca5b"/>
+          <w:rFonts w:ascii="Lucida Console" w:hAnsi="Lucida Console"/>
+          <w:color w:val="0000FF"/>
+          <w:sz w:val="18"/>
+        </w:rPr>
+        <w:t>Judge</w:t>
+      </w:r>
+      <w:proofErr w:type="spellEnd"/>
+      <w:r>
+        <w:rPr>
+          <w:rStyle w:val="gnj4oy0ca5b"/>
+          <w:rFonts w:ascii="Lucida Console" w:hAnsi="Lucida Console"/>
+          <w:color w:val="0000FF"/>
+          <w:sz w:val="18"/>
+        </w:rPr>
+        <w:t>")</w:t>
+      </w:r>
+    </w:p>
+    <w:p>
+      <w:r>
+        <w:drawing>
+          <wp:anchor distT="0" distB="0" distL="114300" distR="114300" simplePos="0" relativeHeight="251661312" behindDoc="0" locked="0" layoutInCell="1" allowOverlap="1" wp14:anchorId="496F9832" wp14:editId="592E85E3">
+            <wp:simplePos x="0" y="0"/>
+            <wp:positionH relativeFrom="margin">
+              <wp:align>center</wp:align>
+            </wp:positionH>
+            <wp:positionV relativeFrom="paragraph">
+              <wp:posOffset>463550</wp:posOffset>
+            </wp:positionV>
+            <wp:extent cx="6438265" cy="1323975"/>
+            <wp:effectExtent l="0" t="0" r="635" b="9525"/>
+            <wp:wrapSquare wrapText="bothSides"/>
+            <wp:docPr id="13" name="Imagen 13"/>
+            <wp:cNvGraphicFramePr>
+              <a:graphicFrameLocks xmlns:a="http://schemas.openxmlformats.org/drawingml/2006/main" noChangeAspect="1"/>
+            </wp:cNvGraphicFramePr>
+            <a:graphic xmlns:a="http://schemas.openxmlformats.org/drawingml/2006/main">
+              <a:graphicData uri="http://schemas.openxmlformats.org/drawingml/2006/picture">
+                <pic:pic xmlns:pic="http://schemas.openxmlformats.org/drawingml/2006/picture">
+                  <pic:nvPicPr>
+                    <pic:cNvPr id="1" name=""/>
+                    <pic:cNvPicPr/>
+                  </pic:nvPicPr>
+                  <pic:blipFill>
+                    <a:blip r:embed="rId15" cstate="print">
+                      <a:extLst>
+                        <a:ext uri="{28A0092B-C50C-407E-A947-70E740481C1C}">
+                          <a14:useLocalDpi xmlns:a14="http://schemas.microsoft.com/office/drawing/2010/main" val="0"/>
+                        </a:ext>
+                      </a:extLst>
+                    </a:blip>
+                    <a:stretch>
+                      <a:fillRect/>
+                    </a:stretch>
+                  </pic:blipFill>
+                  <pic:spPr>
+                    <a:xfrm>
+                      <a:off x="0" y="0"/>
+                      <a:ext cx="6438265" cy="1323975"/>
+                    </a:xfrm>
+                    <a:prstGeom prst="rect">
+                      <a:avLst/>
+                    </a:prstGeom>
+                  </pic:spPr>
+                </pic:pic>
+              </a:graphicData>
+            </a:graphic>
+            <wp14:sizeRelH relativeFrom="margin">
+              <wp14:pctWidth>0</wp14:pctWidth>
+            </wp14:sizeRelH>
+            <wp14:sizeRelV relativeFrom="margin">
+              <wp14:pctHeight>0</wp14:pctHeight>
+            </wp14:sizeRelV>
+          </wp:anchor>
+        </w:drawing>
+      </w:r>
+      <w:r>
+        <w:br/>
+        <w:t xml:space="preserve">Y de dicho </w:t>
+      </w:r>
+      <w:proofErr w:type="spellStart"/>
+      <w:r>
+        <w:t>Subset</w:t>
+      </w:r>
+      <w:proofErr w:type="spellEnd"/>
+      <w:r>
+        <w:t xml:space="preserve"> hemos construido un mapa de proceso con ayuda de la librería </w:t>
+      </w:r>
+      <w:proofErr w:type="spellStart"/>
+      <w:r>
+        <w:rPr>
+          <w:i/>
+        </w:rPr>
+        <w:t>process_map</w:t>
+      </w:r>
+      <w:proofErr w:type="spellEnd"/>
+      <w:r>
+        <w:t>.</w:t>
+      </w:r>
+    </w:p>
+    <w:p>
+      <w:r>
+        <w:br/>
+      </w:r>
+      <w:r>
+        <w:t xml:space="preserve">Lo que </w:t>
+      </w:r>
+      <w:r>
+        <w:t>tenemos aquí</w:t>
+      </w:r>
+      <w:r>
+        <w:t xml:space="preserve"> es un mapa de </w:t>
+      </w:r>
+      <w:r>
+        <w:rPr>
+          <w:b/>
+          <w:bCs/>
+        </w:rPr>
+        <w:t>frecuencias absolutas</w:t>
+      </w:r>
+      <w:r>
+        <w:t xml:space="preserve"> de una muestra muy específica (exactamente 19 multas de tráfico). Los números dentro de las cajas indican cuántas veces ocurrió esa actividad, y los números en las flechas </w:t>
+      </w:r>
+      <w:r>
+        <w:t>nos</w:t>
+      </w:r>
+      <w:r>
+        <w:t xml:space="preserve"> dicen cuántos casos viajaron por esa ruta específica.</w:t>
+      </w:r>
+    </w:p>
+    <w:p>
+      <w:r>
+        <w:t xml:space="preserve">Aunque los procesos expresan una diversidad operacional, </w:t>
+      </w:r>
+      <w:r>
+        <w:t>podemos identificar dos patrones y una conclusión a partir de ella</w:t>
+      </w:r>
+    </w:p>
+    <w:p>
+      <w:pPr>
+        <w:rPr>
+          <w:b/>
+          <w:bCs/>
+        </w:rPr>
+      </w:pPr>
+      <w:r>
+        <w:rPr>
+          <w:b/>
+          <w:bCs/>
+        </w:rPr>
+        <w:t>Un tronco común</w:t>
+      </w:r>
+    </w:p>
+    <w:p>
+      <w:r>
+        <w:t>Si observamos el lado izquierdo del mapa (el inicio), notamos que t</w:t>
+      </w:r>
+      <w:r>
+        <w:t>odos los 19 casos inician exactamente igual y sin desviaciones:</w:t>
+      </w:r>
+    </w:p>
+    <w:p>
+      <w:proofErr w:type="spellStart"/>
+      <w:r>
+        <w:rPr>
+          <w:b/>
+          <w:bCs/>
+        </w:rPr>
+        <w:t>Start</w:t>
+      </w:r>
+      <w:proofErr w:type="spellEnd"/>
+      <w:r>
+        <w:t xml:space="preserve"> -&gt; </w:t>
+      </w:r>
+      <w:proofErr w:type="spellStart"/>
+      <w:r>
+        <w:rPr>
+          <w:b/>
+          <w:bCs/>
+        </w:rPr>
+        <w:t>Create</w:t>
+      </w:r>
+      <w:proofErr w:type="spellEnd"/>
+      <w:r>
+        <w:rPr>
+          <w:b/>
+          <w:bCs/>
+        </w:rPr>
+        <w:t xml:space="preserve"> Fine</w:t>
+      </w:r>
+      <w:r>
+        <w:t xml:space="preserve"> (19) -&gt; </w:t>
+      </w:r>
+      <w:proofErr w:type="spellStart"/>
+      <w:r>
+        <w:rPr>
+          <w:b/>
+          <w:bCs/>
+        </w:rPr>
+        <w:t>Send</w:t>
+      </w:r>
+      <w:proofErr w:type="spellEnd"/>
+      <w:r>
+        <w:rPr>
+          <w:b/>
+          <w:bCs/>
+        </w:rPr>
+        <w:t xml:space="preserve"> Fine</w:t>
+      </w:r>
+      <w:r>
+        <w:t xml:space="preserve"> (19) -&gt; </w:t>
+      </w:r>
+      <w:proofErr w:type="spellStart"/>
+      <w:r>
+        <w:rPr>
+          <w:b/>
+          <w:bCs/>
+        </w:rPr>
+        <w:t>Insert</w:t>
+      </w:r>
+      <w:proofErr w:type="spellEnd"/>
+      <w:r>
+        <w:rPr>
+          <w:b/>
+          <w:bCs/>
+        </w:rPr>
+        <w:t xml:space="preserve"> Fine </w:t>
+      </w:r>
+      <w:proofErr w:type="spellStart"/>
+      <w:r>
+        <w:rPr>
+          <w:b/>
+          <w:bCs/>
+        </w:rPr>
+        <w:t>Notification</w:t>
+      </w:r>
+      <w:proofErr w:type="spellEnd"/>
+      <w:r>
+        <w:t xml:space="preserve"> (19).</w:t>
+      </w:r>
+    </w:p>
+    <w:p>
+      <w:r>
+        <w:t>El proceso administrativo inicial es perfectamente estandarizado y eficiente. No hay cuellos de botella ni saltos extraños al momento de crear y notificar la multa.</w:t>
+      </w:r>
+    </w:p>
+    <w:p>
+      <w:pPr>
+        <w:rPr>
+          <w:b/>
+          <w:bCs/>
+        </w:rPr>
+      </w:pPr>
+      <w:r>
+        <w:rPr>
+          <w:b/>
+          <w:bCs/>
+        </w:rPr>
+        <w:t>Las apelaciones</w:t>
+      </w:r>
+    </w:p>
+    <w:p>
+      <w:r>
+        <w:lastRenderedPageBreak/>
+        <w:t xml:space="preserve">El proceso se rompe justo después de que el ciudadano es notificado. En un mundo ideal, la flecha iría directo a pagar, </w:t>
+      </w:r>
+      <w:r>
+        <w:t>pero observamos algo distinto.</w:t>
+      </w:r>
+      <w:r>
+        <w:t>:</w:t>
+      </w:r>
+    </w:p>
+    <w:p>
+      <w:r>
+        <w:t>De las 19 notificaciones, la gran mayoría (</w:t>
+      </w:r>
+      <w:r>
+        <w:rPr>
+          <w:b/>
+          <w:bCs/>
+        </w:rPr>
+        <w:t>14 casos</w:t>
+      </w:r>
+      <w:r>
+        <w:t xml:space="preserve">) se desvían hacia </w:t>
+      </w:r>
+      <w:r>
+        <w:rPr>
+          <w:b/>
+          <w:bCs/>
+        </w:rPr>
+        <w:t xml:space="preserve">Appeal </w:t>
+      </w:r>
+      <w:proofErr w:type="spellStart"/>
+      <w:r>
+        <w:rPr>
+          <w:b/>
+          <w:bCs/>
+        </w:rPr>
+        <w:t>to</w:t>
+      </w:r>
+      <w:proofErr w:type="spellEnd"/>
+      <w:r>
+        <w:rPr>
+          <w:b/>
+          <w:bCs/>
+        </w:rPr>
+        <w:t xml:space="preserve"> </w:t>
+      </w:r>
+      <w:proofErr w:type="spellStart"/>
+      <w:r>
+        <w:rPr>
+          <w:b/>
+          <w:bCs/>
+        </w:rPr>
+        <w:t>Judge</w:t>
+      </w:r>
+      <w:proofErr w:type="spellEnd"/>
+      <w:r>
+        <w:t xml:space="preserve"> (Apelar al Juez).</w:t>
+      </w:r>
+      <w:r>
+        <w:t xml:space="preserve"> Esperaríamos que las 19 se fueran a apelación porque seleccionamos justamente un </w:t>
+      </w:r>
+      <w:proofErr w:type="spellStart"/>
+      <w:r>
+        <w:t>dataset</w:t>
+      </w:r>
+      <w:proofErr w:type="spellEnd"/>
+      <w:r>
+        <w:t xml:space="preserve"> con casos que incluyeran de manera forzosa sólo casos que tuvieran apelación. Y es así, pero aquí hay una distinción importante, estos 14 casos se fueron </w:t>
+      </w:r>
+      <w:r>
+        <w:rPr>
+          <w:b/>
+        </w:rPr>
+        <w:t>directamente a apelar</w:t>
+      </w:r>
+      <w:r>
+        <w:t>. El resto de los casos que hicieron apelaciones, pasaron por otros procesos antes de apelar a juicio.</w:t>
+      </w:r>
+    </w:p>
+    <w:p>
+      <w:r>
+        <w:t>Hay una altísima tasa de inconformidad. En lugar de resolver el problema rápido, el proceso se atasca en trámites legales y burocráticos.</w:t>
+      </w:r>
+    </w:p>
+    <w:p>
+      <w:pPr>
+        <w:rPr>
+          <w:b/>
+          <w:bCs/>
+        </w:rPr>
+      </w:pPr>
+      <w:r>
+        <w:rPr>
+          <w:b/>
+          <w:bCs/>
+        </w:rPr>
+        <w:t>Hallazgo principal:</w:t>
+      </w:r>
+      <w:r>
+        <w:rPr>
+          <w:b/>
+          <w:bCs/>
+        </w:rPr>
+        <w:t xml:space="preserve"> Nadie paga a tiempo</w:t>
+      </w:r>
+    </w:p>
+    <w:p>
+      <w:r>
+        <w:t xml:space="preserve">Este es el dato más interesante que puedes presentar: </w:t>
+      </w:r>
+      <w:r>
+        <w:rPr>
+          <w:b/>
+          <w:bCs/>
+        </w:rPr>
+        <w:t>nadie paga la multa original</w:t>
+      </w:r>
+      <w:r>
+        <w:t>.</w:t>
+      </w:r>
+    </w:p>
+    <w:p>
+      <w:r>
+        <w:t xml:space="preserve">Si </w:t>
+      </w:r>
+      <w:r>
+        <w:t>buscamos</w:t>
+      </w:r>
+      <w:r>
+        <w:t xml:space="preserve"> el nodo </w:t>
+      </w:r>
+      <w:proofErr w:type="spellStart"/>
+      <w:r>
+        <w:rPr>
+          <w:b/>
+          <w:bCs/>
+        </w:rPr>
+        <w:t>Payment</w:t>
+      </w:r>
+      <w:proofErr w:type="spellEnd"/>
+      <w:r>
+        <w:t xml:space="preserve"> (Pago), </w:t>
+      </w:r>
+      <w:r>
+        <w:t>podemos observar</w:t>
+      </w:r>
+      <w:r>
+        <w:t xml:space="preserve"> que tiene 7 casos.</w:t>
+      </w:r>
+    </w:p>
+    <w:p>
+      <w:r>
+        <w:t xml:space="preserve">Sin embargo, la única flecha que llega a </w:t>
+      </w:r>
+      <w:proofErr w:type="spellStart"/>
+      <w:r>
+        <w:rPr>
+          <w:b/>
+          <w:bCs/>
+        </w:rPr>
+        <w:t>Payment</w:t>
+      </w:r>
+      <w:proofErr w:type="spellEnd"/>
+      <w:r>
+        <w:t xml:space="preserve"> viene de </w:t>
+      </w:r>
+      <w:proofErr w:type="spellStart"/>
+      <w:r>
+        <w:rPr>
+          <w:b/>
+          <w:bCs/>
+        </w:rPr>
+        <w:t>Add</w:t>
+      </w:r>
+      <w:proofErr w:type="spellEnd"/>
+      <w:r>
+        <w:rPr>
+          <w:b/>
+          <w:bCs/>
+        </w:rPr>
+        <w:t xml:space="preserve"> </w:t>
+      </w:r>
+      <w:proofErr w:type="spellStart"/>
+      <w:r>
+        <w:rPr>
+          <w:b/>
+          <w:bCs/>
+        </w:rPr>
+        <w:t>penalty</w:t>
+      </w:r>
+      <w:proofErr w:type="spellEnd"/>
+      <w:r>
+        <w:t xml:space="preserve"> (Añadir recargo).</w:t>
+      </w:r>
+    </w:p>
+    <w:p>
+      <w:r>
+        <w:rPr>
+          <w:bCs/>
+        </w:rPr>
+        <w:t>Esto quiere decir que</w:t>
+      </w:r>
+      <w:r>
+        <w:t xml:space="preserve"> l</w:t>
+      </w:r>
+      <w:r>
+        <w:t xml:space="preserve">os 7 ciudadanos que finalmente pagaron, lo hicieron </w:t>
+      </w:r>
+      <w:r>
+        <w:rPr>
+          <w:i/>
+          <w:iCs/>
+        </w:rPr>
+        <w:t>después</w:t>
+      </w:r>
+      <w:r>
+        <w:t xml:space="preserve"> de que se les aplicó una penalización económica. Cero personas pagaron de forma voluntaria al recibir la notificación inicial.</w:t>
+      </w:r>
+      <w:r>
+        <w:t xml:space="preserve"> Al menos en los casos que involucran un juicio.</w:t>
+      </w:r>
+    </w:p>
+    <w:p>
+      <w:pPr>
+        <w:rPr>
+          <w:b/>
+          <w:bCs/>
+        </w:rPr>
+      </w:pPr>
+      <w:r>
+        <w:rPr>
+          <w:b/>
+          <w:bCs/>
+        </w:rPr>
+        <w:t>Las Re</w:t>
+      </w:r>
+      <w:r>
+        <w:rPr>
+          <w:b/>
+          <w:bCs/>
+        </w:rPr>
+        <w:t xml:space="preserve">soluciones </w:t>
+      </w:r>
+    </w:p>
+    <w:p>
+      <w:r>
+        <w:t>El proceso desemboca en el círculo rojo (</w:t>
+      </w:r>
+      <w:proofErr w:type="spellStart"/>
+      <w:r>
+        <w:rPr>
+          <w:b/>
+          <w:bCs/>
+        </w:rPr>
+        <w:t>End</w:t>
+      </w:r>
+      <w:proofErr w:type="spellEnd"/>
+      <w:r>
+        <w:t>) de cuatro formas distintas, lo que demuestra mucha variabilidad en la conclusión de los casos:</w:t>
+      </w:r>
+    </w:p>
+    <w:p>
+      <w:pPr>
+        <w:pStyle w:val="Prrafodelista"/>
+        <w:numPr>
+          <w:ilvl w:val="0"/>
+          <w:numId w:val="5"/>
+        </w:numPr>
+      </w:pPr>
+      <w:r>
+        <w:rPr>
+          <w:b/>
+          <w:bCs/>
+        </w:rPr>
+        <w:t>7 casos</w:t>
+      </w:r>
+      <w:r>
+        <w:t xml:space="preserve"> terminan tras pagar con recargo.</w:t>
+      </w:r>
+    </w:p>
+    <w:p>
+      <w:pPr>
+        <w:pStyle w:val="Prrafodelista"/>
+        <w:numPr>
+          <w:ilvl w:val="0"/>
+          <w:numId w:val="5"/>
+        </w:numPr>
+      </w:pPr>
+      <w:r>
+        <w:rPr>
+          <w:b/>
+          <w:bCs/>
+        </w:rPr>
+        <w:t>6 casos</w:t>
+      </w:r>
+      <w:r>
+        <w:t xml:space="preserve"> nunca pagan y se envían a cobranza externa (</w:t>
+      </w:r>
+      <w:proofErr w:type="spellStart"/>
+      <w:r>
+        <w:rPr>
+          <w:b/>
+          <w:bCs/>
+        </w:rPr>
+        <w:t>Send</w:t>
+      </w:r>
+      <w:proofErr w:type="spellEnd"/>
+      <w:r>
+        <w:rPr>
+          <w:b/>
+          <w:bCs/>
+        </w:rPr>
+        <w:t xml:space="preserve"> </w:t>
+      </w:r>
+      <w:proofErr w:type="spellStart"/>
+      <w:r>
+        <w:rPr>
+          <w:b/>
+          <w:bCs/>
+        </w:rPr>
+        <w:t>for</w:t>
+      </w:r>
+      <w:proofErr w:type="spellEnd"/>
+      <w:r>
+        <w:rPr>
+          <w:b/>
+          <w:bCs/>
+        </w:rPr>
+        <w:t xml:space="preserve"> </w:t>
+      </w:r>
+      <w:proofErr w:type="spellStart"/>
+      <w:r>
+        <w:rPr>
+          <w:b/>
+          <w:bCs/>
+        </w:rPr>
+        <w:t>Credit</w:t>
+      </w:r>
+      <w:proofErr w:type="spellEnd"/>
+      <w:r>
+        <w:rPr>
+          <w:b/>
+          <w:bCs/>
+        </w:rPr>
+        <w:t xml:space="preserve"> </w:t>
+      </w:r>
+      <w:proofErr w:type="spellStart"/>
+      <w:r>
+        <w:rPr>
+          <w:b/>
+          <w:bCs/>
+        </w:rPr>
+        <w:t>Collection</w:t>
+      </w:r>
+      <w:proofErr w:type="spellEnd"/>
+      <w:r>
+        <w:t>).</w:t>
+      </w:r>
+    </w:p>
+    <w:p>
+      <w:pPr>
+        <w:pStyle w:val="Prrafodelista"/>
+        <w:numPr>
+          <w:ilvl w:val="0"/>
+          <w:numId w:val="5"/>
+        </w:numPr>
+      </w:pPr>
+      <w:r>
+        <w:rPr>
+          <w:b/>
+          <w:bCs/>
+        </w:rPr>
+        <w:t>5 casos</w:t>
+      </w:r>
+      <w:r>
+        <w:t xml:space="preserve"> se cierran directamente por orden del juez (</w:t>
+      </w:r>
+      <w:r>
+        <w:rPr>
+          <w:b/>
+          <w:bCs/>
+        </w:rPr>
+        <w:t xml:space="preserve">Appeal </w:t>
+      </w:r>
+      <w:proofErr w:type="spellStart"/>
+      <w:r>
+        <w:rPr>
+          <w:b/>
+          <w:bCs/>
+        </w:rPr>
+        <w:t>to</w:t>
+      </w:r>
+      <w:proofErr w:type="spellEnd"/>
+      <w:r>
+        <w:rPr>
+          <w:b/>
+          <w:bCs/>
+        </w:rPr>
+        <w:t xml:space="preserve"> </w:t>
+      </w:r>
+      <w:proofErr w:type="spellStart"/>
+      <w:r>
+        <w:rPr>
+          <w:b/>
+          <w:bCs/>
+        </w:rPr>
+        <w:t>Judge</w:t>
+      </w:r>
+      <w:proofErr w:type="spellEnd"/>
+      <w:r>
+        <w:t xml:space="preserve"> -&gt; </w:t>
+      </w:r>
+      <w:proofErr w:type="spellStart"/>
+      <w:r>
+        <w:t>End</w:t>
+      </w:r>
+      <w:proofErr w:type="spellEnd"/>
+      <w:r>
+        <w:t>).</w:t>
+      </w:r>
+    </w:p>
+    <w:p>
+      <w:pPr>
+        <w:pStyle w:val="Prrafodelista"/>
+        <w:numPr>
+          <w:ilvl w:val="0"/>
+          <w:numId w:val="5"/>
+        </w:numPr>
+      </w:pPr>
+      <w:r>
+        <w:rPr>
+          <w:b/>
+          <w:bCs/>
+        </w:rPr>
+        <w:t>1 caso</w:t>
+      </w:r>
+      <w:r>
+        <w:t xml:space="preserve"> se cierra tras notificar el resultado de una apelación a la prefectura.</w:t>
+      </w:r>
+    </w:p>
+    <w:p>
       <w:bookmarkStart w:id="0" w:name="_GoBack"/>
       <w:bookmarkEnd w:id="0"/>
     </w:p>
-    <w:p/>
     <w:sectPr>
       <w:pgSz w:w="12240" w:h="15840"/>
       <w:pgMar w:top="1417" w:right="1701" w:bottom="1417" w:left="1701" w:header="708" w:footer="708" w:gutter="0"/>
@@ -3106,6 +4050,735 @@
     </w:sectPr>
   </w:body>
 </w:document>
+</file>
+
+<file path=word/numbering.xml><?xml version="1.0" encoding="utf-8"?>
+<w:numbering xmlns:wpc="http://schemas.microsoft.com/office/word/2010/wordprocessingCanvas" xmlns:mc="http://schemas.openxmlformats.org/markup-compatibility/2006" xmlns:o="urn:schemas-microsoft-com:office:office" xmlns:r="http://schemas.openxmlformats.org/officeDocument/2006/relationships" xmlns:m="http://schemas.openxmlformats.org/officeDocument/2006/math" xmlns:v="urn:schemas-microsoft-com:vml" xmlns:wp14="http://schemas.microsoft.com/office/word/2010/wordprocessingDrawing" xmlns:wp="http://schemas.openxmlformats.org/drawingml/2006/wordprocessingDrawing" xmlns:w10="urn:schemas-microsoft-com:office:word" xmlns:w="http://schemas.openxmlformats.org/wordprocessingml/2006/main" xmlns:w14="http://schemas.microsoft.com/office/word/2010/wordml" xmlns:w15="http://schemas.microsoft.com/office/word/2012/wordml" xmlns:wpg="http://schemas.microsoft.com/office/word/2010/wordprocessingGroup" xmlns:wpi="http://schemas.microsoft.com/office/word/2010/wordprocessingInk" xmlns:wne="http://schemas.microsoft.com/office/word/2006/wordml" xmlns:wps="http://schemas.microsoft.com/office/word/2010/wordprocessingShape" mc:Ignorable="w14 w15 wp14">
+  <w:abstractNum w:abstractNumId="0">
+    <w:nsid w:val="0C0D0B3D"/>
+    <w:multiLevelType w:val="multilevel"/>
+    <w:tmpl w:val="B52CEDC6"/>
+    <w:lvl w:ilvl="0">
+      <w:start w:val="1"/>
+      <w:numFmt w:val="bullet"/>
+      <w:lvlText w:val=""/>
+      <w:lvlJc w:val="left"/>
+      <w:pPr>
+        <w:tabs>
+          <w:tab w:val="num" w:pos="720"/>
+        </w:tabs>
+        <w:ind w:left="720" w:hanging="360"/>
+      </w:pPr>
+      <w:rPr>
+        <w:rFonts w:ascii="Symbol" w:hAnsi="Symbol" w:hint="default"/>
+        <w:sz w:val="20"/>
+      </w:rPr>
+    </w:lvl>
+    <w:lvl w:ilvl="1" w:tentative="1">
+      <w:start w:val="1"/>
+      <w:numFmt w:val="bullet"/>
+      <w:lvlText w:val="o"/>
+      <w:lvlJc w:val="left"/>
+      <w:pPr>
+        <w:tabs>
+          <w:tab w:val="num" w:pos="1440"/>
+        </w:tabs>
+        <w:ind w:left="1440" w:hanging="360"/>
+      </w:pPr>
+      <w:rPr>
+        <w:rFonts w:ascii="Courier New" w:hAnsi="Courier New" w:hint="default"/>
+        <w:sz w:val="20"/>
+      </w:rPr>
+    </w:lvl>
+    <w:lvl w:ilvl="2" w:tentative="1">
+      <w:start w:val="1"/>
+      <w:numFmt w:val="bullet"/>
+      <w:lvlText w:val=""/>
+      <w:lvlJc w:val="left"/>
+      <w:pPr>
+        <w:tabs>
+          <w:tab w:val="num" w:pos="2160"/>
+        </w:tabs>
+        <w:ind w:left="2160" w:hanging="360"/>
+      </w:pPr>
+      <w:rPr>
+        <w:rFonts w:ascii="Wingdings" w:hAnsi="Wingdings" w:hint="default"/>
+        <w:sz w:val="20"/>
+      </w:rPr>
+    </w:lvl>
+    <w:lvl w:ilvl="3" w:tentative="1">
+      <w:start w:val="1"/>
+      <w:numFmt w:val="bullet"/>
+      <w:lvlText w:val=""/>
+      <w:lvlJc w:val="left"/>
+      <w:pPr>
+        <w:tabs>
+          <w:tab w:val="num" w:pos="2880"/>
+        </w:tabs>
+        <w:ind w:left="2880" w:hanging="360"/>
+      </w:pPr>
+      <w:rPr>
+        <w:rFonts w:ascii="Wingdings" w:hAnsi="Wingdings" w:hint="default"/>
+        <w:sz w:val="20"/>
+      </w:rPr>
+    </w:lvl>
+    <w:lvl w:ilvl="4" w:tentative="1">
+      <w:start w:val="1"/>
+      <w:numFmt w:val="bullet"/>
+      <w:lvlText w:val=""/>
+      <w:lvlJc w:val="left"/>
+      <w:pPr>
+        <w:tabs>
+          <w:tab w:val="num" w:pos="3600"/>
+        </w:tabs>
+        <w:ind w:left="3600" w:hanging="360"/>
+      </w:pPr>
+      <w:rPr>
+        <w:rFonts w:ascii="Wingdings" w:hAnsi="Wingdings" w:hint="default"/>
+        <w:sz w:val="20"/>
+      </w:rPr>
+    </w:lvl>
+    <w:lvl w:ilvl="5" w:tentative="1">
+      <w:start w:val="1"/>
+      <w:numFmt w:val="bullet"/>
+      <w:lvlText w:val=""/>
+      <w:lvlJc w:val="left"/>
+      <w:pPr>
+        <w:tabs>
+          <w:tab w:val="num" w:pos="4320"/>
+        </w:tabs>
+        <w:ind w:left="4320" w:hanging="360"/>
+      </w:pPr>
+      <w:rPr>
+        <w:rFonts w:ascii="Wingdings" w:hAnsi="Wingdings" w:hint="default"/>
+        <w:sz w:val="20"/>
+      </w:rPr>
+    </w:lvl>
+    <w:lvl w:ilvl="6" w:tentative="1">
+      <w:start w:val="1"/>
+      <w:numFmt w:val="bullet"/>
+      <w:lvlText w:val=""/>
+      <w:lvlJc w:val="left"/>
+      <w:pPr>
+        <w:tabs>
+          <w:tab w:val="num" w:pos="5040"/>
+        </w:tabs>
+        <w:ind w:left="5040" w:hanging="360"/>
+      </w:pPr>
+      <w:rPr>
+        <w:rFonts w:ascii="Wingdings" w:hAnsi="Wingdings" w:hint="default"/>
+        <w:sz w:val="20"/>
+      </w:rPr>
+    </w:lvl>
+    <w:lvl w:ilvl="7" w:tentative="1">
+      <w:start w:val="1"/>
+      <w:numFmt w:val="bullet"/>
+      <w:lvlText w:val=""/>
+      <w:lvlJc w:val="left"/>
+      <w:pPr>
+        <w:tabs>
+          <w:tab w:val="num" w:pos="5760"/>
+        </w:tabs>
+        <w:ind w:left="5760" w:hanging="360"/>
+      </w:pPr>
+      <w:rPr>
+        <w:rFonts w:ascii="Wingdings" w:hAnsi="Wingdings" w:hint="default"/>
+        <w:sz w:val="20"/>
+      </w:rPr>
+    </w:lvl>
+    <w:lvl w:ilvl="8" w:tentative="1">
+      <w:start w:val="1"/>
+      <w:numFmt w:val="bullet"/>
+      <w:lvlText w:val=""/>
+      <w:lvlJc w:val="left"/>
+      <w:pPr>
+        <w:tabs>
+          <w:tab w:val="num" w:pos="6480"/>
+        </w:tabs>
+        <w:ind w:left="6480" w:hanging="360"/>
+      </w:pPr>
+      <w:rPr>
+        <w:rFonts w:ascii="Wingdings" w:hAnsi="Wingdings" w:hint="default"/>
+        <w:sz w:val="20"/>
+      </w:rPr>
+    </w:lvl>
+  </w:abstractNum>
+  <w:abstractNum w:abstractNumId="1">
+    <w:nsid w:val="23053C87"/>
+    <w:multiLevelType w:val="multilevel"/>
+    <w:tmpl w:val="A6F451D2"/>
+    <w:lvl w:ilvl="0">
+      <w:start w:val="1"/>
+      <w:numFmt w:val="bullet"/>
+      <w:lvlText w:val=""/>
+      <w:lvlJc w:val="left"/>
+      <w:pPr>
+        <w:tabs>
+          <w:tab w:val="num" w:pos="720"/>
+        </w:tabs>
+        <w:ind w:left="720" w:hanging="360"/>
+      </w:pPr>
+      <w:rPr>
+        <w:rFonts w:ascii="Symbol" w:hAnsi="Symbol" w:hint="default"/>
+        <w:sz w:val="20"/>
+      </w:rPr>
+    </w:lvl>
+    <w:lvl w:ilvl="1" w:tentative="1">
+      <w:start w:val="1"/>
+      <w:numFmt w:val="bullet"/>
+      <w:lvlText w:val="o"/>
+      <w:lvlJc w:val="left"/>
+      <w:pPr>
+        <w:tabs>
+          <w:tab w:val="num" w:pos="1440"/>
+        </w:tabs>
+        <w:ind w:left="1440" w:hanging="360"/>
+      </w:pPr>
+      <w:rPr>
+        <w:rFonts w:ascii="Courier New" w:hAnsi="Courier New" w:hint="default"/>
+        <w:sz w:val="20"/>
+      </w:rPr>
+    </w:lvl>
+    <w:lvl w:ilvl="2" w:tentative="1">
+      <w:start w:val="1"/>
+      <w:numFmt w:val="bullet"/>
+      <w:lvlText w:val=""/>
+      <w:lvlJc w:val="left"/>
+      <w:pPr>
+        <w:tabs>
+          <w:tab w:val="num" w:pos="2160"/>
+        </w:tabs>
+        <w:ind w:left="2160" w:hanging="360"/>
+      </w:pPr>
+      <w:rPr>
+        <w:rFonts w:ascii="Wingdings" w:hAnsi="Wingdings" w:hint="default"/>
+        <w:sz w:val="20"/>
+      </w:rPr>
+    </w:lvl>
+    <w:lvl w:ilvl="3" w:tentative="1">
+      <w:start w:val="1"/>
+      <w:numFmt w:val="bullet"/>
+      <w:lvlText w:val=""/>
+      <w:lvlJc w:val="left"/>
+      <w:pPr>
+        <w:tabs>
+          <w:tab w:val="num" w:pos="2880"/>
+        </w:tabs>
+        <w:ind w:left="2880" w:hanging="360"/>
+      </w:pPr>
+      <w:rPr>
+        <w:rFonts w:ascii="Wingdings" w:hAnsi="Wingdings" w:hint="default"/>
+        <w:sz w:val="20"/>
+      </w:rPr>
+    </w:lvl>
+    <w:lvl w:ilvl="4" w:tentative="1">
+      <w:start w:val="1"/>
+      <w:numFmt w:val="bullet"/>
+      <w:lvlText w:val=""/>
+      <w:lvlJc w:val="left"/>
+      <w:pPr>
+        <w:tabs>
+          <w:tab w:val="num" w:pos="3600"/>
+        </w:tabs>
+        <w:ind w:left="3600" w:hanging="360"/>
+      </w:pPr>
+      <w:rPr>
+        <w:rFonts w:ascii="Wingdings" w:hAnsi="Wingdings" w:hint="default"/>
+        <w:sz w:val="20"/>
+      </w:rPr>
+    </w:lvl>
+    <w:lvl w:ilvl="5" w:tentative="1">
+      <w:start w:val="1"/>
+      <w:numFmt w:val="bullet"/>
+      <w:lvlText w:val=""/>
+      <w:lvlJc w:val="left"/>
+      <w:pPr>
+        <w:tabs>
+          <w:tab w:val="num" w:pos="4320"/>
+        </w:tabs>
+        <w:ind w:left="4320" w:hanging="360"/>
+      </w:pPr>
+      <w:rPr>
+        <w:rFonts w:ascii="Wingdings" w:hAnsi="Wingdings" w:hint="default"/>
+        <w:sz w:val="20"/>
+      </w:rPr>
+    </w:lvl>
+    <w:lvl w:ilvl="6" w:tentative="1">
+      <w:start w:val="1"/>
+      <w:numFmt w:val="bullet"/>
+      <w:lvlText w:val=""/>
+      <w:lvlJc w:val="left"/>
+      <w:pPr>
+        <w:tabs>
+          <w:tab w:val="num" w:pos="5040"/>
+        </w:tabs>
+        <w:ind w:left="5040" w:hanging="360"/>
+      </w:pPr>
+      <w:rPr>
+        <w:rFonts w:ascii="Wingdings" w:hAnsi="Wingdings" w:hint="default"/>
+        <w:sz w:val="20"/>
+      </w:rPr>
+    </w:lvl>
+    <w:lvl w:ilvl="7" w:tentative="1">
+      <w:start w:val="1"/>
+      <w:numFmt w:val="bullet"/>
+      <w:lvlText w:val=""/>
+      <w:lvlJc w:val="left"/>
+      <w:pPr>
+        <w:tabs>
+          <w:tab w:val="num" w:pos="5760"/>
+        </w:tabs>
+        <w:ind w:left="5760" w:hanging="360"/>
+      </w:pPr>
+      <w:rPr>
+        <w:rFonts w:ascii="Wingdings" w:hAnsi="Wingdings" w:hint="default"/>
+        <w:sz w:val="20"/>
+      </w:rPr>
+    </w:lvl>
+    <w:lvl w:ilvl="8" w:tentative="1">
+      <w:start w:val="1"/>
+      <w:numFmt w:val="bullet"/>
+      <w:lvlText w:val=""/>
+      <w:lvlJc w:val="left"/>
+      <w:pPr>
+        <w:tabs>
+          <w:tab w:val="num" w:pos="6480"/>
+        </w:tabs>
+        <w:ind w:left="6480" w:hanging="360"/>
+      </w:pPr>
+      <w:rPr>
+        <w:rFonts w:ascii="Wingdings" w:hAnsi="Wingdings" w:hint="default"/>
+        <w:sz w:val="20"/>
+      </w:rPr>
+    </w:lvl>
+  </w:abstractNum>
+  <w:abstractNum w:abstractNumId="2">
+    <w:nsid w:val="2D927F2D"/>
+    <w:multiLevelType w:val="multilevel"/>
+    <w:tmpl w:val="901E4514"/>
+    <w:lvl w:ilvl="0">
+      <w:start w:val="1"/>
+      <w:numFmt w:val="bullet"/>
+      <w:lvlText w:val=""/>
+      <w:lvlJc w:val="left"/>
+      <w:pPr>
+        <w:tabs>
+          <w:tab w:val="num" w:pos="720"/>
+        </w:tabs>
+        <w:ind w:left="720" w:hanging="360"/>
+      </w:pPr>
+      <w:rPr>
+        <w:rFonts w:ascii="Symbol" w:hAnsi="Symbol" w:hint="default"/>
+        <w:sz w:val="20"/>
+      </w:rPr>
+    </w:lvl>
+    <w:lvl w:ilvl="1" w:tentative="1">
+      <w:start w:val="1"/>
+      <w:numFmt w:val="bullet"/>
+      <w:lvlText w:val="o"/>
+      <w:lvlJc w:val="left"/>
+      <w:pPr>
+        <w:tabs>
+          <w:tab w:val="num" w:pos="1440"/>
+        </w:tabs>
+        <w:ind w:left="1440" w:hanging="360"/>
+      </w:pPr>
+      <w:rPr>
+        <w:rFonts w:ascii="Courier New" w:hAnsi="Courier New" w:hint="default"/>
+        <w:sz w:val="20"/>
+      </w:rPr>
+    </w:lvl>
+    <w:lvl w:ilvl="2" w:tentative="1">
+      <w:start w:val="1"/>
+      <w:numFmt w:val="bullet"/>
+      <w:lvlText w:val=""/>
+      <w:lvlJc w:val="left"/>
+      <w:pPr>
+        <w:tabs>
+          <w:tab w:val="num" w:pos="2160"/>
+        </w:tabs>
+        <w:ind w:left="2160" w:hanging="360"/>
+      </w:pPr>
+      <w:rPr>
+        <w:rFonts w:ascii="Wingdings" w:hAnsi="Wingdings" w:hint="default"/>
+        <w:sz w:val="20"/>
+      </w:rPr>
+    </w:lvl>
+    <w:lvl w:ilvl="3" w:tentative="1">
+      <w:start w:val="1"/>
+      <w:numFmt w:val="bullet"/>
+      <w:lvlText w:val=""/>
+      <w:lvlJc w:val="left"/>
+      <w:pPr>
+        <w:tabs>
+          <w:tab w:val="num" w:pos="2880"/>
+        </w:tabs>
+        <w:ind w:left="2880" w:hanging="360"/>
+      </w:pPr>
+      <w:rPr>
+        <w:rFonts w:ascii="Wingdings" w:hAnsi="Wingdings" w:hint="default"/>
+        <w:sz w:val="20"/>
+      </w:rPr>
+    </w:lvl>
+    <w:lvl w:ilvl="4" w:tentative="1">
+      <w:start w:val="1"/>
+      <w:numFmt w:val="bullet"/>
+      <w:lvlText w:val=""/>
+      <w:lvlJc w:val="left"/>
+      <w:pPr>
+        <w:tabs>
+          <w:tab w:val="num" w:pos="3600"/>
+        </w:tabs>
+        <w:ind w:left="3600" w:hanging="360"/>
+      </w:pPr>
+      <w:rPr>
+        <w:rFonts w:ascii="Wingdings" w:hAnsi="Wingdings" w:hint="default"/>
+        <w:sz w:val="20"/>
+      </w:rPr>
+    </w:lvl>
+    <w:lvl w:ilvl="5" w:tentative="1">
+      <w:start w:val="1"/>
+      <w:numFmt w:val="bullet"/>
+      <w:lvlText w:val=""/>
+      <w:lvlJc w:val="left"/>
+      <w:pPr>
+        <w:tabs>
+          <w:tab w:val="num" w:pos="4320"/>
+        </w:tabs>
+        <w:ind w:left="4320" w:hanging="360"/>
+      </w:pPr>
+      <w:rPr>
+        <w:rFonts w:ascii="Wingdings" w:hAnsi="Wingdings" w:hint="default"/>
+        <w:sz w:val="20"/>
+      </w:rPr>
+    </w:lvl>
+    <w:lvl w:ilvl="6" w:tentative="1">
+      <w:start w:val="1"/>
+      <w:numFmt w:val="bullet"/>
+      <w:lvlText w:val=""/>
+      <w:lvlJc w:val="left"/>
+      <w:pPr>
+        <w:tabs>
+          <w:tab w:val="num" w:pos="5040"/>
+        </w:tabs>
+        <w:ind w:left="5040" w:hanging="360"/>
+      </w:pPr>
+      <w:rPr>
+        <w:rFonts w:ascii="Wingdings" w:hAnsi="Wingdings" w:hint="default"/>
+        <w:sz w:val="20"/>
+      </w:rPr>
+    </w:lvl>
+    <w:lvl w:ilvl="7" w:tentative="1">
+      <w:start w:val="1"/>
+      <w:numFmt w:val="bullet"/>
+      <w:lvlText w:val=""/>
+      <w:lvlJc w:val="left"/>
+      <w:pPr>
+        <w:tabs>
+          <w:tab w:val="num" w:pos="5760"/>
+        </w:tabs>
+        <w:ind w:left="5760" w:hanging="360"/>
+      </w:pPr>
+      <w:rPr>
+        <w:rFonts w:ascii="Wingdings" w:hAnsi="Wingdings" w:hint="default"/>
+        <w:sz w:val="20"/>
+      </w:rPr>
+    </w:lvl>
+    <w:lvl w:ilvl="8" w:tentative="1">
+      <w:start w:val="1"/>
+      <w:numFmt w:val="bullet"/>
+      <w:lvlText w:val=""/>
+      <w:lvlJc w:val="left"/>
+      <w:pPr>
+        <w:tabs>
+          <w:tab w:val="num" w:pos="6480"/>
+        </w:tabs>
+        <w:ind w:left="6480" w:hanging="360"/>
+      </w:pPr>
+      <w:rPr>
+        <w:rFonts w:ascii="Wingdings" w:hAnsi="Wingdings" w:hint="default"/>
+        <w:sz w:val="20"/>
+      </w:rPr>
+    </w:lvl>
+  </w:abstractNum>
+  <w:abstractNum w:abstractNumId="3">
+    <w:nsid w:val="361E63F5"/>
+    <w:multiLevelType w:val="multilevel"/>
+    <w:tmpl w:val="FA52E7E2"/>
+    <w:lvl w:ilvl="0">
+      <w:start w:val="1"/>
+      <w:numFmt w:val="bullet"/>
+      <w:lvlText w:val=""/>
+      <w:lvlJc w:val="left"/>
+      <w:pPr>
+        <w:tabs>
+          <w:tab w:val="num" w:pos="720"/>
+        </w:tabs>
+        <w:ind w:left="720" w:hanging="360"/>
+      </w:pPr>
+      <w:rPr>
+        <w:rFonts w:ascii="Symbol" w:hAnsi="Symbol" w:hint="default"/>
+        <w:sz w:val="20"/>
+      </w:rPr>
+    </w:lvl>
+    <w:lvl w:ilvl="1" w:tentative="1">
+      <w:start w:val="1"/>
+      <w:numFmt w:val="bullet"/>
+      <w:lvlText w:val="o"/>
+      <w:lvlJc w:val="left"/>
+      <w:pPr>
+        <w:tabs>
+          <w:tab w:val="num" w:pos="1440"/>
+        </w:tabs>
+        <w:ind w:left="1440" w:hanging="360"/>
+      </w:pPr>
+      <w:rPr>
+        <w:rFonts w:ascii="Courier New" w:hAnsi="Courier New" w:hint="default"/>
+        <w:sz w:val="20"/>
+      </w:rPr>
+    </w:lvl>
+    <w:lvl w:ilvl="2" w:tentative="1">
+      <w:start w:val="1"/>
+      <w:numFmt w:val="bullet"/>
+      <w:lvlText w:val=""/>
+      <w:lvlJc w:val="left"/>
+      <w:pPr>
+        <w:tabs>
+          <w:tab w:val="num" w:pos="2160"/>
+        </w:tabs>
+        <w:ind w:left="2160" w:hanging="360"/>
+      </w:pPr>
+      <w:rPr>
+        <w:rFonts w:ascii="Wingdings" w:hAnsi="Wingdings" w:hint="default"/>
+        <w:sz w:val="20"/>
+      </w:rPr>
+    </w:lvl>
+    <w:lvl w:ilvl="3" w:tentative="1">
+      <w:start w:val="1"/>
+      <w:numFmt w:val="bullet"/>
+      <w:lvlText w:val=""/>
+      <w:lvlJc w:val="left"/>
+      <w:pPr>
+        <w:tabs>
+          <w:tab w:val="num" w:pos="2880"/>
+        </w:tabs>
+        <w:ind w:left="2880" w:hanging="360"/>
+      </w:pPr>
+      <w:rPr>
+        <w:rFonts w:ascii="Wingdings" w:hAnsi="Wingdings" w:hint="default"/>
+        <w:sz w:val="20"/>
+      </w:rPr>
+    </w:lvl>
+    <w:lvl w:ilvl="4" w:tentative="1">
+      <w:start w:val="1"/>
+      <w:numFmt w:val="bullet"/>
+      <w:lvlText w:val=""/>
+      <w:lvlJc w:val="left"/>
+      <w:pPr>
+        <w:tabs>
+          <w:tab w:val="num" w:pos="3600"/>
+        </w:tabs>
+        <w:ind w:left="3600" w:hanging="360"/>
+      </w:pPr>
+      <w:rPr>
+        <w:rFonts w:ascii="Wingdings" w:hAnsi="Wingdings" w:hint="default"/>
+        <w:sz w:val="20"/>
+      </w:rPr>
+    </w:lvl>
+    <w:lvl w:ilvl="5" w:tentative="1">
+      <w:start w:val="1"/>
+      <w:numFmt w:val="bullet"/>
+      <w:lvlText w:val=""/>
+      <w:lvlJc w:val="left"/>
+      <w:pPr>
+        <w:tabs>
+          <w:tab w:val="num" w:pos="4320"/>
+        </w:tabs>
+        <w:ind w:left="4320" w:hanging="360"/>
+      </w:pPr>
+      <w:rPr>
+        <w:rFonts w:ascii="Wingdings" w:hAnsi="Wingdings" w:hint="default"/>
+        <w:sz w:val="20"/>
+      </w:rPr>
+    </w:lvl>
+    <w:lvl w:ilvl="6" w:tentative="1">
+      <w:start w:val="1"/>
+      <w:numFmt w:val="bullet"/>
+      <w:lvlText w:val=""/>
+      <w:lvlJc w:val="left"/>
+      <w:pPr>
+        <w:tabs>
+          <w:tab w:val="num" w:pos="5040"/>
+        </w:tabs>
+        <w:ind w:left="5040" w:hanging="360"/>
+      </w:pPr>
+      <w:rPr>
+        <w:rFonts w:ascii="Wingdings" w:hAnsi="Wingdings" w:hint="default"/>
+        <w:sz w:val="20"/>
+      </w:rPr>
+    </w:lvl>
+    <w:lvl w:ilvl="7" w:tentative="1">
+      <w:start w:val="1"/>
+      <w:numFmt w:val="bullet"/>
+      <w:lvlText w:val=""/>
+      <w:lvlJc w:val="left"/>
+      <w:pPr>
+        <w:tabs>
+          <w:tab w:val="num" w:pos="5760"/>
+        </w:tabs>
+        <w:ind w:left="5760" w:hanging="360"/>
+      </w:pPr>
+      <w:rPr>
+        <w:rFonts w:ascii="Wingdings" w:hAnsi="Wingdings" w:hint="default"/>
+        <w:sz w:val="20"/>
+      </w:rPr>
+    </w:lvl>
+    <w:lvl w:ilvl="8" w:tentative="1">
+      <w:start w:val="1"/>
+      <w:numFmt w:val="bullet"/>
+      <w:lvlText w:val=""/>
+      <w:lvlJc w:val="left"/>
+      <w:pPr>
+        <w:tabs>
+          <w:tab w:val="num" w:pos="6480"/>
+        </w:tabs>
+        <w:ind w:left="6480" w:hanging="360"/>
+      </w:pPr>
+      <w:rPr>
+        <w:rFonts w:ascii="Wingdings" w:hAnsi="Wingdings" w:hint="default"/>
+        <w:sz w:val="20"/>
+      </w:rPr>
+    </w:lvl>
+  </w:abstractNum>
+  <w:abstractNum w:abstractNumId="4">
+    <w:nsid w:val="62E12DEA"/>
+    <w:multiLevelType w:val="hybridMultilevel"/>
+    <w:tmpl w:val="5EB26BD2"/>
+    <w:lvl w:ilvl="0" w:tplc="080A0001">
+      <w:start w:val="1"/>
+      <w:numFmt w:val="bullet"/>
+      <w:lvlText w:val=""/>
+      <w:lvlJc w:val="left"/>
+      <w:pPr>
+        <w:ind w:left="360" w:hanging="360"/>
+      </w:pPr>
+      <w:rPr>
+        <w:rFonts w:ascii="Symbol" w:hAnsi="Symbol" w:hint="default"/>
+      </w:rPr>
+    </w:lvl>
+    <w:lvl w:ilvl="1" w:tplc="080A0003" w:tentative="1">
+      <w:start w:val="1"/>
+      <w:numFmt w:val="bullet"/>
+      <w:lvlText w:val="o"/>
+      <w:lvlJc w:val="left"/>
+      <w:pPr>
+        <w:ind w:left="1080" w:hanging="360"/>
+      </w:pPr>
+      <w:rPr>
+        <w:rFonts w:ascii="Courier New" w:hAnsi="Courier New" w:cs="Courier New" w:hint="default"/>
+      </w:rPr>
+    </w:lvl>
+    <w:lvl w:ilvl="2" w:tplc="080A0005" w:tentative="1">
+      <w:start w:val="1"/>
+      <w:numFmt w:val="bullet"/>
+      <w:lvlText w:val=""/>
+      <w:lvlJc w:val="left"/>
+      <w:pPr>
+        <w:ind w:left="1800" w:hanging="360"/>
+      </w:pPr>
+      <w:rPr>
+        <w:rFonts w:ascii="Wingdings" w:hAnsi="Wingdings" w:hint="default"/>
+      </w:rPr>
+    </w:lvl>
+    <w:lvl w:ilvl="3" w:tplc="080A0001" w:tentative="1">
+      <w:start w:val="1"/>
+      <w:numFmt w:val="bullet"/>
+      <w:lvlText w:val=""/>
+      <w:lvlJc w:val="left"/>
+      <w:pPr>
+        <w:ind w:left="2520" w:hanging="360"/>
+      </w:pPr>
+      <w:rPr>
+        <w:rFonts w:ascii="Symbol" w:hAnsi="Symbol" w:hint="default"/>
+      </w:rPr>
+    </w:lvl>
+    <w:lvl w:ilvl="4" w:tplc="080A0003" w:tentative="1">
+      <w:start w:val="1"/>
+      <w:numFmt w:val="bullet"/>
+      <w:lvlText w:val="o"/>
+      <w:lvlJc w:val="left"/>
+      <w:pPr>
+        <w:ind w:left="3240" w:hanging="360"/>
+      </w:pPr>
+      <w:rPr>
+        <w:rFonts w:ascii="Courier New" w:hAnsi="Courier New" w:cs="Courier New" w:hint="default"/>
+      </w:rPr>
+    </w:lvl>
+    <w:lvl w:ilvl="5" w:tplc="080A0005" w:tentative="1">
+      <w:start w:val="1"/>
+      <w:numFmt w:val="bullet"/>
+      <w:lvlText w:val=""/>
+      <w:lvlJc w:val="left"/>
+      <w:pPr>
+        <w:ind w:left="3960" w:hanging="360"/>
+      </w:pPr>
+      <w:rPr>
+        <w:rFonts w:ascii="Wingdings" w:hAnsi="Wingdings" w:hint="default"/>
+      </w:rPr>
+    </w:lvl>
+    <w:lvl w:ilvl="6" w:tplc="080A0001" w:tentative="1">
+      <w:start w:val="1"/>
+      <w:numFmt w:val="bullet"/>
+      <w:lvlText w:val=""/>
+      <w:lvlJc w:val="left"/>
+      <w:pPr>
+        <w:ind w:left="4680" w:hanging="360"/>
+      </w:pPr>
+      <w:rPr>
+        <w:rFonts w:ascii="Symbol" w:hAnsi="Symbol" w:hint="default"/>
+      </w:rPr>
+    </w:lvl>
+    <w:lvl w:ilvl="7" w:tplc="080A0003" w:tentative="1">
+      <w:start w:val="1"/>
+      <w:numFmt w:val="bullet"/>
+      <w:lvlText w:val="o"/>
+      <w:lvlJc w:val="left"/>
+      <w:pPr>
+        <w:ind w:left="5400" w:hanging="360"/>
+      </w:pPr>
+      <w:rPr>
+        <w:rFonts w:ascii="Courier New" w:hAnsi="Courier New" w:cs="Courier New" w:hint="default"/>
+      </w:rPr>
+    </w:lvl>
+    <w:lvl w:ilvl="8" w:tplc="080A0005" w:tentative="1">
+      <w:start w:val="1"/>
+      <w:numFmt w:val="bullet"/>
+      <w:lvlText w:val=""/>
+      <w:lvlJc w:val="left"/>
+      <w:pPr>
+        <w:ind w:left="6120" w:hanging="360"/>
+      </w:pPr>
+      <w:rPr>
+        <w:rFonts w:ascii="Wingdings" w:hAnsi="Wingdings" w:hint="default"/>
+      </w:rPr>
+    </w:lvl>
+  </w:abstractNum>
+  <w:num w:numId="1">
+    <w:abstractNumId w:val="0"/>
+  </w:num>
+  <w:num w:numId="2">
+    <w:abstractNumId w:val="1"/>
+  </w:num>
+  <w:num w:numId="3">
+    <w:abstractNumId w:val="2"/>
+  </w:num>
+  <w:num w:numId="4">
+    <w:abstractNumId w:val="3"/>
+  </w:num>
+  <w:num w:numId="5">
+    <w:abstractNumId w:val="4"/>
+  </w:num>
+</w:numbering>
 </file>
 
 <file path=word/styles.xml><?xml version="1.0" encoding="utf-8"?>
@@ -3523,10 +5196,53 @@
       <w:szCs w:val="32"/>
     </w:rPr>
   </w:style>
+  <w:style w:type="paragraph" w:styleId="Ttulo2">
+    <w:name w:val="heading 2"/>
+    <w:basedOn w:val="Normal"/>
+    <w:next w:val="Normal"/>
+    <w:link w:val="Ttulo2Car"/>
+    <w:uiPriority w:val="9"/>
+    <w:unhideWhenUsed/>
+    <w:qFormat/>
+    <w:rsid w:val="0088341B"/>
+    <w:pPr>
+      <w:keepNext/>
+      <w:keepLines/>
+      <w:spacing w:before="40" w:after="0"/>
+      <w:outlineLvl w:val="1"/>
+    </w:pPr>
+    <w:rPr>
+      <w:rFonts w:asciiTheme="majorHAnsi" w:eastAsiaTheme="majorEastAsia" w:hAnsiTheme="majorHAnsi" w:cstheme="majorBidi"/>
+      <w:color w:val="2E74B5" w:themeColor="accent1" w:themeShade="BF"/>
+      <w:sz w:val="26"/>
+      <w:szCs w:val="26"/>
+    </w:rPr>
+  </w:style>
+  <w:style w:type="paragraph" w:styleId="Ttulo3">
+    <w:name w:val="heading 3"/>
+    <w:basedOn w:val="Normal"/>
+    <w:next w:val="Normal"/>
+    <w:link w:val="Ttulo3Car"/>
+    <w:uiPriority w:val="9"/>
+    <w:unhideWhenUsed/>
+    <w:qFormat/>
+    <w:rsid w:val="006D1775"/>
+    <w:pPr>
+      <w:keepNext/>
+      <w:keepLines/>
+      <w:spacing w:before="40" w:after="0"/>
+      <w:outlineLvl w:val="2"/>
+    </w:pPr>
+    <w:rPr>
+      <w:rFonts w:asciiTheme="majorHAnsi" w:eastAsiaTheme="majorEastAsia" w:hAnsiTheme="majorHAnsi" w:cstheme="majorBidi"/>
+      <w:color w:val="1F4D78" w:themeColor="accent1" w:themeShade="7F"/>
+      <w:sz w:val="24"/>
+      <w:szCs w:val="24"/>
+    </w:rPr>
+  </w:style>
   <w:style w:type="character" w:default="1" w:styleId="Fuentedeprrafopredeter">
     <w:name w:val="Default Paragraph Font"/>
     <w:uiPriority w:val="1"/>
-    <w:semiHidden/>
     <w:unhideWhenUsed/>
   </w:style>
   <w:style w:type="table" w:default="1" w:styleId="Tablanormal">
@@ -3555,7 +5271,6 @@
     <w:basedOn w:val="Normal"/>
     <w:link w:val="HTMLconformatoprevioCar"/>
     <w:uiPriority w:val="99"/>
-    <w:semiHidden/>
     <w:unhideWhenUsed/>
     <w:rsid w:val="005F7809"/>
     <w:pPr>
@@ -3591,7 +5306,6 @@
     <w:basedOn w:val="Fuentedeprrafopredeter"/>
     <w:link w:val="HTMLconformatoprevio"/>
     <w:uiPriority w:val="99"/>
-    <w:semiHidden/>
     <w:rsid w:val="005F7809"/>
     <w:rPr>
       <w:rFonts w:ascii="Courier New" w:eastAsia="Times New Roman" w:hAnsi="Courier New" w:cs="Courier New"/>
@@ -3813,6 +5527,43 @@
     <w:name w:val="hljs-comment"/>
     <w:basedOn w:val="Fuentedeprrafopredeter"/>
     <w:rsid w:val="000519A4"/>
+  </w:style>
+  <w:style w:type="character" w:customStyle="1" w:styleId="Ttulo2Car">
+    <w:name w:val="Título 2 Car"/>
+    <w:basedOn w:val="Fuentedeprrafopredeter"/>
+    <w:link w:val="Ttulo2"/>
+    <w:uiPriority w:val="9"/>
+    <w:rsid w:val="0088341B"/>
+    <w:rPr>
+      <w:rFonts w:asciiTheme="majorHAnsi" w:eastAsiaTheme="majorEastAsia" w:hAnsiTheme="majorHAnsi" w:cstheme="majorBidi"/>
+      <w:color w:val="2E74B5" w:themeColor="accent1" w:themeShade="BF"/>
+      <w:sz w:val="26"/>
+      <w:szCs w:val="26"/>
+    </w:rPr>
+  </w:style>
+  <w:style w:type="character" w:customStyle="1" w:styleId="Ttulo3Car">
+    <w:name w:val="Título 3 Car"/>
+    <w:basedOn w:val="Fuentedeprrafopredeter"/>
+    <w:link w:val="Ttulo3"/>
+    <w:uiPriority w:val="9"/>
+    <w:rsid w:val="006D1775"/>
+    <w:rPr>
+      <w:rFonts w:asciiTheme="majorHAnsi" w:eastAsiaTheme="majorEastAsia" w:hAnsiTheme="majorHAnsi" w:cstheme="majorBidi"/>
+      <w:color w:val="1F4D78" w:themeColor="accent1" w:themeShade="7F"/>
+      <w:sz w:val="24"/>
+      <w:szCs w:val="24"/>
+    </w:rPr>
+  </w:style>
+  <w:style w:type="paragraph" w:styleId="Prrafodelista">
+    <w:name w:val="List Paragraph"/>
+    <w:basedOn w:val="Normal"/>
+    <w:uiPriority w:val="34"/>
+    <w:qFormat/>
+    <w:rsid w:val="00613AC1"/>
+    <w:pPr>
+      <w:ind w:left="720"/>
+      <w:contextualSpacing/>
+    </w:pPr>
   </w:style>
 </w:styles>
 </file>

--- a/Minería de datos/Practica 3/Practica 3.docx
+++ b/Minería de datos/Practica 3/Practica 3.docx
@@ -1,6 +1,6 @@
 
 <file path=word/document.xml><?xml version="1.0" encoding="utf-8"?>
-<w:document xmlns:wpc="http://schemas.microsoft.com/office/word/2010/wordprocessingCanvas" xmlns:mc="http://schemas.openxmlformats.org/markup-compatibility/2006" xmlns:o="urn:schemas-microsoft-com:office:office" xmlns:r="http://schemas.openxmlformats.org/officeDocument/2006/relationships" xmlns:m="http://schemas.openxmlformats.org/officeDocument/2006/math" xmlns:v="urn:schemas-microsoft-com:vml" xmlns:wp14="http://schemas.microsoft.com/office/word/2010/wordprocessingDrawing" xmlns:wp="http://schemas.openxmlformats.org/drawingml/2006/wordprocessingDrawing" xmlns:w10="urn:schemas-microsoft-com:office:word" xmlns:w="http://schemas.openxmlformats.org/wordprocessingml/2006/main" xmlns:w14="http://schemas.microsoft.com/office/word/2010/wordml" xmlns:w15="http://schemas.microsoft.com/office/word/2012/wordml" xmlns:wpg="http://schemas.microsoft.com/office/word/2010/wordprocessingGroup" xmlns:wpi="http://schemas.microsoft.com/office/word/2010/wordprocessingInk" xmlns:wne="http://schemas.microsoft.com/office/word/2006/wordml" xmlns:wps="http://schemas.microsoft.com/office/word/2010/wordprocessingShape" mc:Ignorable="w14 w15 wp14">
+<w:document xmlns:wpc="http://schemas.microsoft.com/office/word/2010/wordprocessingCanvas" xmlns:cx="http://schemas.microsoft.com/office/drawing/2014/chartex" xmlns:cx1="http://schemas.microsoft.com/office/drawing/2015/9/8/chartex" xmlns:cx2="http://schemas.microsoft.com/office/drawing/2015/10/21/chartex" xmlns:cx3="http://schemas.microsoft.com/office/drawing/2016/5/9/chartex" xmlns:cx4="http://schemas.microsoft.com/office/drawing/2016/5/10/chartex" xmlns:cx5="http://schemas.microsoft.com/office/drawing/2016/5/11/chartex" xmlns:cx6="http://schemas.microsoft.com/office/drawing/2016/5/12/chartex" xmlns:cx7="http://schemas.microsoft.com/office/drawing/2016/5/13/chartex" xmlns:cx8="http://schemas.microsoft.com/office/drawing/2016/5/14/chartex" xmlns:mc="http://schemas.openxmlformats.org/markup-compatibility/2006" xmlns:aink="http://schemas.microsoft.com/office/drawing/2016/ink" xmlns:am3d="http://schemas.microsoft.com/office/drawing/2017/model3d" xmlns:o="urn:schemas-microsoft-com:office:office" xmlns:oel="http://schemas.microsoft.com/office/2019/extlst" xmlns:r="http://schemas.openxmlformats.org/officeDocument/2006/relationships" xmlns:m="http://schemas.openxmlformats.org/officeDocument/2006/math" xmlns:v="urn:schemas-microsoft-com:vml" xmlns:wp14="http://schemas.microsoft.com/office/word/2010/wordprocessingDrawing" xmlns:wp="http://schemas.openxmlformats.org/drawingml/2006/wordprocessingDrawing" xmlns:w10="urn:schemas-microsoft-com:office:word" xmlns:w="http://schemas.openxmlformats.org/wordprocessingml/2006/main" xmlns:w14="http://schemas.microsoft.com/office/word/2010/wordml" xmlns:w15="http://schemas.microsoft.com/office/word/2012/wordml" xmlns:w16cex="http://schemas.microsoft.com/office/word/2018/wordml/cex" xmlns:w16cid="http://schemas.microsoft.com/office/word/2016/wordml/cid" xmlns:w16="http://schemas.microsoft.com/office/word/2018/wordml" xmlns:w16du="http://schemas.microsoft.com/office/word/2023/wordml/word16du" xmlns:w16sdtdh="http://schemas.microsoft.com/office/word/2020/wordml/sdtdatahash" xmlns:w16sdtfl="http://schemas.microsoft.com/office/word/2024/wordml/sdtformatlock" xmlns:w16se="http://schemas.microsoft.com/office/word/2015/wordml/symex" xmlns:wpg="http://schemas.microsoft.com/office/word/2010/wordprocessingGroup" xmlns:wpi="http://schemas.microsoft.com/office/word/2010/wordprocessingInk" xmlns:wne="http://schemas.microsoft.com/office/word/2006/wordml" xmlns:wps="http://schemas.microsoft.com/office/word/2010/wordprocessingShape" mc:Ignorable="w14 w15 w16se w16cid w16 w16cex w16sdtdh w16sdtfl w16du wp14">
   <w:body>
     <w:p>
       <w:pPr>
@@ -16,12 +16,238 @@
       </w:r>
     </w:p>
     <w:p>
-      <w:r>
+      <w:pPr>
         <w:rPr>
           <w:rStyle w:val="Ttulo1Car"/>
         </w:rPr>
+      </w:pPr>
+      <w:r>
+        <w:rPr>
+          <w:rStyle w:val="Ttulo1Car"/>
+        </w:rPr>
         <w:t>Desarrollo</w:t>
       </w:r>
+    </w:p>
+    <w:p>
+      <w:pPr>
+        <w:pStyle w:val="Ttulo2"/>
+        <w:rPr>
+          <w:rStyle w:val="Ttulo1Car"/>
+        </w:rPr>
+      </w:pPr>
+      <w:r>
+        <w:rPr>
+          <w:rStyle w:val="Ttulo1Car"/>
+        </w:rPr>
+        <w:t>Diagrama de disco representado en diferentes tipos de diagrama</w:t>
+      </w:r>
+    </w:p>
+    <w:p>
+      <w:r>
+        <w:t xml:space="preserve">Según el diagrama obtenido de la </w:t>
+      </w:r>
+      <w:r>
+        <w:rPr>
+          <w:i/>
+          <w:iCs/>
+        </w:rPr>
+        <w:t>Práctica 2</w:t>
+      </w:r>
+      <w:r>
+        <w:t xml:space="preserve"> en donde basándonos en un registro de procesos predeterminado en el </w:t>
+      </w:r>
+      <w:r>
+        <w:rPr>
+          <w:i/>
+          <w:iCs/>
+        </w:rPr>
+        <w:t xml:space="preserve">Software </w:t>
+      </w:r>
+      <w:proofErr w:type="gramStart"/>
+      <w:r>
+        <w:rPr>
+          <w:i/>
+          <w:iCs/>
+        </w:rPr>
+        <w:t>Disco</w:t>
+      </w:r>
+      <w:r>
+        <w:t>[</w:t>
+      </w:r>
+      <w:proofErr w:type="gramEnd"/>
+      <w:r>
+        <w:t>REFERENCIA], se hizo un análisis del mapa de procesos de todos los procesos que demostraron atención al cliente. El mapa está a continuación.</w:t>
+      </w:r>
+    </w:p>
+    <w:p>
+      <w:r>
+        <w:drawing>
+          <wp:inline distT="0" distB="0" distL="0" distR="0" wp14:anchorId="0B218AA5" wp14:editId="76FA944D">
+            <wp:extent cx="5549785" cy="2020570"/>
+            <wp:effectExtent l="0" t="0" r="0" b="0"/>
+            <wp:docPr id="382962542" name="Imagen 1"/>
+            <wp:cNvGraphicFramePr>
+              <a:graphicFrameLocks xmlns:a="http://schemas.openxmlformats.org/drawingml/2006/main" noChangeAspect="1"/>
+            </wp:cNvGraphicFramePr>
+            <a:graphic xmlns:a="http://schemas.openxmlformats.org/drawingml/2006/main">
+              <a:graphicData uri="http://schemas.openxmlformats.org/drawingml/2006/picture">
+                <pic:pic xmlns:pic="http://schemas.openxmlformats.org/drawingml/2006/picture">
+                  <pic:nvPicPr>
+                    <pic:cNvPr id="382962542" name=""/>
+                    <pic:cNvPicPr/>
+                  </pic:nvPicPr>
+                  <pic:blipFill rotWithShape="1">
+                    <a:blip r:embed="rId5"/>
+                    <a:srcRect l="1111"/>
+                    <a:stretch>
+                      <a:fillRect/>
+                    </a:stretch>
+                  </pic:blipFill>
+                  <pic:spPr bwMode="auto">
+                    <a:xfrm>
+                      <a:off x="0" y="0"/>
+                      <a:ext cx="5549785" cy="2020570"/>
+                    </a:xfrm>
+                    <a:prstGeom prst="rect">
+                      <a:avLst/>
+                    </a:prstGeom>
+                    <a:ln>
+                      <a:noFill/>
+                    </a:ln>
+                    <a:extLst>
+                      <a:ext uri="{53640926-AAD7-44D8-BBD7-CCE9431645EC}">
+                        <a14:shadowObscured xmlns:a14="http://schemas.microsoft.com/office/drawing/2010/main"/>
+                      </a:ext>
+                    </a:extLst>
+                  </pic:spPr>
+                </pic:pic>
+              </a:graphicData>
+            </a:graphic>
+          </wp:inline>
+        </w:drawing>
+      </w:r>
+    </w:p>
+    <w:p>
+      <w:r>
+        <w:t xml:space="preserve">El mapa de procesos ilustra la frecuencia de ruta en procesos de todos los casos seleccionados. Y para esta práctica, vamos a hacer una representación de dicho mapa de procesos a partir de otros tipos de diagrama mencionados en </w:t>
+      </w:r>
+      <w:r>
+        <w:t>e</w:t>
+      </w:r>
+      <w:r>
+        <w:t xml:space="preserve">l libro de Wil van </w:t>
+      </w:r>
+      <w:proofErr w:type="spellStart"/>
+      <w:r>
+        <w:t>der</w:t>
+      </w:r>
+      <w:proofErr w:type="spellEnd"/>
+      <w:r>
+        <w:t xml:space="preserve"> </w:t>
+      </w:r>
+      <w:proofErr w:type="gramStart"/>
+      <w:r>
+        <w:t>Aalst</w:t>
+      </w:r>
+      <w:r>
+        <w:t>[</w:t>
+      </w:r>
+      <w:proofErr w:type="gramEnd"/>
+      <w:r>
+        <w:t>REFERENCIA].</w:t>
+      </w:r>
+    </w:p>
+    <w:p>
+      <w:r>
+        <w:t xml:space="preserve">El primer gran paso para "traducir" </w:t>
+      </w:r>
+      <w:r>
+        <w:t>nuestro</w:t>
+      </w:r>
+      <w:r>
+        <w:t xml:space="preserve"> diagrama es entender qué tienes ahora mismo. Lo que </w:t>
+      </w:r>
+      <w:proofErr w:type="gramStart"/>
+      <w:r>
+        <w:rPr>
+          <w:i/>
+          <w:iCs/>
+        </w:rPr>
+        <w:t>Disco</w:t>
+      </w:r>
+      <w:r>
+        <w:t>[</w:t>
+      </w:r>
+      <w:proofErr w:type="gramEnd"/>
+      <w:r>
+        <w:t>REFERENCIA]</w:t>
+      </w:r>
+      <w:r>
+        <w:t xml:space="preserve"> </w:t>
+      </w:r>
+      <w:proofErr w:type="gramStart"/>
+      <w:r>
+        <w:t xml:space="preserve">nos </w:t>
+      </w:r>
+      <w:r>
+        <w:t xml:space="preserve"> generó</w:t>
+      </w:r>
+      <w:proofErr w:type="gramEnd"/>
+      <w:r>
+        <w:t xml:space="preserve"> (y que </w:t>
+      </w:r>
+      <w:r>
+        <w:t>filtramos</w:t>
+      </w:r>
+      <w:r>
+        <w:t xml:space="preserve"> al 74% de precisión) se conoce como un </w:t>
+      </w:r>
+      <w:r>
+        <w:rPr>
+          <w:b/>
+          <w:bCs/>
+        </w:rPr>
+        <w:t>Grafo de Sucesión Directa (</w:t>
+      </w:r>
+      <w:proofErr w:type="spellStart"/>
+      <w:r>
+        <w:rPr>
+          <w:b/>
+          <w:bCs/>
+        </w:rPr>
+        <w:t>Directly-Follows</w:t>
+      </w:r>
+      <w:proofErr w:type="spellEnd"/>
+      <w:r>
+        <w:rPr>
+          <w:b/>
+          <w:bCs/>
+        </w:rPr>
+        <w:t xml:space="preserve"> Graph o DFG)</w:t>
+      </w:r>
+      <w:r>
+        <w:t xml:space="preserve">. En un DFG, las cajas son </w:t>
+      </w:r>
+      <w:r>
+        <w:t>nuestras</w:t>
+      </w:r>
+      <w:r>
+        <w:t xml:space="preserve"> actividades ("Llamada", "Correo") y las flechas simplemente dicen "esto pasó después de esto".</w:t>
+      </w:r>
+    </w:p>
+    <w:p/>
+    <w:p>
+      <w:pPr>
+        <w:pStyle w:val="Ttulo2"/>
+      </w:pPr>
+      <w:r>
+        <w:t xml:space="preserve">Mapa de procesos de </w:t>
+      </w:r>
+      <w:proofErr w:type="spellStart"/>
+      <w:r>
+        <w:t>eventdataR</w:t>
+      </w:r>
+      <w:proofErr w:type="spellEnd"/>
     </w:p>
     <w:p>
       <w:r>
@@ -168,6 +394,7 @@
         <w:ind w:left="708"/>
       </w:pPr>
       <w:r>
+        <w:lastRenderedPageBreak/>
         <w:t xml:space="preserve">En este script, el objeto principal es </w:t>
       </w:r>
       <w:proofErr w:type="spellStart"/>
@@ -198,7 +425,7 @@
         <mc:AlternateContent>
           <mc:Choice Requires="wps">
             <w:drawing>
-              <wp:anchor distT="45720" distB="45720" distL="114300" distR="114300" simplePos="0" relativeHeight="251659264" behindDoc="0" locked="0" layoutInCell="1" allowOverlap="1" wp14:anchorId="7F26210F" wp14:editId="74CF4BDC">
+              <wp:anchor distT="45720" distB="45720" distL="114300" distR="114300" simplePos="0" relativeHeight="251659264" behindDoc="0" locked="0" layoutInCell="1" allowOverlap="1" wp14:anchorId="57110A8B" wp14:editId="43CE63F7">
                 <wp:simplePos x="0" y="0"/>
                 <wp:positionH relativeFrom="margin">
                   <wp:align>left</wp:align>
@@ -613,7 +840,14 @@
                               <w:rPr>
                                 <w:sz w:val="18"/>
                               </w:rPr>
-                              <w:t>processing_time</w:t>
+                              <w:t>processing_</w:t>
+                            </w:r>
+                            <w:proofErr w:type="gramStart"/>
+                            <w:r>
+                              <w:rPr>
+                                <w:sz w:val="18"/>
+                              </w:rPr>
+                              <w:t>time</w:t>
                             </w:r>
                             <w:proofErr w:type="spellEnd"/>
                             <w:r>
@@ -623,6 +857,7 @@
                               <w:t>(</w:t>
                             </w:r>
                             <w:proofErr w:type="spellStart"/>
+                            <w:proofErr w:type="gramEnd"/>
                             <w:r>
                               <w:rPr>
                                 <w:sz w:val="18"/>
@@ -644,6 +879,7 @@
                               <w:t>activity</w:t>
                             </w:r>
                             <w:proofErr w:type="spellEnd"/>
+                            <w:proofErr w:type="gramStart"/>
                             <w:r>
                               <w:rPr>
                                 <w:sz w:val="18"/>
@@ -651,6 +887,7 @@
                               <w:t xml:space="preserve">",   </w:t>
                             </w:r>
                             <w:proofErr w:type="spellStart"/>
+                            <w:proofErr w:type="gramEnd"/>
                             <w:r>
                               <w:rPr>
                                 <w:sz w:val="18"/>
@@ -691,7 +928,14 @@
                               <w:rPr>
                                 <w:sz w:val="18"/>
                               </w:rPr>
-                              <w:t>processing_time</w:t>
+                              <w:t>processing_</w:t>
+                            </w:r>
+                            <w:proofErr w:type="gramStart"/>
+                            <w:r>
+                              <w:rPr>
+                                <w:sz w:val="18"/>
+                              </w:rPr>
+                              <w:t>time</w:t>
                             </w:r>
                             <w:proofErr w:type="spellEnd"/>
                             <w:r>
@@ -701,6 +945,7 @@
                               <w:t>(</w:t>
                             </w:r>
                             <w:proofErr w:type="spellStart"/>
+                            <w:proofErr w:type="gramEnd"/>
                             <w:r>
                               <w:rPr>
                                 <w:sz w:val="18"/>
@@ -783,44 +1028,52 @@
                               <w:rPr>
                                 <w:sz w:val="18"/>
                               </w:rPr>
-                              <w:t>filter_activity_presence</w:t>
+                              <w:t>filter_activity_</w:t>
+                            </w:r>
+                            <w:proofErr w:type="gramStart"/>
+                            <w:r>
+                              <w:rPr>
+                                <w:sz w:val="18"/>
+                              </w:rPr>
+                              <w:t>presence</w:t>
                             </w:r>
                             <w:proofErr w:type="spellEnd"/>
                             <w:r>
                               <w:rPr>
                                 <w:sz w:val="18"/>
                               </w:rPr>
-                              <w:t>("</w:t>
+                              <w:t>(</w:t>
+                            </w:r>
+                            <w:proofErr w:type="gramEnd"/>
+                            <w:r>
+                              <w:rPr>
+                                <w:sz w:val="18"/>
+                              </w:rPr>
+                              <w:t xml:space="preserve">"Blood test") %&gt;% </w:t>
                             </w:r>
                             <w:proofErr w:type="spellStart"/>
                             <w:r>
                               <w:rPr>
                                 <w:sz w:val="18"/>
                               </w:rPr>
-                              <w:t>Blood</w:t>
+                              <w:t>processing_</w:t>
+                            </w:r>
+                            <w:proofErr w:type="gramStart"/>
+                            <w:r>
+                              <w:rPr>
+                                <w:sz w:val="18"/>
+                              </w:rPr>
+                              <w:t>time</w:t>
                             </w:r>
                             <w:proofErr w:type="spellEnd"/>
                             <w:r>
                               <w:rPr>
                                 <w:sz w:val="18"/>
                               </w:rPr>
-                              <w:t xml:space="preserve"> test") %&gt;% </w:t>
+                              <w:t>(</w:t>
                             </w:r>
                             <w:proofErr w:type="spellStart"/>
-                            <w:r>
-                              <w:rPr>
-                                <w:sz w:val="18"/>
-                              </w:rPr>
-                              <w:t>processing_time</w:t>
-                            </w:r>
-                            <w:proofErr w:type="spellEnd"/>
-                            <w:r>
-                              <w:rPr>
-                                <w:sz w:val="18"/>
-                              </w:rPr>
-                              <w:t>(</w:t>
-                            </w:r>
-                            <w:proofErr w:type="spellStart"/>
+                            <w:proofErr w:type="gramEnd"/>
                             <w:r>
                               <w:rPr>
                                 <w:sz w:val="18"/>
@@ -875,14 +1128,28 @@
                               <w:rPr>
                                 <w:sz w:val="18"/>
                               </w:rPr>
-                              <w:t>activity_frequency</w:t>
+                              <w:t>activity_</w:t>
+                            </w:r>
+                            <w:proofErr w:type="gramStart"/>
+                            <w:r>
+                              <w:rPr>
+                                <w:sz w:val="18"/>
+                              </w:rPr>
+                              <w:t>frequency</w:t>
                             </w:r>
                             <w:proofErr w:type="spellEnd"/>
                             <w:r>
                               <w:rPr>
                                 <w:sz w:val="18"/>
                               </w:rPr>
-                              <w:t xml:space="preserve">(sepsis, </w:t>
+                              <w:t>(</w:t>
+                            </w:r>
+                            <w:proofErr w:type="gramEnd"/>
+                            <w:r>
+                              <w:rPr>
+                                <w:sz w:val="18"/>
+                              </w:rPr>
+                              <w:t xml:space="preserve">sepsis, </w:t>
                             </w:r>
                             <w:proofErr w:type="spellStart"/>
                             <w:r>
@@ -924,21 +1191,7 @@
                               <w:rPr>
                                 <w:sz w:val="18"/>
                               </w:rPr>
-                              <w:t>(</w:t>
-                            </w:r>
-                            <w:proofErr w:type="spellStart"/>
-                            <w:r>
-                              <w:rPr>
-                                <w:sz w:val="18"/>
-                              </w:rPr>
-                              <w:t>relative</w:t>
-                            </w:r>
-                            <w:proofErr w:type="spellEnd"/>
-                            <w:r>
-                              <w:rPr>
-                                <w:sz w:val="18"/>
-                              </w:rPr>
-                              <w:t>)</w:t>
+                              <w:t>(relative)</w:t>
                             </w:r>
                           </w:p>
                           <w:p>
@@ -967,28 +1220,28 @@
                               <w:rPr>
                                 <w:sz w:val="18"/>
                               </w:rPr>
-                              <w:t>filter_activity_presence</w:t>
+                              <w:t>filter_activity_</w:t>
+                            </w:r>
+                            <w:proofErr w:type="gramStart"/>
+                            <w:r>
+                              <w:rPr>
+                                <w:sz w:val="18"/>
+                              </w:rPr>
+                              <w:t>presence</w:t>
                             </w:r>
                             <w:proofErr w:type="spellEnd"/>
                             <w:r>
                               <w:rPr>
                                 <w:sz w:val="18"/>
                               </w:rPr>
-                              <w:t>(sepsis, "</w:t>
-                            </w:r>
-                            <w:proofErr w:type="spellStart"/>
-                            <w:r>
-                              <w:rPr>
-                                <w:sz w:val="18"/>
-                              </w:rPr>
-                              <w:t>CRP</w:t>
-                            </w:r>
-                            <w:proofErr w:type="spellEnd"/>
-                            <w:r>
-                              <w:rPr>
-                                <w:sz w:val="18"/>
-                              </w:rPr>
-                              <w:t>")</w:t>
+                              <w:t>(</w:t>
+                            </w:r>
+                            <w:proofErr w:type="gramEnd"/>
+                            <w:r>
+                              <w:rPr>
+                                <w:sz w:val="18"/>
+                              </w:rPr>
+                              <w:t>sepsis, "CRP")</w:t>
                             </w:r>
                           </w:p>
                           <w:p>
@@ -1017,7 +1270,14 @@
                               <w:rPr>
                                 <w:sz w:val="18"/>
                               </w:rPr>
-                              <w:t>process_map</w:t>
+                              <w:t>process_</w:t>
+                            </w:r>
+                            <w:proofErr w:type="gramStart"/>
+                            <w:r>
+                              <w:rPr>
+                                <w:sz w:val="18"/>
+                              </w:rPr>
+                              <w:t>map</w:t>
                             </w:r>
                             <w:proofErr w:type="spellEnd"/>
                             <w:r>
@@ -1027,6 +1287,7 @@
                               <w:t>(</w:t>
                             </w:r>
                             <w:proofErr w:type="spellStart"/>
+                            <w:proofErr w:type="gramEnd"/>
                             <w:r>
                               <w:rPr>
                                 <w:sz w:val="18"/>
@@ -1052,21 +1313,7 @@
                               <w:rPr>
                                 <w:sz w:val="18"/>
                               </w:rPr>
-                              <w:t>("</w:t>
-                            </w:r>
-                            <w:proofErr w:type="spellStart"/>
-                            <w:r>
-                              <w:rPr>
-                                <w:sz w:val="18"/>
-                              </w:rPr>
-                              <w:t>absolute</w:t>
-                            </w:r>
-                            <w:proofErr w:type="spellEnd"/>
-                            <w:r>
-                              <w:rPr>
-                                <w:sz w:val="18"/>
-                              </w:rPr>
-                              <w:t>"))</w:t>
+                              <w:t>("absolute"))</w:t>
                             </w:r>
                           </w:p>
                         </w:txbxContent>
@@ -1973,7 +2220,7 @@
       <w:r>
         <w:t xml:space="preserve">Nuestra elección es </w:t>
       </w:r>
-      <w:hyperlink r:id="rId5" w:history="1">
+      <w:hyperlink r:id="rId6" w:history="1">
         <w:proofErr w:type="spellStart"/>
         <w:r>
           <w:rPr>
@@ -1990,8 +2237,13 @@
     <w:p/>
     <w:p/>
     <w:p>
-      <w:r>
-        <w:t xml:space="preserve">Primeramente cargamos todas las librerías para trabajar. </w:t>
+      <w:proofErr w:type="gramStart"/>
+      <w:r>
+        <w:t>Primeramente</w:t>
+      </w:r>
+      <w:proofErr w:type="gramEnd"/>
+      <w:r>
+        <w:t xml:space="preserve"> cargamos todas las librerías para trabajar. </w:t>
       </w:r>
       <w:r>
         <w:rPr>
@@ -1999,96 +2251,10 @@
           <w:lang w:eastAsia="es-MX"/>
         </w:rPr>
         <w:drawing>
-          <wp:inline distT="0" distB="0" distL="0" distR="0" wp14:anchorId="05A36A01" wp14:editId="31EA90A5">
+          <wp:inline distT="0" distB="0" distL="0" distR="0" wp14:anchorId="5FDDE307" wp14:editId="5E5B7DC0">
             <wp:extent cx="5612130" cy="757555"/>
             <wp:effectExtent l="0" t="0" r="7620" b="4445"/>
             <wp:docPr id="1" name="Imagen 1"/>
-            <wp:cNvGraphicFramePr>
-              <a:graphicFrameLocks xmlns:a="http://schemas.openxmlformats.org/drawingml/2006/main" noChangeAspect="1"/>
-            </wp:cNvGraphicFramePr>
-            <a:graphic xmlns:a="http://schemas.openxmlformats.org/drawingml/2006/main">
-              <a:graphicData uri="http://schemas.openxmlformats.org/drawingml/2006/picture">
-                <pic:pic xmlns:pic="http://schemas.openxmlformats.org/drawingml/2006/picture">
-                  <pic:nvPicPr>
-                    <pic:cNvPr id="1" name=""/>
-                    <pic:cNvPicPr/>
-                  </pic:nvPicPr>
-                  <pic:blipFill>
-                    <a:blip r:embed="rId6"/>
-                    <a:stretch>
-                      <a:fillRect/>
-                    </a:stretch>
-                  </pic:blipFill>
-                  <pic:spPr>
-                    <a:xfrm>
-                      <a:off x="0" y="0"/>
-                      <a:ext cx="5612130" cy="757555"/>
-                    </a:xfrm>
-                    <a:prstGeom prst="rect">
-                      <a:avLst/>
-                    </a:prstGeom>
-                  </pic:spPr>
-                </pic:pic>
-              </a:graphicData>
-            </a:graphic>
-          </wp:inline>
-        </w:drawing>
-      </w:r>
-    </w:p>
-    <w:p>
-      <w:r>
-        <w:t>Después, del script original remplazamos “</w:t>
-      </w:r>
-      <w:proofErr w:type="spellStart"/>
-      <w:r>
-        <w:rPr>
-          <w:rStyle w:val="CdigoHTML"/>
-          <w:rFonts w:eastAsiaTheme="minorHAnsi"/>
-        </w:rPr>
-        <w:t>patients</w:t>
-      </w:r>
-      <w:proofErr w:type="spellEnd"/>
-      <w:r>
-        <w:t>” por “</w:t>
-      </w:r>
-      <w:proofErr w:type="spellStart"/>
-      <w:r>
-        <w:rPr>
-          <w:rStyle w:val="CdigoHTML"/>
-          <w:rFonts w:eastAsiaTheme="minorHAnsi"/>
-        </w:rPr>
-        <w:t>traffic</w:t>
-      </w:r>
-      <w:r>
-        <w:rPr>
-          <w:i/>
-        </w:rPr>
-        <w:t>_</w:t>
-      </w:r>
-      <w:r>
-        <w:rPr>
-          <w:rStyle w:val="CdigoHTML"/>
-          <w:rFonts w:eastAsiaTheme="minorHAnsi"/>
-        </w:rPr>
-        <w:t>fines</w:t>
-      </w:r>
-      <w:proofErr w:type="spellEnd"/>
-      <w:r>
-        <w:t>”. De donde obtenemos información sobre esta tabla con registros de datos. Tiene 11 actividades distintas, organizadas por id. Tienen registros de los recursos implicados (De los que hablaremos más tarde) e información sobre su tiempo de duración.</w:t>
-      </w:r>
-    </w:p>
-    <w:p>
-      <w:r>
-        <w:rPr>
-          <w:noProof/>
-          <w:lang w:eastAsia="es-MX"/>
-        </w:rPr>
-        <w:lastRenderedPageBreak/>
-        <w:drawing>
-          <wp:inline distT="0" distB="0" distL="0" distR="0" wp14:anchorId="5797E3F1" wp14:editId="0088729F">
-            <wp:extent cx="5496692" cy="1876687"/>
-            <wp:effectExtent l="0" t="0" r="8890" b="9525"/>
-            <wp:docPr id="3" name="Imagen 3"/>
             <wp:cNvGraphicFramePr>
               <a:graphicFrameLocks xmlns:a="http://schemas.openxmlformats.org/drawingml/2006/main" noChangeAspect="1"/>
             </wp:cNvGraphicFramePr>
@@ -2108,6 +2274,91 @@
                   <pic:spPr>
                     <a:xfrm>
                       <a:off x="0" y="0"/>
+                      <a:ext cx="5612130" cy="757555"/>
+                    </a:xfrm>
+                    <a:prstGeom prst="rect">
+                      <a:avLst/>
+                    </a:prstGeom>
+                  </pic:spPr>
+                </pic:pic>
+              </a:graphicData>
+            </a:graphic>
+          </wp:inline>
+        </w:drawing>
+      </w:r>
+    </w:p>
+    <w:p>
+      <w:r>
+        <w:t>Después, del script original remplazamos “</w:t>
+      </w:r>
+      <w:proofErr w:type="spellStart"/>
+      <w:r>
+        <w:rPr>
+          <w:rStyle w:val="CdigoHTML"/>
+          <w:rFonts w:eastAsiaTheme="minorHAnsi"/>
+        </w:rPr>
+        <w:t>patients</w:t>
+      </w:r>
+      <w:proofErr w:type="spellEnd"/>
+      <w:r>
+        <w:t>” por “</w:t>
+      </w:r>
+      <w:proofErr w:type="spellStart"/>
+      <w:r>
+        <w:rPr>
+          <w:rStyle w:val="CdigoHTML"/>
+          <w:rFonts w:eastAsiaTheme="minorHAnsi"/>
+        </w:rPr>
+        <w:t>traffic</w:t>
+      </w:r>
+      <w:r>
+        <w:rPr>
+          <w:i/>
+        </w:rPr>
+        <w:t>_</w:t>
+      </w:r>
+      <w:r>
+        <w:rPr>
+          <w:rStyle w:val="CdigoHTML"/>
+          <w:rFonts w:eastAsiaTheme="minorHAnsi"/>
+        </w:rPr>
+        <w:t>fines</w:t>
+      </w:r>
+      <w:proofErr w:type="spellEnd"/>
+      <w:r>
+        <w:t>”. De donde obtenemos información sobre esta tabla con registros de datos. Tiene 11 actividades distintas, organizadas por id. Tienen registros de los recursos implicados (De los que hablaremos más tarde) e información sobre su tiempo de duración.</w:t>
+      </w:r>
+    </w:p>
+    <w:p>
+      <w:r>
+        <w:rPr>
+          <w:noProof/>
+          <w:lang w:eastAsia="es-MX"/>
+        </w:rPr>
+        <w:drawing>
+          <wp:inline distT="0" distB="0" distL="0" distR="0" wp14:anchorId="76F41267" wp14:editId="0C72E997">
+            <wp:extent cx="5496692" cy="1876687"/>
+            <wp:effectExtent l="0" t="0" r="8890" b="9525"/>
+            <wp:docPr id="3" name="Imagen 3"/>
+            <wp:cNvGraphicFramePr>
+              <a:graphicFrameLocks xmlns:a="http://schemas.openxmlformats.org/drawingml/2006/main" noChangeAspect="1"/>
+            </wp:cNvGraphicFramePr>
+            <a:graphic xmlns:a="http://schemas.openxmlformats.org/drawingml/2006/main">
+              <a:graphicData uri="http://schemas.openxmlformats.org/drawingml/2006/picture">
+                <pic:pic xmlns:pic="http://schemas.openxmlformats.org/drawingml/2006/picture">
+                  <pic:nvPicPr>
+                    <pic:cNvPr id="1" name=""/>
+                    <pic:cNvPicPr/>
+                  </pic:nvPicPr>
+                  <pic:blipFill>
+                    <a:blip r:embed="rId8"/>
+                    <a:stretch>
+                      <a:fillRect/>
+                    </a:stretch>
+                  </pic:blipFill>
+                  <pic:spPr>
+                    <a:xfrm>
+                      <a:off x="0" y="0"/>
                       <a:ext cx="5496692" cy="1876687"/>
                     </a:xfrm>
                     <a:prstGeom prst="rect">
@@ -2132,7 +2383,15 @@
       </w:r>
       <w:proofErr w:type="spellEnd"/>
       <w:r>
-        <w:t xml:space="preserve">. Y obtenemos información sobre las etiquetas del data set. Por lo descriptivos que son sus nombres y recordando que es un registro de multas de tráfico, entendemos que cada registro del </w:t>
+        <w:t xml:space="preserve">. Y obtenemos información sobre las etiquetas </w:t>
+      </w:r>
+      <w:proofErr w:type="gramStart"/>
+      <w:r>
+        <w:t>del data</w:t>
+      </w:r>
+      <w:proofErr w:type="gramEnd"/>
+      <w:r>
+        <w:t xml:space="preserve"> set. Por lo descriptivos que son sus nombres y recordando que es un registro de multas de tráfico, entendemos que cada registro del </w:t>
       </w:r>
       <w:r>
         <w:rPr>
@@ -2150,8 +2409,9 @@
           <w:noProof/>
           <w:lang w:eastAsia="es-MX"/>
         </w:rPr>
+        <w:lastRenderedPageBreak/>
         <w:drawing>
-          <wp:inline distT="0" distB="0" distL="0" distR="0" wp14:anchorId="70BE1794" wp14:editId="0275D4F7">
+          <wp:inline distT="0" distB="0" distL="0" distR="0" wp14:anchorId="2F77F630" wp14:editId="282C48FC">
             <wp:extent cx="5990896" cy="2493198"/>
             <wp:effectExtent l="0" t="0" r="0" b="2540"/>
             <wp:docPr id="4" name="Imagen 4"/>
@@ -2166,7 +2426,7 @@
                     <pic:cNvPicPr/>
                   </pic:nvPicPr>
                   <pic:blipFill rotWithShape="1">
-                    <a:blip r:embed="rId8"/>
+                    <a:blip r:embed="rId9"/>
                     <a:srcRect r="3645"/>
                     <a:stretch/>
                   </pic:blipFill>
@@ -2206,7 +2466,7 @@
           <w:lang w:eastAsia="es-MX"/>
         </w:rPr>
         <w:drawing>
-          <wp:inline distT="0" distB="0" distL="0" distR="0" wp14:anchorId="3045308F" wp14:editId="25727521">
+          <wp:inline distT="0" distB="0" distL="0" distR="0" wp14:anchorId="45F8B234" wp14:editId="70D959BE">
             <wp:extent cx="5612130" cy="1779270"/>
             <wp:effectExtent l="0" t="0" r="7620" b="0"/>
             <wp:docPr id="6" name="Imagen 6"/>
@@ -2221,7 +2481,7 @@
                     <pic:cNvPicPr/>
                   </pic:nvPicPr>
                   <pic:blipFill>
-                    <a:blip r:embed="rId9"/>
+                    <a:blip r:embed="rId10"/>
                     <a:stretch>
                       <a:fillRect/>
                     </a:stretch>
@@ -2244,7 +2504,6 @@
     </w:p>
     <w:p>
       <w:r>
-        <w:lastRenderedPageBreak/>
         <w:t xml:space="preserve">No es normal que un análisis de minería de procesos nos arroje </w:t>
       </w:r>
       <w:proofErr w:type="spellStart"/>
@@ -2259,7 +2518,6 @@
       <w:r>
         <w:t xml:space="preserve">, </w:t>
       </w:r>
-      <w:proofErr w:type="spellStart"/>
       <w:r>
         <w:rPr>
           <w:rStyle w:val="CdigoHTML"/>
@@ -2267,7 +2525,6 @@
         </w:rPr>
         <w:t>NaN</w:t>
       </w:r>
-      <w:proofErr w:type="spellEnd"/>
       <w:r>
         <w:t xml:space="preserve"> o puros ceros. Lo que sucede aquí es que el paquete </w:t>
       </w:r>
@@ -2508,23 +2765,13 @@
                 <w:sz w:val="20"/>
               </w:rPr>
             </w:pPr>
-            <w:proofErr w:type="spellStart"/>
             <w:r>
               <w:rPr>
                 <w:rFonts w:ascii="Consolas" w:hAnsi="Consolas"/>
                 <w:b w:val="0"/>
                 <w:sz w:val="20"/>
               </w:rPr>
-              <w:t>Blood</w:t>
-            </w:r>
-            <w:proofErr w:type="spellEnd"/>
-            <w:r>
-              <w:rPr>
-                <w:rFonts w:ascii="Consolas" w:hAnsi="Consolas"/>
-                <w:b w:val="0"/>
-                <w:sz w:val="20"/>
-              </w:rPr>
-              <w:t xml:space="preserve"> test</w:t>
+              <w:t>Blood test</w:t>
             </w:r>
           </w:p>
         </w:tc>
@@ -2542,7 +2789,6 @@
                 <w:sz w:val="20"/>
               </w:rPr>
             </w:pPr>
-            <w:proofErr w:type="spellStart"/>
             <w:r>
               <w:rPr>
                 <w:rFonts w:ascii="Consolas" w:hAnsi="Consolas"/>
@@ -2551,7 +2797,6 @@
               </w:rPr>
               <w:t>Payment</w:t>
             </w:r>
-            <w:proofErr w:type="spellEnd"/>
           </w:p>
         </w:tc>
         <w:tc>
@@ -2562,30 +2807,20 @@
             <w:pPr>
               <w:cnfStyle w:val="000000000000" w:firstRow="0" w:lastRow="0" w:firstColumn="0" w:lastColumn="0" w:oddVBand="0" w:evenVBand="0" w:oddHBand="0" w:evenHBand="0" w:firstRowFirstColumn="0" w:firstRowLastColumn="0" w:lastRowFirstColumn="0" w:lastRowLastColumn="0"/>
             </w:pPr>
-            <w:proofErr w:type="spellStart"/>
             <w:r>
               <w:rPr>
                 <w:i/>
               </w:rPr>
               <w:t>Payment</w:t>
             </w:r>
-            <w:proofErr w:type="spellEnd"/>
             <w:r>
               <w:t xml:space="preserve"> corresponde a una etapa real de una multa de tráfico. </w:t>
             </w:r>
-            <w:proofErr w:type="spellStart"/>
             <w:r>
               <w:rPr>
                 <w:i/>
               </w:rPr>
-              <w:t>Blood</w:t>
-            </w:r>
-            <w:proofErr w:type="spellEnd"/>
-            <w:r>
-              <w:rPr>
-                <w:i/>
-              </w:rPr>
-              <w:t xml:space="preserve"> Test</w:t>
+              <w:t>Blood Test</w:t>
             </w:r>
             <w:r>
               <w:t xml:space="preserve"> era una etapa del set anterior</w:t>
@@ -2618,6 +2853,7 @@
                 <w:b w:val="0"/>
                 <w:sz w:val="20"/>
               </w:rPr>
+              <w:lastRenderedPageBreak/>
               <w:t>units</w:t>
             </w:r>
             <w:proofErr w:type="spellEnd"/>
@@ -2771,7 +3007,7 @@
           <w:lang w:eastAsia="es-MX"/>
         </w:rPr>
         <w:drawing>
-          <wp:inline distT="0" distB="0" distL="0" distR="0" wp14:anchorId="4AFFE82C" wp14:editId="1D7CE6F9">
+          <wp:inline distT="0" distB="0" distL="0" distR="0" wp14:anchorId="5D54BA98" wp14:editId="16873AB4">
             <wp:extent cx="5612130" cy="536575"/>
             <wp:effectExtent l="0" t="0" r="7620" b="0"/>
             <wp:docPr id="2" name="Imagen 2"/>
@@ -2786,7 +3022,7 @@
                     <pic:cNvPicPr/>
                   </pic:nvPicPr>
                   <pic:blipFill>
-                    <a:blip r:embed="rId10"/>
+                    <a:blip r:embed="rId11"/>
                     <a:stretch>
                       <a:fillRect/>
                     </a:stretch>
@@ -2819,7 +3055,7 @@
           <w:lang w:eastAsia="es-MX"/>
         </w:rPr>
         <w:drawing>
-          <wp:inline distT="0" distB="0" distL="0" distR="0" wp14:anchorId="6AA61207" wp14:editId="000E922E">
+          <wp:inline distT="0" distB="0" distL="0" distR="0" wp14:anchorId="5CE3CAEE" wp14:editId="29ECE780">
             <wp:extent cx="5609560" cy="234043"/>
             <wp:effectExtent l="0" t="0" r="0" b="0"/>
             <wp:docPr id="7" name="Imagen 7"/>
@@ -2834,7 +3070,7 @@
                     <pic:cNvPicPr/>
                   </pic:nvPicPr>
                   <pic:blipFill rotWithShape="1">
-                    <a:blip r:embed="rId11"/>
+                    <a:blip r:embed="rId12"/>
                     <a:srcRect t="18634" b="49292"/>
                     <a:stretch/>
                   </pic:blipFill>
@@ -2883,9 +3119,8 @@
           <w:noProof/>
           <w:lang w:eastAsia="es-MX"/>
         </w:rPr>
-        <w:lastRenderedPageBreak/>
         <w:drawing>
-          <wp:anchor distT="0" distB="0" distL="114300" distR="114300" simplePos="0" relativeHeight="251660288" behindDoc="0" locked="0" layoutInCell="1" allowOverlap="1" wp14:anchorId="4A832E10" wp14:editId="258AF1C2">
+          <wp:anchor distT="0" distB="0" distL="114300" distR="114300" simplePos="0" relativeHeight="251660288" behindDoc="0" locked="0" layoutInCell="1" allowOverlap="1" wp14:anchorId="0079E794" wp14:editId="5FB5D694">
             <wp:simplePos x="0" y="0"/>
             <wp:positionH relativeFrom="margin">
               <wp:align>center</wp:align>
@@ -2908,7 +3143,7 @@
                     <pic:cNvPicPr/>
                   </pic:nvPicPr>
                   <pic:blipFill>
-                    <a:blip r:embed="rId12" cstate="print">
+                    <a:blip r:embed="rId13" cstate="print">
                       <a:extLst>
                         <a:ext uri="{28A0092B-C50C-407E-A947-70E740481C1C}">
                           <a14:useLocalDpi xmlns:a14="http://schemas.microsoft.com/office/drawing/2010/main" val="0"/>
@@ -2946,7 +3181,7 @@
           <w:lang w:eastAsia="es-MX"/>
         </w:rPr>
         <w:drawing>
-          <wp:inline distT="0" distB="0" distL="0" distR="0" wp14:anchorId="4A37187D" wp14:editId="3EB35DA9">
+          <wp:inline distT="0" distB="0" distL="0" distR="0" wp14:anchorId="5DF5E659" wp14:editId="3D92CFEE">
             <wp:extent cx="5610427" cy="316411"/>
             <wp:effectExtent l="0" t="0" r="0" b="7620"/>
             <wp:docPr id="5" name="Imagen 5"/>
@@ -2961,7 +3196,7 @@
                     <pic:cNvPicPr/>
                   </pic:nvPicPr>
                   <pic:blipFill rotWithShape="1">
-                    <a:blip r:embed="rId11"/>
+                    <a:blip r:embed="rId12"/>
                     <a:srcRect t="56658"/>
                     <a:stretch/>
                   </pic:blipFill>
@@ -2999,6 +3234,7 @@
         <w:pStyle w:val="Ttulo1"/>
       </w:pPr>
       <w:r>
+        <w:lastRenderedPageBreak/>
         <w:t>Cálculos y resultados</w:t>
       </w:r>
     </w:p>
@@ -3028,90 +3264,14 @@
     </w:p>
     <w:p>
       <w:r>
+        <w:rPr>
+          <w:noProof/>
+        </w:rPr>
         <w:drawing>
-          <wp:inline distT="0" distB="0" distL="0" distR="0" wp14:anchorId="05B4A391" wp14:editId="6DDB12A2">
+          <wp:inline distT="0" distB="0" distL="0" distR="0" wp14:anchorId="443FB102" wp14:editId="5A766182">
             <wp:extent cx="5612130" cy="2020570"/>
             <wp:effectExtent l="0" t="0" r="7620" b="0"/>
             <wp:docPr id="9" name="Imagen 9"/>
-            <wp:cNvGraphicFramePr>
-              <a:graphicFrameLocks xmlns:a="http://schemas.openxmlformats.org/drawingml/2006/main" noChangeAspect="1"/>
-            </wp:cNvGraphicFramePr>
-            <a:graphic xmlns:a="http://schemas.openxmlformats.org/drawingml/2006/main">
-              <a:graphicData uri="http://schemas.openxmlformats.org/drawingml/2006/picture">
-                <pic:pic xmlns:pic="http://schemas.openxmlformats.org/drawingml/2006/picture">
-                  <pic:nvPicPr>
-                    <pic:cNvPr id="1" name=""/>
-                    <pic:cNvPicPr/>
-                  </pic:nvPicPr>
-                  <pic:blipFill>
-                    <a:blip r:embed="rId13"/>
-                    <a:stretch>
-                      <a:fillRect/>
-                    </a:stretch>
-                  </pic:blipFill>
-                  <pic:spPr>
-                    <a:xfrm>
-                      <a:off x="0" y="0"/>
-                      <a:ext cx="5612130" cy="2020570"/>
-                    </a:xfrm>
-                    <a:prstGeom prst="rect">
-                      <a:avLst/>
-                    </a:prstGeom>
-                  </pic:spPr>
-                </pic:pic>
-              </a:graphicData>
-            </a:graphic>
-          </wp:inline>
-        </w:drawing>
-      </w:r>
-      <w:r>
-        <w:t>Aquí podemos observar que una multa de tráfico, que es un proceso compuesto por 11 etapas, tiene a su vez, etapas que ocurren con mayor frecuencia que otras. Esto es lógico, porque hay procesos incompletos o con pasos que son opcionales. Por ejemplo, no necesariamente todas las multas tienen que terminar en una apelación a juicio.</w:t>
-      </w:r>
-    </w:p>
-    <w:p>
-      <w:r>
-        <w:t xml:space="preserve">De hecho, </w:t>
-      </w:r>
-      <w:r>
-        <w:rPr>
-          <w:i/>
-        </w:rPr>
-        <w:t xml:space="preserve">Appeal </w:t>
-      </w:r>
-      <w:proofErr w:type="spellStart"/>
-      <w:r>
-        <w:rPr>
-          <w:i/>
-        </w:rPr>
-        <w:t>to</w:t>
-      </w:r>
-      <w:proofErr w:type="spellEnd"/>
-      <w:r>
-        <w:rPr>
-          <w:i/>
-        </w:rPr>
-        <w:t xml:space="preserve"> </w:t>
-      </w:r>
-      <w:proofErr w:type="spellStart"/>
-      <w:r>
-        <w:rPr>
-          <w:i/>
-        </w:rPr>
-        <w:t>Judge</w:t>
-      </w:r>
-      <w:proofErr w:type="spellEnd"/>
-      <w:r>
-        <w:t xml:space="preserve"> es la actividad del proceso con la frecuencia más baja. De todos los  casos registrados de multas, sólo 19 fueron a juicio. Esto es especialmente llamativo para mí y por eso elegí hacer el mapa de procesos (que está más adelante en el documento) con únicamente procesos que involucran esa actividad.</w:t>
-      </w:r>
-    </w:p>
-    <w:p>
-      <w:r>
-        <w:lastRenderedPageBreak/>
-        <w:drawing>
-          <wp:inline distT="0" distB="0" distL="0" distR="0" wp14:anchorId="3F41BC7F" wp14:editId="5754A964">
-            <wp:extent cx="5612130" cy="756920"/>
-            <wp:effectExtent l="0" t="0" r="7620" b="5080"/>
-            <wp:docPr id="10" name="Imagen 10"/>
             <wp:cNvGraphicFramePr>
               <a:graphicFrameLocks xmlns:a="http://schemas.openxmlformats.org/drawingml/2006/main" noChangeAspect="1"/>
             </wp:cNvGraphicFramePr>
@@ -3131,6 +3291,87 @@
                   <pic:spPr>
                     <a:xfrm>
                       <a:off x="0" y="0"/>
+                      <a:ext cx="5612130" cy="2020570"/>
+                    </a:xfrm>
+                    <a:prstGeom prst="rect">
+                      <a:avLst/>
+                    </a:prstGeom>
+                  </pic:spPr>
+                </pic:pic>
+              </a:graphicData>
+            </a:graphic>
+          </wp:inline>
+        </w:drawing>
+      </w:r>
+      <w:r>
+        <w:t>Aquí podemos observar que una multa de tráfico, que es un proceso compuesto por 11 etapas, tiene a su vez, etapas que ocurren con mayor frecuencia que otras. Esto es lógico, porque hay procesos incompletos o con pasos que son opcionales. Por ejemplo, no necesariamente todas las multas tienen que terminar en una apelación a juicio.</w:t>
+      </w:r>
+    </w:p>
+    <w:p>
+      <w:r>
+        <w:t xml:space="preserve">De hecho, </w:t>
+      </w:r>
+      <w:r>
+        <w:rPr>
+          <w:i/>
+        </w:rPr>
+        <w:t xml:space="preserve">Appeal </w:t>
+      </w:r>
+      <w:proofErr w:type="spellStart"/>
+      <w:r>
+        <w:rPr>
+          <w:i/>
+        </w:rPr>
+        <w:t>to</w:t>
+      </w:r>
+      <w:proofErr w:type="spellEnd"/>
+      <w:r>
+        <w:rPr>
+          <w:i/>
+        </w:rPr>
+        <w:t xml:space="preserve"> Judge</w:t>
+      </w:r>
+      <w:r>
+        <w:t xml:space="preserve"> es la actividad del proceso con la frecuencia más baja. De todos </w:t>
+      </w:r>
+      <w:proofErr w:type="gramStart"/>
+      <w:r>
+        <w:t>los  casos</w:t>
+      </w:r>
+      <w:proofErr w:type="gramEnd"/>
+      <w:r>
+        <w:t xml:space="preserve"> registrados de multas, sólo 19 fueron a juicio. Esto es especialmente llamativo para mí y por eso elegí hacer el mapa de procesos (que está más adelante en el documento) con únicamente procesos que involucran esa actividad.</w:t>
+      </w:r>
+    </w:p>
+    <w:p>
+      <w:r>
+        <w:rPr>
+          <w:noProof/>
+        </w:rPr>
+        <w:drawing>
+          <wp:inline distT="0" distB="0" distL="0" distR="0" wp14:anchorId="0A879285" wp14:editId="0E0CA713">
+            <wp:extent cx="5612130" cy="756920"/>
+            <wp:effectExtent l="0" t="0" r="7620" b="5080"/>
+            <wp:docPr id="10" name="Imagen 10"/>
+            <wp:cNvGraphicFramePr>
+              <a:graphicFrameLocks xmlns:a="http://schemas.openxmlformats.org/drawingml/2006/main" noChangeAspect="1"/>
+            </wp:cNvGraphicFramePr>
+            <a:graphic xmlns:a="http://schemas.openxmlformats.org/drawingml/2006/main">
+              <a:graphicData uri="http://schemas.openxmlformats.org/drawingml/2006/picture">
+                <pic:pic xmlns:pic="http://schemas.openxmlformats.org/drawingml/2006/picture">
+                  <pic:nvPicPr>
+                    <pic:cNvPr id="1" name=""/>
+                    <pic:cNvPicPr/>
+                  </pic:nvPicPr>
+                  <pic:blipFill>
+                    <a:blip r:embed="rId15"/>
+                    <a:stretch>
+                      <a:fillRect/>
+                    </a:stretch>
+                  </pic:blipFill>
+                  <pic:spPr>
+                    <a:xfrm>
+                      <a:off x="0" y="0"/>
                       <a:ext cx="5612130" cy="756920"/>
                     </a:xfrm>
                     <a:prstGeom prst="rect">
@@ -3196,8 +3437,13 @@
       </w:r>
     </w:p>
     <w:p>
-      <w:r>
-        <w:t xml:space="preserve">Finalmente para el mapa de procesos, se han seleccionado y almacenado en un </w:t>
+      <w:proofErr w:type="gramStart"/>
+      <w:r>
+        <w:t>Finalmente</w:t>
+      </w:r>
+      <w:proofErr w:type="gramEnd"/>
+      <w:r>
+        <w:t xml:space="preserve"> para el mapa de procesos, se han seleccionado y almacenado en un </w:t>
       </w:r>
       <w:proofErr w:type="spellStart"/>
       <w:r>
@@ -3225,16 +3471,8 @@
         <w:rPr>
           <w:i/>
         </w:rPr>
-        <w:t xml:space="preserve"> </w:t>
-      </w:r>
-      <w:proofErr w:type="spellStart"/>
-      <w:r>
-        <w:rPr>
-          <w:i/>
-        </w:rPr>
-        <w:t>Judge</w:t>
-      </w:r>
-      <w:proofErr w:type="spellEnd"/>
+        <w:t xml:space="preserve"> Judge</w:t>
+      </w:r>
       <w:r>
         <w:t>, es decir, casos de multas que terminaron apelando a juicio.</w:t>
       </w:r>
@@ -3279,9 +3517,9 @@
           <w:color w:val="0000FF"/>
           <w:sz w:val="18"/>
         </w:rPr>
-        <w:t>filter_activity_presence</w:t>
-      </w:r>
-      <w:proofErr w:type="spellEnd"/>
+        <w:t>filter_activity_</w:t>
+      </w:r>
+      <w:proofErr w:type="gramStart"/>
       <w:r>
         <w:rPr>
           <w:rStyle w:val="gnj4oy0ca5b"/>
@@ -3289,9 +3527,9 @@
           <w:color w:val="0000FF"/>
           <w:sz w:val="18"/>
         </w:rPr>
-        <w:t>(</w:t>
-      </w:r>
-      <w:proofErr w:type="spellStart"/>
+        <w:t>presence</w:t>
+      </w:r>
+      <w:proofErr w:type="spellEnd"/>
       <w:r>
         <w:rPr>
           <w:rStyle w:val="gnj4oy0ca5b"/>
@@ -3299,9 +3537,10 @@
           <w:color w:val="0000FF"/>
           <w:sz w:val="18"/>
         </w:rPr>
-        <w:t>traffic_fines</w:t>
-      </w:r>
-      <w:proofErr w:type="spellEnd"/>
+        <w:t>(</w:t>
+      </w:r>
+      <w:proofErr w:type="spellStart"/>
+      <w:proofErr w:type="gramEnd"/>
       <w:r>
         <w:rPr>
           <w:rStyle w:val="gnj4oy0ca5b"/>
@@ -3309,9 +3548,9 @@
           <w:color w:val="0000FF"/>
           <w:sz w:val="18"/>
         </w:rPr>
-        <w:t xml:space="preserve">, "Appeal </w:t>
-      </w:r>
-      <w:proofErr w:type="spellStart"/>
+        <w:t>traffic_fines</w:t>
+      </w:r>
+      <w:proofErr w:type="spellEnd"/>
       <w:r>
         <w:rPr>
           <w:rStyle w:val="gnj4oy0ca5b"/>
@@ -3319,9 +3558,9 @@
           <w:color w:val="0000FF"/>
           <w:sz w:val="18"/>
         </w:rPr>
-        <w:t>to</w:t>
-      </w:r>
-      <w:proofErr w:type="spellEnd"/>
+        <w:t xml:space="preserve">, "Appeal </w:t>
+      </w:r>
+      <w:proofErr w:type="spellStart"/>
       <w:r>
         <w:rPr>
           <w:rStyle w:val="gnj4oy0ca5b"/>
@@ -3329,9 +3568,9 @@
           <w:color w:val="0000FF"/>
           <w:sz w:val="18"/>
         </w:rPr>
-        <w:t xml:space="preserve"> </w:t>
-      </w:r>
-      <w:proofErr w:type="spellStart"/>
+        <w:t>to</w:t>
+      </w:r>
+      <w:proofErr w:type="spellEnd"/>
       <w:r>
         <w:rPr>
           <w:rStyle w:val="gnj4oy0ca5b"/>
@@ -3339,23 +3578,17 @@
           <w:color w:val="0000FF"/>
           <w:sz w:val="18"/>
         </w:rPr>
-        <w:t>Judge</w:t>
-      </w:r>
-      <w:proofErr w:type="spellEnd"/>
-      <w:r>
-        <w:rPr>
-          <w:rStyle w:val="gnj4oy0ca5b"/>
-          <w:rFonts w:ascii="Lucida Console" w:hAnsi="Lucida Console"/>
-          <w:color w:val="0000FF"/>
-          <w:sz w:val="18"/>
-        </w:rPr>
-        <w:t>")</w:t>
-      </w:r>
-    </w:p>
-    <w:p>
-      <w:r>
+        <w:t xml:space="preserve"> Judge")</w:t>
+      </w:r>
+    </w:p>
+    <w:p>
+      <w:r>
+        <w:rPr>
+          <w:noProof/>
+        </w:rPr>
+        <w:lastRenderedPageBreak/>
         <w:drawing>
-          <wp:anchor distT="0" distB="0" distL="114300" distR="114300" simplePos="0" relativeHeight="251661312" behindDoc="0" locked="0" layoutInCell="1" allowOverlap="1" wp14:anchorId="496F9832" wp14:editId="592E85E3">
+          <wp:anchor distT="0" distB="0" distL="114300" distR="114300" simplePos="0" relativeHeight="251661312" behindDoc="0" locked="0" layoutInCell="1" allowOverlap="1" wp14:anchorId="16724491" wp14:editId="38BD3F26">
             <wp:simplePos x="0" y="0"/>
             <wp:positionH relativeFrom="margin">
               <wp:align>center</wp:align>
@@ -3378,7 +3611,7 @@
                     <pic:cNvPicPr/>
                   </pic:nvPicPr>
                   <pic:blipFill>
-                    <a:blip r:embed="rId15" cstate="print">
+                    <a:blip r:embed="rId16" cstate="print">
                       <a:extLst>
                         <a:ext uri="{28A0092B-C50C-407E-A947-70E740481C1C}">
                           <a14:useLocalDpi xmlns:a14="http://schemas.microsoft.com/office/drawing/2010/main" val="0"/>
@@ -3496,7 +3729,6 @@
       </w:r>
     </w:p>
     <w:p>
-      <w:proofErr w:type="spellStart"/>
       <w:r>
         <w:rPr>
           <w:b/>
@@ -3504,7 +3736,6 @@
         </w:rPr>
         <w:t>Start</w:t>
       </w:r>
-      <w:proofErr w:type="spellEnd"/>
       <w:r>
         <w:t xml:space="preserve"> -&gt; </w:t>
       </w:r>
@@ -3527,230 +3758,226 @@
       <w:r>
         <w:t xml:space="preserve"> (19) -&gt; </w:t>
       </w:r>
-      <w:proofErr w:type="spellStart"/>
       <w:r>
         <w:rPr>
           <w:b/>
           <w:bCs/>
         </w:rPr>
-        <w:t>Send</w:t>
-      </w:r>
-      <w:proofErr w:type="spellEnd"/>
+        <w:t>Send Fine</w:t>
+      </w:r>
+      <w:r>
+        <w:t xml:space="preserve"> (19) -&gt; </w:t>
+      </w:r>
+      <w:proofErr w:type="spellStart"/>
       <w:r>
         <w:rPr>
           <w:b/>
           <w:bCs/>
         </w:rPr>
-        <w:t xml:space="preserve"> Fine</w:t>
-      </w:r>
-      <w:r>
-        <w:t xml:space="preserve"> (19) -&gt; </w:t>
-      </w:r>
-      <w:proofErr w:type="spellStart"/>
+        <w:t>Insert</w:t>
+      </w:r>
+      <w:proofErr w:type="spellEnd"/>
       <w:r>
         <w:rPr>
           <w:b/>
           <w:bCs/>
         </w:rPr>
-        <w:t>Insert</w:t>
-      </w:r>
-      <w:proofErr w:type="spellEnd"/>
+        <w:t xml:space="preserve"> Fine </w:t>
+      </w:r>
+      <w:proofErr w:type="spellStart"/>
       <w:r>
         <w:rPr>
           <w:b/>
           <w:bCs/>
         </w:rPr>
-        <w:t xml:space="preserve"> Fine </w:t>
-      </w:r>
-      <w:proofErr w:type="spellStart"/>
-      <w:r>
+        <w:t>Notification</w:t>
+      </w:r>
+      <w:proofErr w:type="spellEnd"/>
+      <w:r>
+        <w:t xml:space="preserve"> (19).</w:t>
+      </w:r>
+    </w:p>
+    <w:p>
+      <w:r>
+        <w:t>El proceso administrativo inicial es perfectamente estandarizado y eficiente. No hay cuellos de botella ni saltos extraños al momento de crear y notificar la multa.</w:t>
+      </w:r>
+    </w:p>
+    <w:p>
+      <w:pPr>
         <w:rPr>
           <w:b/>
           <w:bCs/>
         </w:rPr>
-        <w:t>Notification</w:t>
-      </w:r>
-      <w:proofErr w:type="spellEnd"/>
-      <w:r>
-        <w:t xml:space="preserve"> (19).</w:t>
-      </w:r>
-    </w:p>
-    <w:p>
-      <w:r>
-        <w:t>El proceso administrativo inicial es perfectamente estandarizado y eficiente. No hay cuellos de botella ni saltos extraños al momento de crear y notificar la multa.</w:t>
-      </w:r>
-    </w:p>
-    <w:p>
-      <w:pPr>
+      </w:pPr>
+      <w:r>
         <w:rPr>
           <w:b/>
           <w:bCs/>
         </w:rPr>
-      </w:pPr>
+        <w:t>Las apelaciones</w:t>
+      </w:r>
+    </w:p>
+    <w:p>
+      <w:r>
+        <w:t xml:space="preserve">El proceso se rompe justo después de que el ciudadano es notificado. En un mundo ideal, la flecha iría directo a pagar, </w:t>
+      </w:r>
+      <w:r>
+        <w:t>pero observamos algo distinto.</w:t>
+      </w:r>
+      <w:r>
+        <w:t>:</w:t>
+      </w:r>
+    </w:p>
+    <w:p>
+      <w:r>
+        <w:t>De las 19 notificaciones, la gran mayoría (</w:t>
+      </w:r>
       <w:r>
         <w:rPr>
           <w:b/>
           <w:bCs/>
         </w:rPr>
-        <w:t>Las apelaciones</w:t>
-      </w:r>
-    </w:p>
-    <w:p>
-      <w:r>
-        <w:lastRenderedPageBreak/>
-        <w:t xml:space="preserve">El proceso se rompe justo después de que el ciudadano es notificado. En un mundo ideal, la flecha iría directo a pagar, </w:t>
-      </w:r>
-      <w:r>
-        <w:t>pero observamos algo distinto.</w:t>
-      </w:r>
-      <w:r>
-        <w:t>:</w:t>
-      </w:r>
-    </w:p>
-    <w:p>
-      <w:r>
-        <w:t>De las 19 notificaciones, la gran mayoría (</w:t>
+        <w:t>14 casos</w:t>
+      </w:r>
+      <w:r>
+        <w:t xml:space="preserve">) se desvían hacia </w:t>
       </w:r>
       <w:r>
         <w:rPr>
           <w:b/>
           <w:bCs/>
         </w:rPr>
-        <w:t>14 casos</w:t>
-      </w:r>
-      <w:r>
-        <w:t xml:space="preserve">) se desvían hacia </w:t>
-      </w:r>
+        <w:t xml:space="preserve">Appeal </w:t>
+      </w:r>
+      <w:proofErr w:type="spellStart"/>
       <w:r>
         <w:rPr>
           <w:b/>
           <w:bCs/>
         </w:rPr>
-        <w:t xml:space="preserve">Appeal </w:t>
-      </w:r>
-      <w:proofErr w:type="spellStart"/>
+        <w:t>to</w:t>
+      </w:r>
+      <w:proofErr w:type="spellEnd"/>
       <w:r>
         <w:rPr>
           <w:b/>
           <w:bCs/>
         </w:rPr>
-        <w:t>to</w:t>
+        <w:t xml:space="preserve"> Judge</w:t>
+      </w:r>
+      <w:r>
+        <w:t xml:space="preserve"> (Apelar al Juez).</w:t>
+      </w:r>
+      <w:r>
+        <w:t xml:space="preserve"> Esperaríamos que las 19 se fueran a apelación porque seleccionamos justamente un </w:t>
+      </w:r>
+      <w:proofErr w:type="spellStart"/>
+      <w:r>
+        <w:t>dataset</w:t>
       </w:r>
       <w:proofErr w:type="spellEnd"/>
       <w:r>
+        <w:t xml:space="preserve"> con casos que incluyeran de manera forzosa sólo casos que tuvieran apelación. Y es así, pero aquí hay una distinción importante, estos 14 casos se fueron </w:t>
+      </w:r>
+      <w:r>
+        <w:rPr>
+          <w:b/>
+        </w:rPr>
+        <w:t>directamente a apelar</w:t>
+      </w:r>
+      <w:r>
+        <w:t>. El resto de los casos que hicieron apelaciones, pasaron por otros procesos antes de apelar a juicio.</w:t>
+      </w:r>
+    </w:p>
+    <w:p>
+      <w:r>
+        <w:t>Hay una altísima tasa de inconformidad. En lugar de resolver el problema rápido, el proceso se atasca en trámites legales y burocráticos.</w:t>
+      </w:r>
+    </w:p>
+    <w:p>
+      <w:pPr>
         <w:rPr>
           <w:b/>
           <w:bCs/>
         </w:rPr>
-        <w:t xml:space="preserve"> </w:t>
-      </w:r>
-      <w:proofErr w:type="spellStart"/>
+      </w:pPr>
       <w:r>
         <w:rPr>
           <w:b/>
           <w:bCs/>
         </w:rPr>
-        <w:t>Judge</w:t>
-      </w:r>
-      <w:proofErr w:type="spellEnd"/>
-      <w:r>
-        <w:t xml:space="preserve"> (Apelar al Juez).</w:t>
-      </w:r>
-      <w:r>
-        <w:t xml:space="preserve"> Esperaríamos que las 19 se fueran a apelación porque seleccionamos justamente un </w:t>
-      </w:r>
-      <w:proofErr w:type="spellStart"/>
-      <w:r>
-        <w:t>dataset</w:t>
-      </w:r>
-      <w:proofErr w:type="spellEnd"/>
-      <w:r>
-        <w:t xml:space="preserve"> con casos que incluyeran de manera forzosa sólo casos que tuvieran apelación. Y es así, pero aquí hay una distinción importante, estos 14 casos se fueron </w:t>
-      </w:r>
-      <w:r>
-        <w:rPr>
-          <w:b/>
-        </w:rPr>
-        <w:t>directamente a apelar</w:t>
-      </w:r>
-      <w:r>
-        <w:t>. El resto de los casos que hicieron apelaciones, pasaron por otros procesos antes de apelar a juicio.</w:t>
-      </w:r>
-    </w:p>
-    <w:p>
-      <w:r>
-        <w:t>Hay una altísima tasa de inconformidad. En lugar de resolver el problema rápido, el proceso se atasca en trámites legales y burocráticos.</w:t>
-      </w:r>
-    </w:p>
-    <w:p>
-      <w:pPr>
+        <w:t>Hallazgo principal:</w:t>
+      </w:r>
+      <w:r>
         <w:rPr>
           <w:b/>
           <w:bCs/>
         </w:rPr>
-      </w:pPr>
+        <w:t xml:space="preserve"> Nadie paga a tiempo</w:t>
+      </w:r>
+    </w:p>
+    <w:p>
+      <w:r>
+        <w:t xml:space="preserve">Este es el dato más interesante que puedes presentar: </w:t>
+      </w:r>
       <w:r>
         <w:rPr>
           <w:b/>
           <w:bCs/>
         </w:rPr>
-        <w:t>Hallazgo principal:</w:t>
+        <w:t>nadie paga la multa original</w:t>
+      </w:r>
+      <w:r>
+        <w:t>.</w:t>
+      </w:r>
+    </w:p>
+    <w:p>
+      <w:r>
+        <w:t xml:space="preserve">Si </w:t>
+      </w:r>
+      <w:r>
+        <w:t>buscamos</w:t>
+      </w:r>
+      <w:r>
+        <w:t xml:space="preserve"> el nodo </w:t>
       </w:r>
       <w:r>
         <w:rPr>
           <w:b/>
           <w:bCs/>
         </w:rPr>
-        <w:t xml:space="preserve"> Nadie paga a tiempo</w:t>
-      </w:r>
-    </w:p>
-    <w:p>
-      <w:r>
-        <w:t xml:space="preserve">Este es el dato más interesante que puedes presentar: </w:t>
+        <w:t>Payment</w:t>
+      </w:r>
+      <w:r>
+        <w:t xml:space="preserve"> (Pago), </w:t>
+      </w:r>
+      <w:r>
+        <w:t>podemos observar</w:t>
+      </w:r>
+      <w:r>
+        <w:t xml:space="preserve"> que tiene 7 casos.</w:t>
+      </w:r>
+    </w:p>
+    <w:p>
+      <w:r>
+        <w:t xml:space="preserve">Sin embargo, la única flecha que llega a </w:t>
       </w:r>
       <w:r>
         <w:rPr>
           <w:b/>
           <w:bCs/>
         </w:rPr>
-        <w:t>nadie paga la multa original</w:t>
-      </w:r>
-      <w:r>
-        <w:t>.</w:t>
-      </w:r>
-    </w:p>
-    <w:p>
-      <w:r>
-        <w:t xml:space="preserve">Si </w:t>
-      </w:r>
-      <w:r>
-        <w:t>buscamos</w:t>
-      </w:r>
-      <w:r>
-        <w:t xml:space="preserve"> el nodo </w:t>
-      </w:r>
-      <w:proofErr w:type="spellStart"/>
+        <w:t>Payment</w:t>
+      </w:r>
+      <w:r>
+        <w:t xml:space="preserve"> viene de </w:t>
+      </w:r>
       <w:r>
         <w:rPr>
           <w:b/>
           <w:bCs/>
         </w:rPr>
-        <w:t>Payment</w:t>
-      </w:r>
-      <w:proofErr w:type="spellEnd"/>
-      <w:r>
-        <w:t xml:space="preserve"> (Pago), </w:t>
-      </w:r>
-      <w:r>
-        <w:t>podemos observar</w:t>
-      </w:r>
-      <w:r>
-        <w:t xml:space="preserve"> que tiene 7 casos.</w:t>
-      </w:r>
-    </w:p>
-    <w:p>
-      <w:r>
-        <w:t xml:space="preserve">Sin embargo, la única flecha que llega a </w:t>
+        <w:t xml:space="preserve">Add </w:t>
       </w:r>
       <w:proofErr w:type="spellStart"/>
       <w:r>
@@ -3758,103 +3985,74 @@
           <w:b/>
           <w:bCs/>
         </w:rPr>
-        <w:t>Payment</w:t>
+        <w:t>penalty</w:t>
       </w:r>
       <w:proofErr w:type="spellEnd"/>
       <w:r>
-        <w:t xml:space="preserve"> viene de </w:t>
-      </w:r>
-      <w:proofErr w:type="spellStart"/>
-      <w:r>
+        <w:t xml:space="preserve"> (Añadir recargo).</w:t>
+      </w:r>
+    </w:p>
+    <w:p>
+      <w:r>
+        <w:rPr>
+          <w:bCs/>
+        </w:rPr>
+        <w:lastRenderedPageBreak/>
+        <w:t>Esto quiere decir que</w:t>
+      </w:r>
+      <w:r>
+        <w:t xml:space="preserve"> l</w:t>
+      </w:r>
+      <w:r>
+        <w:t xml:space="preserve">os 7 ciudadanos que finalmente pagaron, lo hicieron </w:t>
+      </w:r>
+      <w:r>
+        <w:rPr>
+          <w:i/>
+          <w:iCs/>
+        </w:rPr>
+        <w:t>después</w:t>
+      </w:r>
+      <w:r>
+        <w:t xml:space="preserve"> de que se les aplicó una penalización económica. Cero personas pagaron de forma voluntaria al recibir la notificación inicial.</w:t>
+      </w:r>
+      <w:r>
+        <w:t xml:space="preserve"> Al menos en los casos que involucran un juicio.</w:t>
+      </w:r>
+    </w:p>
+    <w:p>
+      <w:pPr>
         <w:rPr>
           <w:b/>
           <w:bCs/>
         </w:rPr>
-        <w:t>Add</w:t>
-      </w:r>
-      <w:proofErr w:type="spellEnd"/>
+      </w:pPr>
       <w:r>
         <w:rPr>
           <w:b/>
           <w:bCs/>
         </w:rPr>
-        <w:t xml:space="preserve"> </w:t>
-      </w:r>
-      <w:proofErr w:type="spellStart"/>
+        <w:t>Las Re</w:t>
+      </w:r>
       <w:r>
         <w:rPr>
           <w:b/>
           <w:bCs/>
         </w:rPr>
-        <w:t>penalty</w:t>
-      </w:r>
-      <w:proofErr w:type="spellEnd"/>
-      <w:r>
-        <w:t xml:space="preserve"> (Añadir recargo).</w:t>
-      </w:r>
-    </w:p>
-    <w:p>
-      <w:r>
-        <w:rPr>
-          <w:bCs/>
-        </w:rPr>
-        <w:t>Esto quiere decir que</w:t>
-      </w:r>
-      <w:r>
-        <w:t xml:space="preserve"> l</w:t>
-      </w:r>
-      <w:r>
-        <w:t xml:space="preserve">os 7 ciudadanos que finalmente pagaron, lo hicieron </w:t>
-      </w:r>
-      <w:r>
-        <w:rPr>
-          <w:i/>
-          <w:iCs/>
-        </w:rPr>
-        <w:t>después</w:t>
-      </w:r>
-      <w:r>
-        <w:t xml:space="preserve"> de que se les aplicó una penalización económica. Cero personas pagaron de forma voluntaria al recibir la notificación inicial.</w:t>
-      </w:r>
-      <w:r>
-        <w:t xml:space="preserve"> Al menos en los casos que involucran un juicio.</w:t>
-      </w:r>
-    </w:p>
-    <w:p>
-      <w:pPr>
+        <w:t xml:space="preserve">soluciones </w:t>
+      </w:r>
+    </w:p>
+    <w:p>
+      <w:r>
+        <w:t>El proceso desemboca en el círculo rojo (</w:t>
+      </w:r>
+      <w:r>
         <w:rPr>
           <w:b/>
           <w:bCs/>
         </w:rPr>
-      </w:pPr>
-      <w:r>
-        <w:rPr>
-          <w:b/>
-          <w:bCs/>
-        </w:rPr>
-        <w:t>Las Re</w:t>
-      </w:r>
-      <w:r>
-        <w:rPr>
-          <w:b/>
-          <w:bCs/>
-        </w:rPr>
-        <w:t xml:space="preserve">soluciones </w:t>
-      </w:r>
-    </w:p>
-    <w:p>
-      <w:r>
-        <w:t>El proceso desemboca en el círculo rojo (</w:t>
-      </w:r>
-      <w:proofErr w:type="spellStart"/>
-      <w:r>
-        <w:rPr>
-          <w:b/>
-          <w:bCs/>
-        </w:rPr>
         <w:t>End</w:t>
       </w:r>
-      <w:proofErr w:type="spellEnd"/>
       <w:r>
         <w:t>) de cuatro formas distintas, lo que demuestra mucha variabilidad en la conclusión de los casos:</w:t>
       </w:r>
@@ -3896,53 +4094,28 @@
       <w:r>
         <w:t xml:space="preserve"> nunca pagan y se envían a cobranza externa (</w:t>
       </w:r>
-      <w:proofErr w:type="spellStart"/>
       <w:r>
         <w:rPr>
           <w:b/>
           <w:bCs/>
         </w:rPr>
-        <w:t>Send</w:t>
-      </w:r>
-      <w:proofErr w:type="spellEnd"/>
+        <w:t xml:space="preserve">Send </w:t>
+      </w:r>
+      <w:proofErr w:type="spellStart"/>
       <w:r>
         <w:rPr>
           <w:b/>
           <w:bCs/>
         </w:rPr>
-        <w:t xml:space="preserve"> </w:t>
-      </w:r>
-      <w:proofErr w:type="spellStart"/>
+        <w:t>for</w:t>
+      </w:r>
+      <w:proofErr w:type="spellEnd"/>
       <w:r>
         <w:rPr>
           <w:b/>
           <w:bCs/>
         </w:rPr>
-        <w:t>for</w:t>
-      </w:r>
-      <w:proofErr w:type="spellEnd"/>
-      <w:r>
-        <w:rPr>
-          <w:b/>
-          <w:bCs/>
-        </w:rPr>
-        <w:t xml:space="preserve"> </w:t>
-      </w:r>
-      <w:proofErr w:type="spellStart"/>
-      <w:r>
-        <w:rPr>
-          <w:b/>
-          <w:bCs/>
-        </w:rPr>
-        <w:t>Credit</w:t>
-      </w:r>
-      <w:proofErr w:type="spellEnd"/>
-      <w:r>
-        <w:rPr>
-          <w:b/>
-          <w:bCs/>
-        </w:rPr>
-        <w:t xml:space="preserve"> </w:t>
+        <w:t xml:space="preserve"> Credit </w:t>
       </w:r>
       <w:proofErr w:type="spellStart"/>
       <w:r>
@@ -3996,27 +4169,10 @@
           <w:b/>
           <w:bCs/>
         </w:rPr>
-        <w:t xml:space="preserve"> </w:t>
-      </w:r>
-      <w:proofErr w:type="spellStart"/>
-      <w:r>
-        <w:rPr>
-          <w:b/>
-          <w:bCs/>
-        </w:rPr>
-        <w:t>Judge</w:t>
-      </w:r>
-      <w:proofErr w:type="spellEnd"/>
-      <w:r>
-        <w:t xml:space="preserve"> -&gt; </w:t>
-      </w:r>
-      <w:proofErr w:type="spellStart"/>
-      <w:r>
-        <w:t>End</w:t>
-      </w:r>
-      <w:proofErr w:type="spellEnd"/>
-      <w:r>
-        <w:t>).</w:t>
+        <w:t xml:space="preserve"> Judge</w:t>
+      </w:r>
+      <w:r>
+        <w:t xml:space="preserve"> -&gt; End).</w:t>
       </w:r>
     </w:p>
     <w:p>
@@ -4038,10 +4194,7 @@
         <w:t xml:space="preserve"> se cierra tras notificar el resultado de una apelación a la prefectura.</w:t>
       </w:r>
     </w:p>
-    <w:p>
-      <w:bookmarkStart w:id="0" w:name="_GoBack"/>
-      <w:bookmarkEnd w:id="0"/>
-    </w:p>
+    <w:p/>
     <w:sectPr>
       <w:pgSz w:w="12240" w:h="15840"/>
       <w:pgMar w:top="1417" w:right="1701" w:bottom="1417" w:left="1701" w:header="708" w:footer="708" w:gutter="0"/>
@@ -4053,8 +4206,8 @@
 </file>
 
 <file path=word/numbering.xml><?xml version="1.0" encoding="utf-8"?>
-<w:numbering xmlns:wpc="http://schemas.microsoft.com/office/word/2010/wordprocessingCanvas" xmlns:mc="http://schemas.openxmlformats.org/markup-compatibility/2006" xmlns:o="urn:schemas-microsoft-com:office:office" xmlns:r="http://schemas.openxmlformats.org/officeDocument/2006/relationships" xmlns:m="http://schemas.openxmlformats.org/officeDocument/2006/math" xmlns:v="urn:schemas-microsoft-com:vml" xmlns:wp14="http://schemas.microsoft.com/office/word/2010/wordprocessingDrawing" xmlns:wp="http://schemas.openxmlformats.org/drawingml/2006/wordprocessingDrawing" xmlns:w10="urn:schemas-microsoft-com:office:word" xmlns:w="http://schemas.openxmlformats.org/wordprocessingml/2006/main" xmlns:w14="http://schemas.microsoft.com/office/word/2010/wordml" xmlns:w15="http://schemas.microsoft.com/office/word/2012/wordml" xmlns:wpg="http://schemas.microsoft.com/office/word/2010/wordprocessingGroup" xmlns:wpi="http://schemas.microsoft.com/office/word/2010/wordprocessingInk" xmlns:wne="http://schemas.microsoft.com/office/word/2006/wordml" xmlns:wps="http://schemas.microsoft.com/office/word/2010/wordprocessingShape" mc:Ignorable="w14 w15 wp14">
-  <w:abstractNum w:abstractNumId="0">
+<w:numbering xmlns:wpc="http://schemas.microsoft.com/office/word/2010/wordprocessingCanvas" xmlns:cx="http://schemas.microsoft.com/office/drawing/2014/chartex" xmlns:cx1="http://schemas.microsoft.com/office/drawing/2015/9/8/chartex" xmlns:cx2="http://schemas.microsoft.com/office/drawing/2015/10/21/chartex" xmlns:cx3="http://schemas.microsoft.com/office/drawing/2016/5/9/chartex" xmlns:cx4="http://schemas.microsoft.com/office/drawing/2016/5/10/chartex" xmlns:cx5="http://schemas.microsoft.com/office/drawing/2016/5/11/chartex" xmlns:cx6="http://schemas.microsoft.com/office/drawing/2016/5/12/chartex" xmlns:cx7="http://schemas.microsoft.com/office/drawing/2016/5/13/chartex" xmlns:cx8="http://schemas.microsoft.com/office/drawing/2016/5/14/chartex" xmlns:mc="http://schemas.openxmlformats.org/markup-compatibility/2006" xmlns:aink="http://schemas.microsoft.com/office/drawing/2016/ink" xmlns:am3d="http://schemas.microsoft.com/office/drawing/2017/model3d" xmlns:o="urn:schemas-microsoft-com:office:office" xmlns:oel="http://schemas.microsoft.com/office/2019/extlst" xmlns:r="http://schemas.openxmlformats.org/officeDocument/2006/relationships" xmlns:m="http://schemas.openxmlformats.org/officeDocument/2006/math" xmlns:v="urn:schemas-microsoft-com:vml" xmlns:wp14="http://schemas.microsoft.com/office/word/2010/wordprocessingDrawing" xmlns:wp="http://schemas.openxmlformats.org/drawingml/2006/wordprocessingDrawing" xmlns:w10="urn:schemas-microsoft-com:office:word" xmlns:w="http://schemas.openxmlformats.org/wordprocessingml/2006/main" xmlns:w14="http://schemas.microsoft.com/office/word/2010/wordml" xmlns:w15="http://schemas.microsoft.com/office/word/2012/wordml" xmlns:w16cex="http://schemas.microsoft.com/office/word/2018/wordml/cex" xmlns:w16cid="http://schemas.microsoft.com/office/word/2016/wordml/cid" xmlns:w16="http://schemas.microsoft.com/office/word/2018/wordml" xmlns:w16du="http://schemas.microsoft.com/office/word/2023/wordml/word16du" xmlns:w16sdtdh="http://schemas.microsoft.com/office/word/2020/wordml/sdtdatahash" xmlns:w16sdtfl="http://schemas.microsoft.com/office/word/2024/wordml/sdtformatlock" xmlns:w16se="http://schemas.microsoft.com/office/word/2015/wordml/symex" xmlns:wpg="http://schemas.microsoft.com/office/word/2010/wordprocessingGroup" xmlns:wpi="http://schemas.microsoft.com/office/word/2010/wordprocessingInk" xmlns:wne="http://schemas.microsoft.com/office/word/2006/wordml" xmlns:wps="http://schemas.microsoft.com/office/word/2010/wordprocessingShape" mc:Ignorable="w14 w15 w16se w16cid w16 w16cex w16sdtdh w16sdtfl w16du wp14">
+  <w:abstractNum w:abstractNumId="0" w15:restartNumberingAfterBreak="0">
     <w:nsid w:val="0C0D0B3D"/>
     <w:multiLevelType w:val="multilevel"/>
     <w:tmpl w:val="B52CEDC6"/>
@@ -4203,7 +4356,7 @@
       </w:rPr>
     </w:lvl>
   </w:abstractNum>
-  <w:abstractNum w:abstractNumId="1">
+  <w:abstractNum w:abstractNumId="1" w15:restartNumberingAfterBreak="0">
     <w:nsid w:val="23053C87"/>
     <w:multiLevelType w:val="multilevel"/>
     <w:tmpl w:val="A6F451D2"/>
@@ -4352,7 +4505,7 @@
       </w:rPr>
     </w:lvl>
   </w:abstractNum>
-  <w:abstractNum w:abstractNumId="2">
+  <w:abstractNum w:abstractNumId="2" w15:restartNumberingAfterBreak="0">
     <w:nsid w:val="2D927F2D"/>
     <w:multiLevelType w:val="multilevel"/>
     <w:tmpl w:val="901E4514"/>
@@ -4501,7 +4654,7 @@
       </w:rPr>
     </w:lvl>
   </w:abstractNum>
-  <w:abstractNum w:abstractNumId="3">
+  <w:abstractNum w:abstractNumId="3" w15:restartNumberingAfterBreak="0">
     <w:nsid w:val="361E63F5"/>
     <w:multiLevelType w:val="multilevel"/>
     <w:tmpl w:val="FA52E7E2"/>
@@ -4650,7 +4803,7 @@
       </w:rPr>
     </w:lvl>
   </w:abstractNum>
-  <w:abstractNum w:abstractNumId="4">
+  <w:abstractNum w:abstractNumId="4" w15:restartNumberingAfterBreak="0">
     <w:nsid w:val="62E12DEA"/>
     <w:multiLevelType w:val="hybridMultilevel"/>
     <w:tmpl w:val="5EB26BD2"/>
@@ -4763,26 +4916,26 @@
       </w:rPr>
     </w:lvl>
   </w:abstractNum>
-  <w:num w:numId="1">
+  <w:num w:numId="1" w16cid:durableId="1090733128">
     <w:abstractNumId w:val="0"/>
   </w:num>
-  <w:num w:numId="2">
+  <w:num w:numId="2" w16cid:durableId="560604432">
     <w:abstractNumId w:val="1"/>
   </w:num>
-  <w:num w:numId="3">
+  <w:num w:numId="3" w16cid:durableId="1525485722">
     <w:abstractNumId w:val="2"/>
   </w:num>
-  <w:num w:numId="4">
+  <w:num w:numId="4" w16cid:durableId="516315448">
     <w:abstractNumId w:val="3"/>
   </w:num>
-  <w:num w:numId="5">
+  <w:num w:numId="5" w16cid:durableId="942372968">
     <w:abstractNumId w:val="4"/>
   </w:num>
 </w:numbering>
 </file>
 
 <file path=word/styles.xml><?xml version="1.0" encoding="utf-8"?>
-<w:styles xmlns:mc="http://schemas.openxmlformats.org/markup-compatibility/2006" xmlns:r="http://schemas.openxmlformats.org/officeDocument/2006/relationships" xmlns:w="http://schemas.openxmlformats.org/wordprocessingml/2006/main" xmlns:w14="http://schemas.microsoft.com/office/word/2010/wordml" xmlns:w15="http://schemas.microsoft.com/office/word/2012/wordml" mc:Ignorable="w14 w15">
+<w:styles xmlns:mc="http://schemas.openxmlformats.org/markup-compatibility/2006" xmlns:r="http://schemas.openxmlformats.org/officeDocument/2006/relationships" xmlns:w="http://schemas.openxmlformats.org/wordprocessingml/2006/main" xmlns:w14="http://schemas.microsoft.com/office/word/2010/wordml" xmlns:w15="http://schemas.microsoft.com/office/word/2012/wordml" xmlns:w16cex="http://schemas.microsoft.com/office/word/2018/wordml/cex" xmlns:w16cid="http://schemas.microsoft.com/office/word/2016/wordml/cid" xmlns:w16="http://schemas.microsoft.com/office/word/2018/wordml" xmlns:w16du="http://schemas.microsoft.com/office/word/2023/wordml/word16du" xmlns:w16sdtdh="http://schemas.microsoft.com/office/word/2020/wordml/sdtdatahash" xmlns:w16sdtfl="http://schemas.microsoft.com/office/word/2024/wordml/sdtformatlock" xmlns:w16se="http://schemas.microsoft.com/office/word/2015/wordml/symex" mc:Ignorable="w14 w15 w16se w16cid w16 w16cex w16sdtdh w16sdtfl w16du">
   <w:docDefaults>
     <w:rPrDefault>
       <w:rPr>
@@ -4798,7 +4951,7 @@
       </w:pPr>
     </w:pPrDefault>
   </w:docDefaults>
-  <w:latentStyles w:defLockedState="0" w:defUIPriority="99" w:defSemiHidden="0" w:defUnhideWhenUsed="0" w:defQFormat="0" w:count="371">
+  <w:latentStyles w:defLockedState="0" w:defUIPriority="99" w:defSemiHidden="0" w:defUnhideWhenUsed="0" w:defQFormat="0" w:count="376">
     <w:lsdException w:name="Normal" w:uiPriority="0" w:qFormat="1"/>
     <w:lsdException w:name="heading 1" w:uiPriority="9" w:qFormat="1"/>
     <w:lsdException w:name="heading 2" w:semiHidden="1" w:uiPriority="9" w:unhideWhenUsed="1" w:qFormat="1"/>
@@ -5170,6 +5323,11 @@
     <w:lsdException w:name="List Table 5 Dark Accent 6" w:uiPriority="50"/>
     <w:lsdException w:name="List Table 6 Colorful Accent 6" w:uiPriority="51"/>
     <w:lsdException w:name="List Table 7 Colorful Accent 6" w:uiPriority="52"/>
+    <w:lsdException w:name="Mention" w:semiHidden="1" w:unhideWhenUsed="1"/>
+    <w:lsdException w:name="Smart Hyperlink" w:semiHidden="1" w:unhideWhenUsed="1"/>
+    <w:lsdException w:name="Hashtag" w:semiHidden="1" w:unhideWhenUsed="1"/>
+    <w:lsdException w:name="Unresolved Mention" w:semiHidden="1" w:unhideWhenUsed="1"/>
+    <w:lsdException w:name="Smart Link" w:semiHidden="1" w:unhideWhenUsed="1"/>
   </w:latentStyles>
   <w:style w:type="paragraph" w:default="1" w:styleId="Normal">
     <w:name w:val="Normal"/>
@@ -5362,7 +5520,6 @@
       <w:spacing w:after="0" w:line="240" w:lineRule="auto"/>
     </w:pPr>
     <w:tblPr>
-      <w:tblInd w:w="0" w:type="dxa"/>
       <w:tblBorders>
         <w:top w:val="single" w:sz="4" w:space="0" w:color="auto"/>
         <w:left w:val="single" w:sz="4" w:space="0" w:color="auto"/>
@@ -5371,12 +5528,6 @@
         <w:insideH w:val="single" w:sz="4" w:space="0" w:color="auto"/>
         <w:insideV w:val="single" w:sz="4" w:space="0" w:color="auto"/>
       </w:tblBorders>
-      <w:tblCellMar>
-        <w:top w:w="0" w:type="dxa"/>
-        <w:left w:w="108" w:type="dxa"/>
-        <w:bottom w:w="0" w:type="dxa"/>
-        <w:right w:w="108" w:type="dxa"/>
-      </w:tblCellMar>
     </w:tblPr>
   </w:style>
   <w:style w:type="table" w:styleId="Tabladelista3-nfasis5">
@@ -5390,19 +5541,12 @@
     <w:tblPr>
       <w:tblStyleRowBandSize w:val="1"/>
       <w:tblStyleColBandSize w:val="1"/>
-      <w:tblInd w:w="0" w:type="dxa"/>
       <w:tblBorders>
         <w:top w:val="single" w:sz="4" w:space="0" w:color="4472C4" w:themeColor="accent5"/>
         <w:left w:val="single" w:sz="4" w:space="0" w:color="4472C4" w:themeColor="accent5"/>
         <w:bottom w:val="single" w:sz="4" w:space="0" w:color="4472C4" w:themeColor="accent5"/>
         <w:right w:val="single" w:sz="4" w:space="0" w:color="4472C4" w:themeColor="accent5"/>
       </w:tblBorders>
-      <w:tblCellMar>
-        <w:top w:w="0" w:type="dxa"/>
-        <w:left w:w="108" w:type="dxa"/>
-        <w:bottom w:w="0" w:type="dxa"/>
-        <w:right w:w="108" w:type="dxa"/>
-      </w:tblCellMar>
     </w:tblPr>
     <w:tblStylePr w:type="firstRow">
       <w:rPr>

--- a/Minería de datos/Practica 3/Practica 3.docx
+++ b/Minería de datos/Practica 3/Practica 3.docx
@@ -1,6 +1,6 @@
 
 <file path=word/document.xml><?xml version="1.0" encoding="utf-8"?>
-<w:document xmlns:wpc="http://schemas.microsoft.com/office/word/2010/wordprocessingCanvas" xmlns:cx="http://schemas.microsoft.com/office/drawing/2014/chartex" xmlns:cx1="http://schemas.microsoft.com/office/drawing/2015/9/8/chartex" xmlns:cx2="http://schemas.microsoft.com/office/drawing/2015/10/21/chartex" xmlns:cx3="http://schemas.microsoft.com/office/drawing/2016/5/9/chartex" xmlns:cx4="http://schemas.microsoft.com/office/drawing/2016/5/10/chartex" xmlns:cx5="http://schemas.microsoft.com/office/drawing/2016/5/11/chartex" xmlns:cx6="http://schemas.microsoft.com/office/drawing/2016/5/12/chartex" xmlns:cx7="http://schemas.microsoft.com/office/drawing/2016/5/13/chartex" xmlns:cx8="http://schemas.microsoft.com/office/drawing/2016/5/14/chartex" xmlns:mc="http://schemas.openxmlformats.org/markup-compatibility/2006" xmlns:aink="http://schemas.microsoft.com/office/drawing/2016/ink" xmlns:am3d="http://schemas.microsoft.com/office/drawing/2017/model3d" xmlns:o="urn:schemas-microsoft-com:office:office" xmlns:oel="http://schemas.microsoft.com/office/2019/extlst" xmlns:r="http://schemas.openxmlformats.org/officeDocument/2006/relationships" xmlns:m="http://schemas.openxmlformats.org/officeDocument/2006/math" xmlns:v="urn:schemas-microsoft-com:vml" xmlns:wp14="http://schemas.microsoft.com/office/word/2010/wordprocessingDrawing" xmlns:wp="http://schemas.openxmlformats.org/drawingml/2006/wordprocessingDrawing" xmlns:w10="urn:schemas-microsoft-com:office:word" xmlns:w="http://schemas.openxmlformats.org/wordprocessingml/2006/main" xmlns:w14="http://schemas.microsoft.com/office/word/2010/wordml" xmlns:w15="http://schemas.microsoft.com/office/word/2012/wordml" xmlns:w16cex="http://schemas.microsoft.com/office/word/2018/wordml/cex" xmlns:w16cid="http://schemas.microsoft.com/office/word/2016/wordml/cid" xmlns:w16="http://schemas.microsoft.com/office/word/2018/wordml" xmlns:w16du="http://schemas.microsoft.com/office/word/2023/wordml/word16du" xmlns:w16sdtdh="http://schemas.microsoft.com/office/word/2020/wordml/sdtdatahash" xmlns:w16sdtfl="http://schemas.microsoft.com/office/word/2024/wordml/sdtformatlock" xmlns:w16se="http://schemas.microsoft.com/office/word/2015/wordml/symex" xmlns:wpg="http://schemas.microsoft.com/office/word/2010/wordprocessingGroup" xmlns:wpi="http://schemas.microsoft.com/office/word/2010/wordprocessingInk" xmlns:wne="http://schemas.microsoft.com/office/word/2006/wordml" xmlns:wps="http://schemas.microsoft.com/office/word/2010/wordprocessingShape" mc:Ignorable="w14 w15 w16se w16cid w16 w16cex w16sdtdh w16sdtfl w16du wp14">
+<w:document xmlns:wpc="http://schemas.microsoft.com/office/word/2010/wordprocessingCanvas" xmlns:mc="http://schemas.openxmlformats.org/markup-compatibility/2006" xmlns:o="urn:schemas-microsoft-com:office:office" xmlns:r="http://schemas.openxmlformats.org/officeDocument/2006/relationships" xmlns:m="http://schemas.openxmlformats.org/officeDocument/2006/math" xmlns:v="urn:schemas-microsoft-com:vml" xmlns:wp14="http://schemas.microsoft.com/office/word/2010/wordprocessingDrawing" xmlns:wp="http://schemas.openxmlformats.org/drawingml/2006/wordprocessingDrawing" xmlns:w10="urn:schemas-microsoft-com:office:word" xmlns:w="http://schemas.openxmlformats.org/wordprocessingml/2006/main" xmlns:w14="http://schemas.microsoft.com/office/word/2010/wordml" xmlns:w15="http://schemas.microsoft.com/office/word/2012/wordml" xmlns:wpg="http://schemas.microsoft.com/office/word/2010/wordprocessingGroup" xmlns:wpi="http://schemas.microsoft.com/office/word/2010/wordprocessingInk" xmlns:wne="http://schemas.microsoft.com/office/word/2006/wordml" xmlns:wps="http://schemas.microsoft.com/office/word/2010/wordprocessingShape" mc:Ignorable="w14 w15 wp14">
   <w:body>
     <w:p>
       <w:pPr>
@@ -81,6 +81,10 @@
     </w:p>
     <w:p>
       <w:r>
+        <w:rPr>
+          <w:noProof/>
+          <w:lang w:eastAsia="es-MX"/>
+        </w:rPr>
         <w:drawing>
           <wp:inline distT="0" distB="0" distL="0" distR="0" wp14:anchorId="0B218AA5" wp14:editId="76FA944D">
             <wp:extent cx="5549785" cy="2020570"/>
@@ -135,15 +139,15 @@
         <w:t>e</w:t>
       </w:r>
       <w:r>
-        <w:t xml:space="preserve">l libro de Wil van </w:t>
+        <w:t xml:space="preserve">l libro de </w:t>
       </w:r>
       <w:proofErr w:type="spellStart"/>
       <w:r>
-        <w:t>der</w:t>
+        <w:t>Wil</w:t>
       </w:r>
       <w:proofErr w:type="spellEnd"/>
       <w:r>
-        <w:t xml:space="preserve"> </w:t>
+        <w:t xml:space="preserve"> van der </w:t>
       </w:r>
       <w:proofErr w:type="gramStart"/>
       <w:r>
@@ -185,16 +189,11 @@
       <w:r>
         <w:t xml:space="preserve"> </w:t>
       </w:r>
-      <w:proofErr w:type="gramStart"/>
       <w:r>
         <w:t xml:space="preserve">nos </w:t>
       </w:r>
       <w:r>
-        <w:t xml:space="preserve"> generó</w:t>
-      </w:r>
-      <w:proofErr w:type="gramEnd"/>
-      <w:r>
-        <w:t xml:space="preserve"> (y que </w:t>
+        <w:t xml:space="preserve"> generó (y que </w:t>
       </w:r>
       <w:r>
         <w:t>filtramos</w:t>
@@ -223,7 +222,39 @@
           <w:b/>
           <w:bCs/>
         </w:rPr>
-        <w:t xml:space="preserve"> Graph o DFG)</w:t>
+        <w:t xml:space="preserve"> </w:t>
+      </w:r>
+      <w:proofErr w:type="spellStart"/>
+      <w:r>
+        <w:rPr>
+          <w:b/>
+          <w:bCs/>
+        </w:rPr>
+        <w:t>Graph</w:t>
+      </w:r>
+      <w:proofErr w:type="spellEnd"/>
+      <w:r>
+        <w:rPr>
+          <w:b/>
+          <w:bCs/>
+        </w:rPr>
+        <w:t xml:space="preserve"> o </w:t>
+      </w:r>
+      <w:proofErr w:type="spellStart"/>
+      <w:r>
+        <w:rPr>
+          <w:b/>
+          <w:bCs/>
+        </w:rPr>
+        <w:t>DFG</w:t>
+      </w:r>
+      <w:proofErr w:type="spellEnd"/>
+      <w:r>
+        <w:rPr>
+          <w:b/>
+          <w:bCs/>
+        </w:rPr>
+        <w:t>)</w:t>
       </w:r>
       <w:r>
         <w:t xml:space="preserve">. En un DFG, las cajas son </w:t>
@@ -235,7 +266,13 @@
         <w:t xml:space="preserve"> actividades ("Llamada", "Correo") y las flechas simplemente dicen "esto pasó después de esto".</w:t>
       </w:r>
     </w:p>
-    <w:p/>
+    <w:p>
+      <w:r>
+        <w:t xml:space="preserve">Para </w:t>
+      </w:r>
+      <w:bookmarkStart w:id="0" w:name="_GoBack"/>
+      <w:bookmarkEnd w:id="0"/>
+    </w:p>
     <w:p>
       <w:pPr>
         <w:pStyle w:val="Ttulo2"/>
@@ -879,7 +916,6 @@
                               <w:t>activity</w:t>
                             </w:r>
                             <w:proofErr w:type="spellEnd"/>
-                            <w:proofErr w:type="gramStart"/>
                             <w:r>
                               <w:rPr>
                                 <w:sz w:val="18"/>
@@ -887,7 +923,6 @@
                               <w:t xml:space="preserve">",   </w:t>
                             </w:r>
                             <w:proofErr w:type="spellStart"/>
-                            <w:proofErr w:type="gramEnd"/>
                             <w:r>
                               <w:rPr>
                                 <w:sz w:val="18"/>
@@ -1010,6 +1045,7 @@
                               </w:rPr>
                             </w:pPr>
                             <w:proofErr w:type="spellStart"/>
+                            <w:proofErr w:type="gramStart"/>
                             <w:r>
                               <w:rPr>
                                 <w:sz w:val="18"/>
@@ -1017,6 +1053,7 @@
                               <w:t>patients</w:t>
                             </w:r>
                             <w:proofErr w:type="spellEnd"/>
+                            <w:proofErr w:type="gramEnd"/>
                             <w:r>
                               <w:rPr>
                                 <w:sz w:val="18"/>
@@ -1028,52 +1065,44 @@
                               <w:rPr>
                                 <w:sz w:val="18"/>
                               </w:rPr>
-                              <w:t>filter_activity_</w:t>
-                            </w:r>
-                            <w:proofErr w:type="gramStart"/>
-                            <w:r>
-                              <w:rPr>
-                                <w:sz w:val="18"/>
-                              </w:rPr>
-                              <w:t>presence</w:t>
+                              <w:t>filter_activity_presence</w:t>
                             </w:r>
                             <w:proofErr w:type="spellEnd"/>
                             <w:r>
                               <w:rPr>
                                 <w:sz w:val="18"/>
                               </w:rPr>
+                              <w:t>("</w:t>
+                            </w:r>
+                            <w:proofErr w:type="spellStart"/>
+                            <w:r>
+                              <w:rPr>
+                                <w:sz w:val="18"/>
+                              </w:rPr>
+                              <w:t>Blood</w:t>
+                            </w:r>
+                            <w:proofErr w:type="spellEnd"/>
+                            <w:r>
+                              <w:rPr>
+                                <w:sz w:val="18"/>
+                              </w:rPr>
+                              <w:t xml:space="preserve"> test") %&gt;% </w:t>
+                            </w:r>
+                            <w:proofErr w:type="spellStart"/>
+                            <w:r>
+                              <w:rPr>
+                                <w:sz w:val="18"/>
+                              </w:rPr>
+                              <w:t>processing_time</w:t>
+                            </w:r>
+                            <w:proofErr w:type="spellEnd"/>
+                            <w:r>
+                              <w:rPr>
+                                <w:sz w:val="18"/>
+                              </w:rPr>
                               <w:t>(</w:t>
                             </w:r>
-                            <w:proofErr w:type="gramEnd"/>
-                            <w:r>
-                              <w:rPr>
-                                <w:sz w:val="18"/>
-                              </w:rPr>
-                              <w:t xml:space="preserve">"Blood test") %&gt;% </w:t>
-                            </w:r>
                             <w:proofErr w:type="spellStart"/>
-                            <w:r>
-                              <w:rPr>
-                                <w:sz w:val="18"/>
-                              </w:rPr>
-                              <w:t>processing_</w:t>
-                            </w:r>
-                            <w:proofErr w:type="gramStart"/>
-                            <w:r>
-                              <w:rPr>
-                                <w:sz w:val="18"/>
-                              </w:rPr>
-                              <w:t>time</w:t>
-                            </w:r>
-                            <w:proofErr w:type="spellEnd"/>
-                            <w:r>
-                              <w:rPr>
-                                <w:sz w:val="18"/>
-                              </w:rPr>
-                              <w:t>(</w:t>
-                            </w:r>
-                            <w:proofErr w:type="spellStart"/>
-                            <w:proofErr w:type="gramEnd"/>
                             <w:r>
                               <w:rPr>
                                 <w:sz w:val="18"/>
@@ -1191,7 +1220,21 @@
                               <w:rPr>
                                 <w:sz w:val="18"/>
                               </w:rPr>
-                              <w:t>(relative)</w:t>
+                              <w:t>(</w:t>
+                            </w:r>
+                            <w:proofErr w:type="spellStart"/>
+                            <w:r>
+                              <w:rPr>
+                                <w:sz w:val="18"/>
+                              </w:rPr>
+                              <w:t>relative</w:t>
+                            </w:r>
+                            <w:proofErr w:type="spellEnd"/>
+                            <w:r>
+                              <w:rPr>
+                                <w:sz w:val="18"/>
+                              </w:rPr>
+                              <w:t>)</w:t>
                             </w:r>
                           </w:p>
                           <w:p>
@@ -1241,7 +1284,21 @@
                               <w:rPr>
                                 <w:sz w:val="18"/>
                               </w:rPr>
-                              <w:t>sepsis, "CRP")</w:t>
+                              <w:t>sepsis, "</w:t>
+                            </w:r>
+                            <w:proofErr w:type="spellStart"/>
+                            <w:r>
+                              <w:rPr>
+                                <w:sz w:val="18"/>
+                              </w:rPr>
+                              <w:t>CRP</w:t>
+                            </w:r>
+                            <w:proofErr w:type="spellEnd"/>
+                            <w:r>
+                              <w:rPr>
+                                <w:sz w:val="18"/>
+                              </w:rPr>
+                              <w:t>")</w:t>
                             </w:r>
                           </w:p>
                           <w:p>
@@ -1313,7 +1370,21 @@
                               <w:rPr>
                                 <w:sz w:val="18"/>
                               </w:rPr>
-                              <w:t>("absolute"))</w:t>
+                              <w:t>("</w:t>
+                            </w:r>
+                            <w:proofErr w:type="spellStart"/>
+                            <w:r>
+                              <w:rPr>
+                                <w:sz w:val="18"/>
+                              </w:rPr>
+                              <w:t>absolute</w:t>
+                            </w:r>
+                            <w:proofErr w:type="spellEnd"/>
+                            <w:r>
+                              <w:rPr>
+                                <w:sz w:val="18"/>
+                              </w:rPr>
+                              <w:t>"))</w:t>
                             </w:r>
                           </w:p>
                         </w:txbxContent>
@@ -1333,7 +1404,7 @@
               </wp:anchor>
             </w:drawing>
           </mc:Choice>
-          <mc:Fallback>
+          <mc:Fallback xmlns:w16se="http://schemas.microsoft.com/office/word/2015/wordml/symex" xmlns:w16sdtfl="http://schemas.microsoft.com/office/word/2024/wordml/sdtformatlock" xmlns:w16sdtdh="http://schemas.microsoft.com/office/word/2020/wordml/sdtdatahash" xmlns:w16du="http://schemas.microsoft.com/office/word/2023/wordml/word16du" xmlns:w16="http://schemas.microsoft.com/office/word/2018/wordml" xmlns:w16cid="http://schemas.microsoft.com/office/word/2016/wordml/cid" xmlns:w16cex="http://schemas.microsoft.com/office/word/2018/wordml/cex" xmlns:oel="http://schemas.microsoft.com/office/2019/extlst" xmlns:am3d="http://schemas.microsoft.com/office/drawing/2017/model3d" xmlns:aink="http://schemas.microsoft.com/office/drawing/2016/ink" xmlns:cx8="http://schemas.microsoft.com/office/drawing/2016/5/14/chartex" xmlns:cx7="http://schemas.microsoft.com/office/drawing/2016/5/13/chartex" xmlns:cx6="http://schemas.microsoft.com/office/drawing/2016/5/12/chartex" xmlns:cx5="http://schemas.microsoft.com/office/drawing/2016/5/11/chartex" xmlns:cx4="http://schemas.microsoft.com/office/drawing/2016/5/10/chartex" xmlns:cx3="http://schemas.microsoft.com/office/drawing/2016/5/9/chartex" xmlns:cx2="http://schemas.microsoft.com/office/drawing/2015/10/21/chartex" xmlns:cx1="http://schemas.microsoft.com/office/drawing/2015/9/8/chartex" xmlns:cx="http://schemas.microsoft.com/office/drawing/2014/chartex">
             <w:pict>
               <v:shapetype w14:anchorId="7F26210F" id="_x0000_t202" coordsize="21600,21600" o:spt="202" path="m,l,21600r21600,l21600,xe">
                 <v:stroke joinstyle="miter"/>
@@ -2237,13 +2308,8 @@
     <w:p/>
     <w:p/>
     <w:p>
-      <w:proofErr w:type="gramStart"/>
-      <w:r>
-        <w:t>Primeramente</w:t>
-      </w:r>
-      <w:proofErr w:type="gramEnd"/>
-      <w:r>
-        <w:t xml:space="preserve"> cargamos todas las librerías para trabajar. </w:t>
+      <w:r>
+        <w:t xml:space="preserve">Primeramente cargamos todas las librerías para trabajar. </w:t>
       </w:r>
       <w:r>
         <w:rPr>
@@ -2387,11 +2453,11 @@
       </w:r>
       <w:proofErr w:type="gramStart"/>
       <w:r>
-        <w:t>del data</w:t>
+        <w:t>del</w:t>
       </w:r>
       <w:proofErr w:type="gramEnd"/>
       <w:r>
-        <w:t xml:space="preserve"> set. Por lo descriptivos que son sus nombres y recordando que es un registro de multas de tráfico, entendemos que cada registro del </w:t>
+        <w:t xml:space="preserve"> data set. Por lo descriptivos que son sus nombres y recordando que es un registro de multas de tráfico, entendemos que cada registro del </w:t>
       </w:r>
       <w:r>
         <w:rPr>
@@ -2518,6 +2584,7 @@
       <w:r>
         <w:t xml:space="preserve">, </w:t>
       </w:r>
+      <w:proofErr w:type="spellStart"/>
       <w:r>
         <w:rPr>
           <w:rStyle w:val="CdigoHTML"/>
@@ -2525,6 +2592,7 @@
         </w:rPr>
         <w:t>NaN</w:t>
       </w:r>
+      <w:proofErr w:type="spellEnd"/>
       <w:r>
         <w:t xml:space="preserve"> o puros ceros. Lo que sucede aquí es que el paquete </w:t>
       </w:r>
@@ -3266,6 +3334,7 @@
       <w:r>
         <w:rPr>
           <w:noProof/>
+          <w:lang w:eastAsia="es-MX"/>
         </w:rPr>
         <w:drawing>
           <wp:inline distT="0" distB="0" distL="0" distR="0" wp14:anchorId="443FB102" wp14:editId="5A766182">
@@ -3329,24 +3398,25 @@
         <w:rPr>
           <w:i/>
         </w:rPr>
-        <w:t xml:space="preserve"> Judge</w:t>
-      </w:r>
-      <w:r>
-        <w:t xml:space="preserve"> es la actividad del proceso con la frecuencia más baja. De todos </w:t>
-      </w:r>
-      <w:proofErr w:type="gramStart"/>
-      <w:r>
-        <w:t>los  casos</w:t>
-      </w:r>
-      <w:proofErr w:type="gramEnd"/>
-      <w:r>
-        <w:t xml:space="preserve"> registrados de multas, sólo 19 fueron a juicio. Esto es especialmente llamativo para mí y por eso elegí hacer el mapa de procesos (que está más adelante en el documento) con únicamente procesos que involucran esa actividad.</w:t>
+        <w:t xml:space="preserve"> </w:t>
+      </w:r>
+      <w:proofErr w:type="spellStart"/>
+      <w:r>
+        <w:rPr>
+          <w:i/>
+        </w:rPr>
+        <w:t>Judge</w:t>
+      </w:r>
+      <w:proofErr w:type="spellEnd"/>
+      <w:r>
+        <w:t xml:space="preserve"> es la actividad del proceso con la frecuencia más baja. De todos los  casos registrados de multas, sólo 19 fueron a juicio. Esto es especialmente llamativo para mí y por eso elegí hacer el mapa de procesos (que está más adelante en el documento) con únicamente procesos que involucran esa actividad.</w:t>
       </w:r>
     </w:p>
     <w:p>
       <w:r>
         <w:rPr>
           <w:noProof/>
+          <w:lang w:eastAsia="es-MX"/>
         </w:rPr>
         <w:drawing>
           <wp:inline distT="0" distB="0" distL="0" distR="0" wp14:anchorId="0A879285" wp14:editId="0E0CA713">
@@ -3437,13 +3507,8 @@
       </w:r>
     </w:p>
     <w:p>
-      <w:proofErr w:type="gramStart"/>
-      <w:r>
-        <w:t>Finalmente</w:t>
-      </w:r>
-      <w:proofErr w:type="gramEnd"/>
-      <w:r>
-        <w:t xml:space="preserve"> para el mapa de procesos, se han seleccionado y almacenado en un </w:t>
+      <w:r>
+        <w:t xml:space="preserve">Finalmente para el mapa de procesos, se han seleccionado y almacenado en un </w:t>
       </w:r>
       <w:proofErr w:type="spellStart"/>
       <w:r>
@@ -3471,8 +3536,16 @@
         <w:rPr>
           <w:i/>
         </w:rPr>
-        <w:t xml:space="preserve"> Judge</w:t>
-      </w:r>
+        <w:t xml:space="preserve"> </w:t>
+      </w:r>
+      <w:proofErr w:type="spellStart"/>
+      <w:r>
+        <w:rPr>
+          <w:i/>
+        </w:rPr>
+        <w:t>Judge</w:t>
+      </w:r>
+      <w:proofErr w:type="spellEnd"/>
       <w:r>
         <w:t>, es decir, casos de multas que terminaron apelando a juicio.</w:t>
       </w:r>
@@ -3578,13 +3651,34 @@
           <w:color w:val="0000FF"/>
           <w:sz w:val="18"/>
         </w:rPr>
-        <w:t xml:space="preserve"> Judge")</w:t>
+        <w:t xml:space="preserve"> </w:t>
+      </w:r>
+      <w:proofErr w:type="spellStart"/>
+      <w:r>
+        <w:rPr>
+          <w:rStyle w:val="gnj4oy0ca5b"/>
+          <w:rFonts w:ascii="Lucida Console" w:hAnsi="Lucida Console"/>
+          <w:color w:val="0000FF"/>
+          <w:sz w:val="18"/>
+        </w:rPr>
+        <w:t>Judge</w:t>
+      </w:r>
+      <w:proofErr w:type="spellEnd"/>
+      <w:r>
+        <w:rPr>
+          <w:rStyle w:val="gnj4oy0ca5b"/>
+          <w:rFonts w:ascii="Lucida Console" w:hAnsi="Lucida Console"/>
+          <w:color w:val="0000FF"/>
+          <w:sz w:val="18"/>
+        </w:rPr>
+        <w:t>")</w:t>
       </w:r>
     </w:p>
     <w:p>
       <w:r>
         <w:rPr>
           <w:noProof/>
+          <w:lang w:eastAsia="es-MX"/>
         </w:rPr>
         <w:lastRenderedPageBreak/>
         <w:drawing>
@@ -3729,6 +3823,7 @@
       </w:r>
     </w:p>
     <w:p>
+      <w:proofErr w:type="spellStart"/>
       <w:r>
         <w:rPr>
           <w:b/>
@@ -3736,6 +3831,7 @@
         </w:rPr>
         <w:t>Start</w:t>
       </w:r>
+      <w:proofErr w:type="spellEnd"/>
       <w:r>
         <w:t xml:space="preserve"> -&gt; </w:t>
       </w:r>
@@ -3863,104 +3959,92 @@
           <w:b/>
           <w:bCs/>
         </w:rPr>
-        <w:t xml:space="preserve"> Judge</w:t>
-      </w:r>
-      <w:r>
-        <w:t xml:space="preserve"> (Apelar al Juez).</w:t>
-      </w:r>
-      <w:r>
-        <w:t xml:space="preserve"> Esperaríamos que las 19 se fueran a apelación porque seleccionamos justamente un </w:t>
+        <w:t xml:space="preserve"> </w:t>
       </w:r>
       <w:proofErr w:type="spellStart"/>
       <w:r>
-        <w:t>dataset</w:t>
-      </w:r>
-      <w:proofErr w:type="spellEnd"/>
-      <w:r>
-        <w:t xml:space="preserve"> con casos que incluyeran de manera forzosa sólo casos que tuvieran apelación. Y es así, pero aquí hay una distinción importante, estos 14 casos se fueron </w:t>
-      </w:r>
-      <w:r>
-        <w:rPr>
-          <w:b/>
-        </w:rPr>
-        <w:t>directamente a apelar</w:t>
-      </w:r>
-      <w:r>
-        <w:t>. El resto de los casos que hicieron apelaciones, pasaron por otros procesos antes de apelar a juicio.</w:t>
-      </w:r>
-    </w:p>
-    <w:p>
-      <w:r>
-        <w:t>Hay una altísima tasa de inconformidad. En lugar de resolver el problema rápido, el proceso se atasca en trámites legales y burocráticos.</w:t>
-      </w:r>
-    </w:p>
-    <w:p>
-      <w:pPr>
         <w:rPr>
           <w:b/>
           <w:bCs/>
         </w:rPr>
-      </w:pPr>
-      <w:r>
+        <w:t>Judge</w:t>
+      </w:r>
+      <w:proofErr w:type="spellEnd"/>
+      <w:r>
+        <w:t xml:space="preserve"> (Apelar al Juez).</w:t>
+      </w:r>
+      <w:r>
+        <w:t xml:space="preserve"> Esperaríamos que las 19 se fueran a apelación porque seleccionamos justamente un </w:t>
+      </w:r>
+      <w:proofErr w:type="spellStart"/>
+      <w:r>
+        <w:t>dataset</w:t>
+      </w:r>
+      <w:proofErr w:type="spellEnd"/>
+      <w:r>
+        <w:t xml:space="preserve"> con casos que incluyeran de manera forzosa sólo casos que tuvieran apelación. Y es así, pero aquí hay una distinción importante, estos 14 casos se fueron </w:t>
+      </w:r>
+      <w:r>
+        <w:rPr>
+          <w:b/>
+        </w:rPr>
+        <w:t>directamente a apelar</w:t>
+      </w:r>
+      <w:r>
+        <w:t>. El resto de los casos que hicieron apelaciones, pasaron por otros procesos antes de apelar a juicio.</w:t>
+      </w:r>
+    </w:p>
+    <w:p>
+      <w:r>
+        <w:t>Hay una altísima tasa de inconformidad. En lugar de resolver el problema rápido, el proceso se atasca en trámites legales y burocráticos.</w:t>
+      </w:r>
+    </w:p>
+    <w:p>
+      <w:pPr>
         <w:rPr>
           <w:b/>
           <w:bCs/>
         </w:rPr>
-        <w:t>Hallazgo principal:</w:t>
-      </w:r>
+      </w:pPr>
       <w:r>
         <w:rPr>
           <w:b/>
           <w:bCs/>
         </w:rPr>
-        <w:t xml:space="preserve"> Nadie paga a tiempo</w:t>
-      </w:r>
-    </w:p>
-    <w:p>
-      <w:r>
-        <w:t xml:space="preserve">Este es el dato más interesante que puedes presentar: </w:t>
+        <w:t>Hallazgo principal:</w:t>
       </w:r>
       <w:r>
         <w:rPr>
           <w:b/>
           <w:bCs/>
         </w:rPr>
-        <w:t>nadie paga la multa original</w:t>
-      </w:r>
-      <w:r>
-        <w:t>.</w:t>
-      </w:r>
-    </w:p>
-    <w:p>
-      <w:r>
-        <w:t xml:space="preserve">Si </w:t>
-      </w:r>
-      <w:r>
-        <w:t>buscamos</w:t>
-      </w:r>
-      <w:r>
-        <w:t xml:space="preserve"> el nodo </w:t>
+        <w:t xml:space="preserve"> Nadie paga a tiempo</w:t>
+      </w:r>
+    </w:p>
+    <w:p>
+      <w:r>
+        <w:t xml:space="preserve">Este es el dato más interesante que puedes presentar: </w:t>
       </w:r>
       <w:r>
         <w:rPr>
           <w:b/>
           <w:bCs/>
         </w:rPr>
-        <w:t>Payment</w:t>
-      </w:r>
-      <w:r>
-        <w:t xml:space="preserve"> (Pago), </w:t>
-      </w:r>
-      <w:r>
-        <w:t>podemos observar</w:t>
-      </w:r>
-      <w:r>
-        <w:t xml:space="preserve"> que tiene 7 casos.</w:t>
-      </w:r>
-    </w:p>
-    <w:p>
-      <w:r>
-        <w:t xml:space="preserve">Sin embargo, la única flecha que llega a </w:t>
+        <w:t>nadie paga la multa original</w:t>
+      </w:r>
+      <w:r>
+        <w:t>.</w:t>
+      </w:r>
+    </w:p>
+    <w:p>
+      <w:r>
+        <w:t xml:space="preserve">Si </w:t>
+      </w:r>
+      <w:r>
+        <w:t>buscamos</w:t>
+      </w:r>
+      <w:r>
+        <w:t xml:space="preserve"> el nodo </w:t>
       </w:r>
       <w:r>
         <w:rPr>
@@ -3970,14 +4054,44 @@
         <w:t>Payment</w:t>
       </w:r>
       <w:r>
-        <w:t xml:space="preserve"> viene de </w:t>
+        <w:t xml:space="preserve"> (Pago), </w:t>
+      </w:r>
+      <w:r>
+        <w:t>podemos observar</w:t>
+      </w:r>
+      <w:r>
+        <w:t xml:space="preserve"> que tiene 7 casos.</w:t>
+      </w:r>
+    </w:p>
+    <w:p>
+      <w:r>
+        <w:t xml:space="preserve">Sin embargo, la única flecha que llega a </w:t>
       </w:r>
       <w:r>
         <w:rPr>
           <w:b/>
           <w:bCs/>
         </w:rPr>
-        <w:t xml:space="preserve">Add </w:t>
+        <w:t>Payment</w:t>
+      </w:r>
+      <w:r>
+        <w:t xml:space="preserve"> viene de </w:t>
+      </w:r>
+      <w:proofErr w:type="spellStart"/>
+      <w:r>
+        <w:rPr>
+          <w:b/>
+          <w:bCs/>
+        </w:rPr>
+        <w:t>Add</w:t>
+      </w:r>
+      <w:proofErr w:type="spellEnd"/>
+      <w:r>
+        <w:rPr>
+          <w:b/>
+          <w:bCs/>
+        </w:rPr>
+        <w:t xml:space="preserve"> </w:t>
       </w:r>
       <w:proofErr w:type="spellStart"/>
       <w:r>
@@ -4094,28 +4208,53 @@
       <w:r>
         <w:t xml:space="preserve"> nunca pagan y se envían a cobranza externa (</w:t>
       </w:r>
+      <w:proofErr w:type="spellStart"/>
       <w:r>
         <w:rPr>
           <w:b/>
           <w:bCs/>
         </w:rPr>
-        <w:t xml:space="preserve">Send </w:t>
-      </w:r>
-      <w:proofErr w:type="spellStart"/>
+        <w:t>Send</w:t>
+      </w:r>
+      <w:proofErr w:type="spellEnd"/>
       <w:r>
         <w:rPr>
           <w:b/>
           <w:bCs/>
         </w:rPr>
-        <w:t>for</w:t>
-      </w:r>
-      <w:proofErr w:type="spellEnd"/>
+        <w:t xml:space="preserve"> </w:t>
+      </w:r>
+      <w:proofErr w:type="spellStart"/>
       <w:r>
         <w:rPr>
           <w:b/>
           <w:bCs/>
         </w:rPr>
-        <w:t xml:space="preserve"> Credit </w:t>
+        <w:t>for</w:t>
+      </w:r>
+      <w:proofErr w:type="spellEnd"/>
+      <w:r>
+        <w:rPr>
+          <w:b/>
+          <w:bCs/>
+        </w:rPr>
+        <w:t xml:space="preserve"> </w:t>
+      </w:r>
+      <w:proofErr w:type="spellStart"/>
+      <w:r>
+        <w:rPr>
+          <w:b/>
+          <w:bCs/>
+        </w:rPr>
+        <w:t>Credit</w:t>
+      </w:r>
+      <w:proofErr w:type="spellEnd"/>
+      <w:r>
+        <w:rPr>
+          <w:b/>
+          <w:bCs/>
+        </w:rPr>
+        <w:t xml:space="preserve"> </w:t>
       </w:r>
       <w:proofErr w:type="spellStart"/>
       <w:r>
@@ -4169,10 +4308,27 @@
           <w:b/>
           <w:bCs/>
         </w:rPr>
-        <w:t xml:space="preserve"> Judge</w:t>
-      </w:r>
-      <w:r>
-        <w:t xml:space="preserve"> -&gt; End).</w:t>
+        <w:t xml:space="preserve"> </w:t>
+      </w:r>
+      <w:proofErr w:type="spellStart"/>
+      <w:r>
+        <w:rPr>
+          <w:b/>
+          <w:bCs/>
+        </w:rPr>
+        <w:t>Judge</w:t>
+      </w:r>
+      <w:proofErr w:type="spellEnd"/>
+      <w:r>
+        <w:t xml:space="preserve"> -&gt; </w:t>
+      </w:r>
+      <w:proofErr w:type="spellStart"/>
+      <w:r>
+        <w:t>End</w:t>
+      </w:r>
+      <w:proofErr w:type="spellEnd"/>
+      <w:r>
+        <w:t>).</w:t>
       </w:r>
     </w:p>
     <w:p>
@@ -4206,8 +4362,8 @@
 </file>
 
 <file path=word/numbering.xml><?xml version="1.0" encoding="utf-8"?>
-<w:numbering xmlns:wpc="http://schemas.microsoft.com/office/word/2010/wordprocessingCanvas" xmlns:cx="http://schemas.microsoft.com/office/drawing/2014/chartex" xmlns:cx1="http://schemas.microsoft.com/office/drawing/2015/9/8/chartex" xmlns:cx2="http://schemas.microsoft.com/office/drawing/2015/10/21/chartex" xmlns:cx3="http://schemas.microsoft.com/office/drawing/2016/5/9/chartex" xmlns:cx4="http://schemas.microsoft.com/office/drawing/2016/5/10/chartex" xmlns:cx5="http://schemas.microsoft.com/office/drawing/2016/5/11/chartex" xmlns:cx6="http://schemas.microsoft.com/office/drawing/2016/5/12/chartex" xmlns:cx7="http://schemas.microsoft.com/office/drawing/2016/5/13/chartex" xmlns:cx8="http://schemas.microsoft.com/office/drawing/2016/5/14/chartex" xmlns:mc="http://schemas.openxmlformats.org/markup-compatibility/2006" xmlns:aink="http://schemas.microsoft.com/office/drawing/2016/ink" xmlns:am3d="http://schemas.microsoft.com/office/drawing/2017/model3d" xmlns:o="urn:schemas-microsoft-com:office:office" xmlns:oel="http://schemas.microsoft.com/office/2019/extlst" xmlns:r="http://schemas.openxmlformats.org/officeDocument/2006/relationships" xmlns:m="http://schemas.openxmlformats.org/officeDocument/2006/math" xmlns:v="urn:schemas-microsoft-com:vml" xmlns:wp14="http://schemas.microsoft.com/office/word/2010/wordprocessingDrawing" xmlns:wp="http://schemas.openxmlformats.org/drawingml/2006/wordprocessingDrawing" xmlns:w10="urn:schemas-microsoft-com:office:word" xmlns:w="http://schemas.openxmlformats.org/wordprocessingml/2006/main" xmlns:w14="http://schemas.microsoft.com/office/word/2010/wordml" xmlns:w15="http://schemas.microsoft.com/office/word/2012/wordml" xmlns:w16cex="http://schemas.microsoft.com/office/word/2018/wordml/cex" xmlns:w16cid="http://schemas.microsoft.com/office/word/2016/wordml/cid" xmlns:w16="http://schemas.microsoft.com/office/word/2018/wordml" xmlns:w16du="http://schemas.microsoft.com/office/word/2023/wordml/word16du" xmlns:w16sdtdh="http://schemas.microsoft.com/office/word/2020/wordml/sdtdatahash" xmlns:w16sdtfl="http://schemas.microsoft.com/office/word/2024/wordml/sdtformatlock" xmlns:w16se="http://schemas.microsoft.com/office/word/2015/wordml/symex" xmlns:wpg="http://schemas.microsoft.com/office/word/2010/wordprocessingGroup" xmlns:wpi="http://schemas.microsoft.com/office/word/2010/wordprocessingInk" xmlns:wne="http://schemas.microsoft.com/office/word/2006/wordml" xmlns:wps="http://schemas.microsoft.com/office/word/2010/wordprocessingShape" mc:Ignorable="w14 w15 w16se w16cid w16 w16cex w16sdtdh w16sdtfl w16du wp14">
-  <w:abstractNum w:abstractNumId="0" w15:restartNumberingAfterBreak="0">
+<w:numbering xmlns:wpc="http://schemas.microsoft.com/office/word/2010/wordprocessingCanvas" xmlns:mc="http://schemas.openxmlformats.org/markup-compatibility/2006" xmlns:o="urn:schemas-microsoft-com:office:office" xmlns:r="http://schemas.openxmlformats.org/officeDocument/2006/relationships" xmlns:m="http://schemas.openxmlformats.org/officeDocument/2006/math" xmlns:v="urn:schemas-microsoft-com:vml" xmlns:wp14="http://schemas.microsoft.com/office/word/2010/wordprocessingDrawing" xmlns:wp="http://schemas.openxmlformats.org/drawingml/2006/wordprocessingDrawing" xmlns:w10="urn:schemas-microsoft-com:office:word" xmlns:w="http://schemas.openxmlformats.org/wordprocessingml/2006/main" xmlns:w14="http://schemas.microsoft.com/office/word/2010/wordml" xmlns:w15="http://schemas.microsoft.com/office/word/2012/wordml" xmlns:wpg="http://schemas.microsoft.com/office/word/2010/wordprocessingGroup" xmlns:wpi="http://schemas.microsoft.com/office/word/2010/wordprocessingInk" xmlns:wne="http://schemas.microsoft.com/office/word/2006/wordml" xmlns:wps="http://schemas.microsoft.com/office/word/2010/wordprocessingShape" mc:Ignorable="w14 w15 wp14">
+  <w:abstractNum w:abstractNumId="0">
     <w:nsid w:val="0C0D0B3D"/>
     <w:multiLevelType w:val="multilevel"/>
     <w:tmpl w:val="B52CEDC6"/>
@@ -4356,7 +4512,7 @@
       </w:rPr>
     </w:lvl>
   </w:abstractNum>
-  <w:abstractNum w:abstractNumId="1" w15:restartNumberingAfterBreak="0">
+  <w:abstractNum w:abstractNumId="1">
     <w:nsid w:val="23053C87"/>
     <w:multiLevelType w:val="multilevel"/>
     <w:tmpl w:val="A6F451D2"/>
@@ -4505,7 +4661,7 @@
       </w:rPr>
     </w:lvl>
   </w:abstractNum>
-  <w:abstractNum w:abstractNumId="2" w15:restartNumberingAfterBreak="0">
+  <w:abstractNum w:abstractNumId="2">
     <w:nsid w:val="2D927F2D"/>
     <w:multiLevelType w:val="multilevel"/>
     <w:tmpl w:val="901E4514"/>
@@ -4654,7 +4810,7 @@
       </w:rPr>
     </w:lvl>
   </w:abstractNum>
-  <w:abstractNum w:abstractNumId="3" w15:restartNumberingAfterBreak="0">
+  <w:abstractNum w:abstractNumId="3">
     <w:nsid w:val="361E63F5"/>
     <w:multiLevelType w:val="multilevel"/>
     <w:tmpl w:val="FA52E7E2"/>
@@ -4803,7 +4959,7 @@
       </w:rPr>
     </w:lvl>
   </w:abstractNum>
-  <w:abstractNum w:abstractNumId="4" w15:restartNumberingAfterBreak="0">
+  <w:abstractNum w:abstractNumId="4">
     <w:nsid w:val="62E12DEA"/>
     <w:multiLevelType w:val="hybridMultilevel"/>
     <w:tmpl w:val="5EB26BD2"/>
@@ -4916,26 +5072,26 @@
       </w:rPr>
     </w:lvl>
   </w:abstractNum>
-  <w:num w:numId="1" w16cid:durableId="1090733128">
+  <w:num w:numId="1">
     <w:abstractNumId w:val="0"/>
   </w:num>
-  <w:num w:numId="2" w16cid:durableId="560604432">
+  <w:num w:numId="2">
     <w:abstractNumId w:val="1"/>
   </w:num>
-  <w:num w:numId="3" w16cid:durableId="1525485722">
+  <w:num w:numId="3">
     <w:abstractNumId w:val="2"/>
   </w:num>
-  <w:num w:numId="4" w16cid:durableId="516315448">
+  <w:num w:numId="4">
     <w:abstractNumId w:val="3"/>
   </w:num>
-  <w:num w:numId="5" w16cid:durableId="942372968">
+  <w:num w:numId="5">
     <w:abstractNumId w:val="4"/>
   </w:num>
 </w:numbering>
 </file>
 
 <file path=word/styles.xml><?xml version="1.0" encoding="utf-8"?>
-<w:styles xmlns:mc="http://schemas.openxmlformats.org/markup-compatibility/2006" xmlns:r="http://schemas.openxmlformats.org/officeDocument/2006/relationships" xmlns:w="http://schemas.openxmlformats.org/wordprocessingml/2006/main" xmlns:w14="http://schemas.microsoft.com/office/word/2010/wordml" xmlns:w15="http://schemas.microsoft.com/office/word/2012/wordml" xmlns:w16cex="http://schemas.microsoft.com/office/word/2018/wordml/cex" xmlns:w16cid="http://schemas.microsoft.com/office/word/2016/wordml/cid" xmlns:w16="http://schemas.microsoft.com/office/word/2018/wordml" xmlns:w16du="http://schemas.microsoft.com/office/word/2023/wordml/word16du" xmlns:w16sdtdh="http://schemas.microsoft.com/office/word/2020/wordml/sdtdatahash" xmlns:w16sdtfl="http://schemas.microsoft.com/office/word/2024/wordml/sdtformatlock" xmlns:w16se="http://schemas.microsoft.com/office/word/2015/wordml/symex" mc:Ignorable="w14 w15 w16se w16cid w16 w16cex w16sdtdh w16sdtfl w16du">
+<w:styles xmlns:mc="http://schemas.openxmlformats.org/markup-compatibility/2006" xmlns:r="http://schemas.openxmlformats.org/officeDocument/2006/relationships" xmlns:w="http://schemas.openxmlformats.org/wordprocessingml/2006/main" xmlns:w14="http://schemas.microsoft.com/office/word/2010/wordml" xmlns:w15="http://schemas.microsoft.com/office/word/2012/wordml" mc:Ignorable="w14 w15">
   <w:docDefaults>
     <w:rPrDefault>
       <w:rPr>
@@ -4951,7 +5107,7 @@
       </w:pPr>
     </w:pPrDefault>
   </w:docDefaults>
-  <w:latentStyles w:defLockedState="0" w:defUIPriority="99" w:defSemiHidden="0" w:defUnhideWhenUsed="0" w:defQFormat="0" w:count="376">
+  <w:latentStyles w:defLockedState="0" w:defUIPriority="99" w:defSemiHidden="0" w:defUnhideWhenUsed="0" w:defQFormat="0" w:count="371">
     <w:lsdException w:name="Normal" w:uiPriority="0" w:qFormat="1"/>
     <w:lsdException w:name="heading 1" w:uiPriority="9" w:qFormat="1"/>
     <w:lsdException w:name="heading 2" w:semiHidden="1" w:uiPriority="9" w:unhideWhenUsed="1" w:qFormat="1"/>
@@ -5323,11 +5479,6 @@
     <w:lsdException w:name="List Table 5 Dark Accent 6" w:uiPriority="50"/>
     <w:lsdException w:name="List Table 6 Colorful Accent 6" w:uiPriority="51"/>
     <w:lsdException w:name="List Table 7 Colorful Accent 6" w:uiPriority="52"/>
-    <w:lsdException w:name="Mention" w:semiHidden="1" w:unhideWhenUsed="1"/>
-    <w:lsdException w:name="Smart Hyperlink" w:semiHidden="1" w:unhideWhenUsed="1"/>
-    <w:lsdException w:name="Hashtag" w:semiHidden="1" w:unhideWhenUsed="1"/>
-    <w:lsdException w:name="Unresolved Mention" w:semiHidden="1" w:unhideWhenUsed="1"/>
-    <w:lsdException w:name="Smart Link" w:semiHidden="1" w:unhideWhenUsed="1"/>
   </w:latentStyles>
   <w:style w:type="paragraph" w:default="1" w:styleId="Normal">
     <w:name w:val="Normal"/>
@@ -5401,6 +5552,7 @@
   <w:style w:type="character" w:default="1" w:styleId="Fuentedeprrafopredeter">
     <w:name w:val="Default Paragraph Font"/>
     <w:uiPriority w:val="1"/>
+    <w:semiHidden/>
     <w:unhideWhenUsed/>
   </w:style>
   <w:style w:type="table" w:default="1" w:styleId="Tablanormal">
@@ -5520,6 +5672,7 @@
       <w:spacing w:after="0" w:line="240" w:lineRule="auto"/>
     </w:pPr>
     <w:tblPr>
+      <w:tblInd w:w="0" w:type="dxa"/>
       <w:tblBorders>
         <w:top w:val="single" w:sz="4" w:space="0" w:color="auto"/>
         <w:left w:val="single" w:sz="4" w:space="0" w:color="auto"/>
@@ -5528,6 +5681,12 @@
         <w:insideH w:val="single" w:sz="4" w:space="0" w:color="auto"/>
         <w:insideV w:val="single" w:sz="4" w:space="0" w:color="auto"/>
       </w:tblBorders>
+      <w:tblCellMar>
+        <w:top w:w="0" w:type="dxa"/>
+        <w:left w:w="108" w:type="dxa"/>
+        <w:bottom w:w="0" w:type="dxa"/>
+        <w:right w:w="108" w:type="dxa"/>
+      </w:tblCellMar>
     </w:tblPr>
   </w:style>
   <w:style w:type="table" w:styleId="Tabladelista3-nfasis5">
@@ -5541,12 +5700,19 @@
     <w:tblPr>
       <w:tblStyleRowBandSize w:val="1"/>
       <w:tblStyleColBandSize w:val="1"/>
+      <w:tblInd w:w="0" w:type="dxa"/>
       <w:tblBorders>
         <w:top w:val="single" w:sz="4" w:space="0" w:color="4472C4" w:themeColor="accent5"/>
         <w:left w:val="single" w:sz="4" w:space="0" w:color="4472C4" w:themeColor="accent5"/>
         <w:bottom w:val="single" w:sz="4" w:space="0" w:color="4472C4" w:themeColor="accent5"/>
         <w:right w:val="single" w:sz="4" w:space="0" w:color="4472C4" w:themeColor="accent5"/>
       </w:tblBorders>
+      <w:tblCellMar>
+        <w:top w:w="0" w:type="dxa"/>
+        <w:left w:w="108" w:type="dxa"/>
+        <w:bottom w:w="0" w:type="dxa"/>
+        <w:right w:w="108" w:type="dxa"/>
+      </w:tblCellMar>
     </w:tblPr>
     <w:tblStylePr w:type="firstRow">
       <w:rPr>

--- a/Minería de datos/Practica 3/Practica 3.docx
+++ b/Minería de datos/Practica 3/Practica 3.docx
@@ -1,6 +1,6 @@
 
 <file path=word/document.xml><?xml version="1.0" encoding="utf-8"?>
-<w:document xmlns:wpc="http://schemas.microsoft.com/office/word/2010/wordprocessingCanvas" xmlns:mc="http://schemas.openxmlformats.org/markup-compatibility/2006" xmlns:o="urn:schemas-microsoft-com:office:office" xmlns:r="http://schemas.openxmlformats.org/officeDocument/2006/relationships" xmlns:m="http://schemas.openxmlformats.org/officeDocument/2006/math" xmlns:v="urn:schemas-microsoft-com:vml" xmlns:wp14="http://schemas.microsoft.com/office/word/2010/wordprocessingDrawing" xmlns:wp="http://schemas.openxmlformats.org/drawingml/2006/wordprocessingDrawing" xmlns:w10="urn:schemas-microsoft-com:office:word" xmlns:w="http://schemas.openxmlformats.org/wordprocessingml/2006/main" xmlns:w14="http://schemas.microsoft.com/office/word/2010/wordml" xmlns:w15="http://schemas.microsoft.com/office/word/2012/wordml" xmlns:wpg="http://schemas.microsoft.com/office/word/2010/wordprocessingGroup" xmlns:wpi="http://schemas.microsoft.com/office/word/2010/wordprocessingInk" xmlns:wne="http://schemas.microsoft.com/office/word/2006/wordml" xmlns:wps="http://schemas.microsoft.com/office/word/2010/wordprocessingShape" mc:Ignorable="w14 w15 wp14">
+<w:document xmlns:wpc="http://schemas.microsoft.com/office/word/2010/wordprocessingCanvas" xmlns:cx="http://schemas.microsoft.com/office/drawing/2014/chartex" xmlns:mc="http://schemas.openxmlformats.org/markup-compatibility/2006" xmlns:o="urn:schemas-microsoft-com:office:office" xmlns:r="http://schemas.openxmlformats.org/officeDocument/2006/relationships" xmlns:m="http://schemas.openxmlformats.org/officeDocument/2006/math" xmlns:v="urn:schemas-microsoft-com:vml" xmlns:wp14="http://schemas.microsoft.com/office/word/2010/wordprocessingDrawing" xmlns:wp="http://schemas.openxmlformats.org/drawingml/2006/wordprocessingDrawing" xmlns:w10="urn:schemas-microsoft-com:office:word" xmlns:w="http://schemas.openxmlformats.org/wordprocessingml/2006/main" xmlns:w14="http://schemas.microsoft.com/office/word/2010/wordml" xmlns:w15="http://schemas.microsoft.com/office/word/2012/wordml" xmlns:w16se="http://schemas.microsoft.com/office/word/2015/wordml/symex" xmlns:wpg="http://schemas.microsoft.com/office/word/2010/wordprocessingGroup" xmlns:wpi="http://schemas.microsoft.com/office/word/2010/wordprocessingInk" xmlns:wne="http://schemas.microsoft.com/office/word/2006/wordml" xmlns:wps="http://schemas.microsoft.com/office/word/2010/wordprocessingShape" mc:Ignorable="w14 w15 w16se wp14">
   <w:body>
     <w:p>
       <w:pPr>
@@ -33,12 +33,11 @@
         <w:pStyle w:val="Ttulo2"/>
         <w:rPr>
           <w:rStyle w:val="Ttulo1Car"/>
-        </w:rPr>
-      </w:pPr>
-      <w:r>
-        <w:rPr>
-          <w:rStyle w:val="Ttulo1Car"/>
-        </w:rPr>
+          <w:sz w:val="26"/>
+          <w:szCs w:val="26"/>
+        </w:rPr>
+      </w:pPr>
+      <w:r>
         <w:t>Diagrama de disco representado en diferentes tipos de diagrama</w:t>
       </w:r>
     </w:p>
@@ -61,22 +60,10 @@
           <w:i/>
           <w:iCs/>
         </w:rPr>
-        <w:t xml:space="preserve">Software </w:t>
-      </w:r>
-      <w:proofErr w:type="gramStart"/>
-      <w:r>
-        <w:rPr>
-          <w:i/>
-          <w:iCs/>
-        </w:rPr>
-        <w:t>Disco</w:t>
-      </w:r>
-      <w:r>
-        <w:t>[</w:t>
-      </w:r>
-      <w:proofErr w:type="gramEnd"/>
-      <w:r>
-        <w:t>REFERENCIA], se hizo un análisis del mapa de procesos de todos los procesos que demostraron atención al cliente. El mapa está a continuación.</w:t>
+        <w:t>Software Disco</w:t>
+      </w:r>
+      <w:r>
+        <w:t>[REFERENCIA], se hizo un análisis del mapa de procesos de todos los procesos que demostraron atención al cliente. El mapa está a continuación.</w:t>
       </w:r>
     </w:p>
     <w:p>
@@ -147,18 +134,10 @@
       </w:r>
       <w:proofErr w:type="spellEnd"/>
       <w:r>
-        <w:t xml:space="preserve"> van der </w:t>
-      </w:r>
-      <w:proofErr w:type="gramStart"/>
-      <w:r>
-        <w:t>Aalst</w:t>
-      </w:r>
-      <w:r>
-        <w:t>[</w:t>
-      </w:r>
-      <w:proofErr w:type="gramEnd"/>
-      <w:r>
-        <w:t>REFERENCIA].</w:t>
+        <w:t xml:space="preserve"> van der Aalst</w:t>
+      </w:r>
+      <w:r>
+        <w:t>[REFERENCIA].</w:t>
       </w:r>
     </w:p>
     <w:p>
@@ -171,7 +150,6 @@
       <w:r>
         <w:t xml:space="preserve"> diagrama es entender qué tienes ahora mismo. Lo que </w:t>
       </w:r>
-      <w:proofErr w:type="gramStart"/>
       <w:r>
         <w:rPr>
           <w:i/>
@@ -180,20 +158,21 @@
         <w:t>Disco</w:t>
       </w:r>
       <w:r>
-        <w:t>[</w:t>
+        <w:t>[REFERENCIA]</w:t>
+      </w:r>
+      <w:r>
+        <w:t xml:space="preserve"> </w:t>
+      </w:r>
+      <w:proofErr w:type="gramStart"/>
+      <w:r>
+        <w:t xml:space="preserve">nos </w:t>
+      </w:r>
+      <w:r>
+        <w:t xml:space="preserve"> generó</w:t>
       </w:r>
       <w:proofErr w:type="gramEnd"/>
       <w:r>
-        <w:t>REFERENCIA]</w:t>
-      </w:r>
-      <w:r>
-        <w:t xml:space="preserve"> </w:t>
-      </w:r>
-      <w:r>
-        <w:t xml:space="preserve">nos </w:t>
-      </w:r>
-      <w:r>
-        <w:t xml:space="preserve"> generó (y que </w:t>
+        <w:t xml:space="preserve"> (y que </w:t>
       </w:r>
       <w:r>
         <w:t>filtramos</w:t>
@@ -238,46 +217,208 @@
           <w:b/>
           <w:bCs/>
         </w:rPr>
-        <w:t xml:space="preserve"> o </w:t>
+        <w:t xml:space="preserve"> o DFG)</w:t>
+      </w:r>
+      <w:r>
+        <w:t xml:space="preserve">. En un DFG, las cajas son </w:t>
+      </w:r>
+      <w:r>
+        <w:t>nuestras</w:t>
+      </w:r>
+      <w:r>
+        <w:t xml:space="preserve"> actividades ("Llamada", "Correo") y las flechas simplemente dicen "esto pasó después de esto".</w:t>
+      </w:r>
+    </w:p>
+    <w:p>
+      <w:r>
+        <w:t>Los diagramas formales del libro cambian estas reglas.</w:t>
+      </w:r>
+      <w:r>
+        <w:t xml:space="preserve"> Así que para </w:t>
+      </w:r>
+      <w:r>
+        <w:rPr>
+          <w:i/>
+        </w:rPr>
+        <w:t>traducir</w:t>
+      </w:r>
+      <w:r>
+        <w:t xml:space="preserve"> a cada diagrama tenemos que leer e interpretar esas reglas. Y luego ilustrarlo siguiendo dichas reglas como se hizo en la sección de </w:t>
+      </w:r>
+      <w:r>
+        <w:rPr>
+          <w:i/>
+        </w:rPr>
+        <w:t>Cálculos y resultados</w:t>
+      </w:r>
+      <w:r>
+        <w:t>.</w:t>
+      </w:r>
+    </w:p>
+    <w:p>
+      <w:pPr>
+        <w:pStyle w:val="Ttulo3"/>
+      </w:pPr>
+      <w:r>
+        <w:t>Sistemas de Transición (</w:t>
       </w:r>
       <w:proofErr w:type="spellStart"/>
+      <w:r>
+        <w:t>Transition</w:t>
+      </w:r>
+      <w:proofErr w:type="spellEnd"/>
+      <w:r>
+        <w:t xml:space="preserve"> </w:t>
+      </w:r>
+      <w:proofErr w:type="spellStart"/>
+      <w:r>
+        <w:t>Systems</w:t>
+      </w:r>
+      <w:proofErr w:type="spellEnd"/>
+      <w:r>
+        <w:t>)</w:t>
+      </w:r>
+    </w:p>
+    <w:p>
+      <w:bookmarkStart w:id="0" w:name="_GoBack"/>
+      <w:r>
+        <w:t xml:space="preserve">Para traducir eso a un Sistema de Transición, </w:t>
+      </w:r>
+      <w:r>
+        <w:t>tenemos</w:t>
+      </w:r>
+      <w:r>
+        <w:t xml:space="preserve"> que </w:t>
+      </w:r>
       <w:r>
         <w:rPr>
           <w:b/>
           <w:bCs/>
         </w:rPr>
-        <w:t>DFG</w:t>
-      </w:r>
-      <w:proofErr w:type="spellEnd"/>
+        <w:t>invertir</w:t>
+      </w:r>
+      <w:r>
+        <w:t xml:space="preserve"> esa lógica visual.</w:t>
+      </w:r>
+    </w:p>
+    <w:p>
+      <w:pPr>
+        <w:pStyle w:val="Prrafodelista"/>
+        <w:numPr>
+          <w:ilvl w:val="0"/>
+          <w:numId w:val="9"/>
+        </w:numPr>
+      </w:pPr>
       <w:r>
         <w:rPr>
           <w:b/>
           <w:bCs/>
         </w:rPr>
-        <w:t>)</w:t>
-      </w:r>
-      <w:r>
-        <w:t xml:space="preserve">. En un DFG, las cajas son </w:t>
-      </w:r>
-      <w:r>
-        <w:t>nuestras</w:t>
-      </w:r>
-      <w:r>
-        <w:t xml:space="preserve"> actividades ("Llamada", "Correo") y las flechas simplemente dicen "esto pasó después de esto".</w:t>
-      </w:r>
-    </w:p>
-    <w:p>
-      <w:r>
-        <w:t xml:space="preserve">Para </w:t>
-      </w:r>
-      <w:bookmarkStart w:id="0" w:name="_GoBack"/>
-      <w:bookmarkEnd w:id="0"/>
-    </w:p>
+        <w:t>Las flechas</w:t>
+      </w:r>
+      <w:r>
+        <w:t xml:space="preserve"> son ahora </w:t>
+      </w:r>
+      <w:r>
+        <w:t xml:space="preserve">las </w:t>
+      </w:r>
+      <w:r>
+        <w:t>actividades (</w:t>
+      </w:r>
+      <w:proofErr w:type="spellStart"/>
+      <w:r>
+        <w:t>Inbound</w:t>
+      </w:r>
+      <w:proofErr w:type="spellEnd"/>
+      <w:r>
+        <w:t xml:space="preserve"> Email, </w:t>
+      </w:r>
+      <w:proofErr w:type="spellStart"/>
+      <w:r>
+        <w:t>Handle</w:t>
+      </w:r>
+      <w:proofErr w:type="spellEnd"/>
+      <w:r>
+        <w:t xml:space="preserve"> Case, </w:t>
+      </w:r>
+      <w:proofErr w:type="spellStart"/>
+      <w:r>
+        <w:t>Call</w:t>
+      </w:r>
+      <w:proofErr w:type="spellEnd"/>
+      <w:r>
+        <w:t xml:space="preserve"> </w:t>
+      </w:r>
+      <w:proofErr w:type="spellStart"/>
+      <w:r>
+        <w:t>Outbound</w:t>
+      </w:r>
+      <w:proofErr w:type="spellEnd"/>
+      <w:r>
+        <w:t>).</w:t>
+      </w:r>
+    </w:p>
+    <w:p>
+      <w:pPr>
+        <w:pStyle w:val="Prrafodelista"/>
+        <w:numPr>
+          <w:ilvl w:val="0"/>
+          <w:numId w:val="9"/>
+        </w:numPr>
+        <w:spacing w:before="240"/>
+      </w:pPr>
+      <w:r>
+        <w:rPr>
+          <w:b/>
+          <w:bCs/>
+        </w:rPr>
+        <w:t>Los círculos (nodos)</w:t>
+      </w:r>
+      <w:r>
+        <w:t xml:space="preserve"> son los "Estados". Un estado es simplemente un momento en el tiempo o una situación en la que está el caso, como una sala de espera antes de que ocurra la siguiente actividad. No tienen nombre de actividad, usualmente solo se enumeran </w:t>
+      </w:r>
+      <w:r>
+        <w:t>s</w:t>
+      </w:r>
+      <w:r>
+        <w:rPr>
+          <w:vertAlign w:val="subscript"/>
+        </w:rPr>
+        <w:t>1</w:t>
+      </w:r>
+      <w:r>
+        <w:t xml:space="preserve">, </w:t>
+      </w:r>
+      <w:r>
+        <w:t>s</w:t>
+      </w:r>
+      <w:r>
+        <w:rPr>
+          <w:vertAlign w:val="subscript"/>
+        </w:rPr>
+        <w:t xml:space="preserve">2, </w:t>
+      </w:r>
+      <w:r>
+        <w:t>s</w:t>
+      </w:r>
+      <w:r>
+        <w:rPr>
+          <w:vertAlign w:val="subscript"/>
+        </w:rPr>
+        <w:t>3</w:t>
+      </w:r>
+      <w:r>
+        <w:t>…</w:t>
+      </w:r>
+    </w:p>
+    <w:bookmarkEnd w:id="0"/>
+    <w:p/>
     <w:p>
       <w:pPr>
         <w:pStyle w:val="Ttulo2"/>
       </w:pPr>
       <w:r>
+        <w:lastRenderedPageBreak/>
         <w:t xml:space="preserve">Mapa de procesos de </w:t>
       </w:r>
       <w:proofErr w:type="spellStart"/>
@@ -431,7 +572,6 @@
         <w:ind w:left="708"/>
       </w:pPr>
       <w:r>
-        <w:lastRenderedPageBreak/>
         <w:t xml:space="preserve">En este script, el objeto principal es </w:t>
       </w:r>
       <w:proofErr w:type="spellStart"/>
@@ -1045,34 +1185,46 @@
                               </w:rPr>
                             </w:pPr>
                             <w:proofErr w:type="spellStart"/>
+                            <w:r>
+                              <w:rPr>
+                                <w:sz w:val="18"/>
+                              </w:rPr>
+                              <w:t>patients</w:t>
+                            </w:r>
+                            <w:proofErr w:type="spellEnd"/>
+                            <w:r>
+                              <w:rPr>
+                                <w:sz w:val="18"/>
+                              </w:rPr>
+                              <w:t xml:space="preserve"> %&gt;% </w:t>
+                            </w:r>
+                            <w:proofErr w:type="spellStart"/>
+                            <w:r>
+                              <w:rPr>
+                                <w:sz w:val="18"/>
+                              </w:rPr>
+                              <w:t>filter_activity_</w:t>
+                            </w:r>
                             <w:proofErr w:type="gramStart"/>
                             <w:r>
                               <w:rPr>
                                 <w:sz w:val="18"/>
                               </w:rPr>
-                              <w:t>patients</w:t>
+                              <w:t>presence</w:t>
                             </w:r>
                             <w:proofErr w:type="spellEnd"/>
+                            <w:r>
+                              <w:rPr>
+                                <w:sz w:val="18"/>
+                              </w:rPr>
+                              <w:t>(</w:t>
+                            </w:r>
                             <w:proofErr w:type="gramEnd"/>
                             <w:r>
                               <w:rPr>
                                 <w:sz w:val="18"/>
                               </w:rPr>
-                              <w:t xml:space="preserve"> %&gt;% </w:t>
-                            </w:r>
-                            <w:proofErr w:type="spellStart"/>
-                            <w:r>
-                              <w:rPr>
-                                <w:sz w:val="18"/>
-                              </w:rPr>
-                              <w:t>filter_activity_presence</w:t>
-                            </w:r>
-                            <w:proofErr w:type="spellEnd"/>
-                            <w:r>
-                              <w:rPr>
-                                <w:sz w:val="18"/>
-                              </w:rPr>
-                              <w:t>("</w:t>
+                              <w:t>"</w:t>
                             </w:r>
                             <w:proofErr w:type="spellStart"/>
                             <w:r>
@@ -1284,21 +1436,7 @@
                               <w:rPr>
                                 <w:sz w:val="18"/>
                               </w:rPr>
-                              <w:t>sepsis, "</w:t>
-                            </w:r>
-                            <w:proofErr w:type="spellStart"/>
-                            <w:r>
-                              <w:rPr>
-                                <w:sz w:val="18"/>
-                              </w:rPr>
-                              <w:t>CRP</w:t>
-                            </w:r>
-                            <w:proofErr w:type="spellEnd"/>
-                            <w:r>
-                              <w:rPr>
-                                <w:sz w:val="18"/>
-                              </w:rPr>
-                              <w:t>")</w:t>
+                              <w:t>sepsis, "CRP")</w:t>
                             </w:r>
                           </w:p>
                           <w:p>
@@ -1404,9 +1542,9 @@
               </wp:anchor>
             </w:drawing>
           </mc:Choice>
-          <mc:Fallback xmlns:w16se="http://schemas.microsoft.com/office/word/2015/wordml/symex" xmlns:w16sdtfl="http://schemas.microsoft.com/office/word/2024/wordml/sdtformatlock" xmlns:w16sdtdh="http://schemas.microsoft.com/office/word/2020/wordml/sdtdatahash" xmlns:w16du="http://schemas.microsoft.com/office/word/2023/wordml/word16du" xmlns:w16="http://schemas.microsoft.com/office/word/2018/wordml" xmlns:w16cid="http://schemas.microsoft.com/office/word/2016/wordml/cid" xmlns:w16cex="http://schemas.microsoft.com/office/word/2018/wordml/cex" xmlns:oel="http://schemas.microsoft.com/office/2019/extlst" xmlns:am3d="http://schemas.microsoft.com/office/drawing/2017/model3d" xmlns:aink="http://schemas.microsoft.com/office/drawing/2016/ink" xmlns:cx8="http://schemas.microsoft.com/office/drawing/2016/5/14/chartex" xmlns:cx7="http://schemas.microsoft.com/office/drawing/2016/5/13/chartex" xmlns:cx6="http://schemas.microsoft.com/office/drawing/2016/5/12/chartex" xmlns:cx5="http://schemas.microsoft.com/office/drawing/2016/5/11/chartex" xmlns:cx4="http://schemas.microsoft.com/office/drawing/2016/5/10/chartex" xmlns:cx3="http://schemas.microsoft.com/office/drawing/2016/5/9/chartex" xmlns:cx2="http://schemas.microsoft.com/office/drawing/2015/10/21/chartex" xmlns:cx1="http://schemas.microsoft.com/office/drawing/2015/9/8/chartex" xmlns:cx="http://schemas.microsoft.com/office/drawing/2014/chartex">
+          <mc:Fallback>
             <w:pict>
-              <v:shapetype w14:anchorId="7F26210F" id="_x0000_t202" coordsize="21600,21600" o:spt="202" path="m,l,21600r21600,l21600,xe">
+              <v:shapetype w14:anchorId="57110A8B" id="_x0000_t202" coordsize="21600,21600" o:spt="202" path="m,l,21600r21600,l21600,xe">
                 <v:stroke joinstyle="miter"/>
                 <v:path gradientshapeok="t" o:connecttype="rect"/>
               </v:shapetype>
@@ -1785,7 +1923,14 @@
                         <w:rPr>
                           <w:sz w:val="18"/>
                         </w:rPr>
-                        <w:t>processing_time</w:t>
+                        <w:t>processing_</w:t>
+                      </w:r>
+                      <w:proofErr w:type="gramStart"/>
+                      <w:r>
+                        <w:rPr>
+                          <w:sz w:val="18"/>
+                        </w:rPr>
+                        <w:t>time</w:t>
                       </w:r>
                       <w:proofErr w:type="spellEnd"/>
                       <w:r>
@@ -1795,6 +1940,7 @@
                         <w:t>(</w:t>
                       </w:r>
                       <w:proofErr w:type="spellStart"/>
+                      <w:proofErr w:type="gramEnd"/>
                       <w:r>
                         <w:rPr>
                           <w:sz w:val="18"/>
@@ -1863,7 +2009,14 @@
                         <w:rPr>
                           <w:sz w:val="18"/>
                         </w:rPr>
-                        <w:t>processing_time</w:t>
+                        <w:t>processing_</w:t>
+                      </w:r>
+                      <w:proofErr w:type="gramStart"/>
+                      <w:r>
+                        <w:rPr>
+                          <w:sz w:val="18"/>
+                        </w:rPr>
+                        <w:t>time</w:t>
                       </w:r>
                       <w:proofErr w:type="spellEnd"/>
                       <w:r>
@@ -1873,6 +2026,7 @@
                         <w:t>(</w:t>
                       </w:r>
                       <w:proofErr w:type="spellStart"/>
+                      <w:proofErr w:type="gramEnd"/>
                       <w:r>
                         <w:rPr>
                           <w:sz w:val="18"/>
@@ -1955,14 +2109,28 @@
                         <w:rPr>
                           <w:sz w:val="18"/>
                         </w:rPr>
-                        <w:t>filter_activity_presence</w:t>
+                        <w:t>filter_activity_</w:t>
+                      </w:r>
+                      <w:proofErr w:type="gramStart"/>
+                      <w:r>
+                        <w:rPr>
+                          <w:sz w:val="18"/>
+                        </w:rPr>
+                        <w:t>presence</w:t>
                       </w:r>
                       <w:proofErr w:type="spellEnd"/>
                       <w:r>
                         <w:rPr>
                           <w:sz w:val="18"/>
                         </w:rPr>
-                        <w:t>("</w:t>
+                        <w:t>(</w:t>
+                      </w:r>
+                      <w:proofErr w:type="gramEnd"/>
+                      <w:r>
+                        <w:rPr>
+                          <w:sz w:val="18"/>
+                        </w:rPr>
+                        <w:t>"</w:t>
                       </w:r>
                       <w:proofErr w:type="spellStart"/>
                       <w:r>
@@ -2047,14 +2215,28 @@
                         <w:rPr>
                           <w:sz w:val="18"/>
                         </w:rPr>
-                        <w:t>activity_frequency</w:t>
+                        <w:t>activity_</w:t>
+                      </w:r>
+                      <w:proofErr w:type="gramStart"/>
+                      <w:r>
+                        <w:rPr>
+                          <w:sz w:val="18"/>
+                        </w:rPr>
+                        <w:t>frequency</w:t>
                       </w:r>
                       <w:proofErr w:type="spellEnd"/>
                       <w:r>
                         <w:rPr>
                           <w:sz w:val="18"/>
                         </w:rPr>
-                        <w:t xml:space="preserve">(sepsis, </w:t>
+                        <w:t>(</w:t>
+                      </w:r>
+                      <w:proofErr w:type="gramEnd"/>
+                      <w:r>
+                        <w:rPr>
+                          <w:sz w:val="18"/>
+                        </w:rPr>
+                        <w:t xml:space="preserve">sepsis, </w:t>
                       </w:r>
                       <w:proofErr w:type="spellStart"/>
                       <w:r>
@@ -2139,28 +2321,28 @@
                         <w:rPr>
                           <w:sz w:val="18"/>
                         </w:rPr>
-                        <w:t>filter_activity_presence</w:t>
+                        <w:t>filter_activity_</w:t>
+                      </w:r>
+                      <w:proofErr w:type="gramStart"/>
+                      <w:r>
+                        <w:rPr>
+                          <w:sz w:val="18"/>
+                        </w:rPr>
+                        <w:t>presence</w:t>
                       </w:r>
                       <w:proofErr w:type="spellEnd"/>
                       <w:r>
                         <w:rPr>
                           <w:sz w:val="18"/>
                         </w:rPr>
-                        <w:t>(sepsis, "</w:t>
-                      </w:r>
-                      <w:proofErr w:type="spellStart"/>
-                      <w:r>
-                        <w:rPr>
-                          <w:sz w:val="18"/>
-                        </w:rPr>
-                        <w:t>CRP</w:t>
-                      </w:r>
-                      <w:proofErr w:type="spellEnd"/>
-                      <w:r>
-                        <w:rPr>
-                          <w:sz w:val="18"/>
-                        </w:rPr>
-                        <w:t>")</w:t>
+                        <w:t>(</w:t>
+                      </w:r>
+                      <w:proofErr w:type="gramEnd"/>
+                      <w:r>
+                        <w:rPr>
+                          <w:sz w:val="18"/>
+                        </w:rPr>
+                        <w:t>sepsis, "CRP")</w:t>
                       </w:r>
                     </w:p>
                     <w:p>
@@ -2189,7 +2371,14 @@
                         <w:rPr>
                           <w:sz w:val="18"/>
                         </w:rPr>
-                        <w:t>process_map</w:t>
+                        <w:t>process_</w:t>
+                      </w:r>
+                      <w:proofErr w:type="gramStart"/>
+                      <w:r>
+                        <w:rPr>
+                          <w:sz w:val="18"/>
+                        </w:rPr>
+                        <w:t>map</w:t>
                       </w:r>
                       <w:proofErr w:type="spellEnd"/>
                       <w:r>
@@ -2199,6 +2388,7 @@
                         <w:t>(</w:t>
                       </w:r>
                       <w:proofErr w:type="spellStart"/>
+                      <w:proofErr w:type="gramEnd"/>
                       <w:r>
                         <w:rPr>
                           <w:sz w:val="18"/>
@@ -2441,6 +2631,7 @@
     <w:p/>
     <w:p>
       <w:r>
+        <w:lastRenderedPageBreak/>
         <w:t xml:space="preserve">Después hacemos una exploración de las dimensiones del </w:t>
       </w:r>
       <w:proofErr w:type="spellStart"/>
@@ -2453,11 +2644,11 @@
       </w:r>
       <w:proofErr w:type="gramStart"/>
       <w:r>
-        <w:t>del</w:t>
+        <w:t>del data</w:t>
       </w:r>
       <w:proofErr w:type="gramEnd"/>
       <w:r>
-        <w:t xml:space="preserve"> data set. Por lo descriptivos que son sus nombres y recordando que es un registro de multas de tráfico, entendemos que cada registro del </w:t>
+        <w:t xml:space="preserve"> set. Por lo descriptivos que son sus nombres y recordando que es un registro de multas de tráfico, entendemos que cada registro del </w:t>
       </w:r>
       <w:r>
         <w:rPr>
@@ -2475,7 +2666,6 @@
           <w:noProof/>
           <w:lang w:eastAsia="es-MX"/>
         </w:rPr>
-        <w:lastRenderedPageBreak/>
         <w:drawing>
           <wp:inline distT="0" distB="0" distL="0" distR="0" wp14:anchorId="2F77F630" wp14:editId="282C48FC">
             <wp:extent cx="5990896" cy="2493198"/>
@@ -2711,6 +2901,7 @@
           </w:tcPr>
           <w:p>
             <w:r>
+              <w:lastRenderedPageBreak/>
               <w:t>Comando que había</w:t>
             </w:r>
           </w:p>
@@ -2921,7 +3112,6 @@
                 <w:b w:val="0"/>
                 <w:sz w:val="20"/>
               </w:rPr>
-              <w:lastRenderedPageBreak/>
               <w:t>units</w:t>
             </w:r>
             <w:proofErr w:type="spellEnd"/>
@@ -3187,6 +3377,7 @@
           <w:noProof/>
           <w:lang w:eastAsia="es-MX"/>
         </w:rPr>
+        <w:lastRenderedPageBreak/>
         <w:drawing>
           <wp:anchor distT="0" distB="0" distL="114300" distR="114300" simplePos="0" relativeHeight="251660288" behindDoc="0" locked="0" layoutInCell="1" allowOverlap="1" wp14:anchorId="0079E794" wp14:editId="5FB5D694">
             <wp:simplePos x="0" y="0"/>
@@ -3302,7 +3493,6 @@
         <w:pStyle w:val="Ttulo1"/>
       </w:pPr>
       <w:r>
-        <w:lastRenderedPageBreak/>
         <w:t>Cálculos y resultados</w:t>
       </w:r>
     </w:p>
@@ -3384,21 +3574,7 @@
         <w:rPr>
           <w:i/>
         </w:rPr>
-        <w:t xml:space="preserve">Appeal </w:t>
-      </w:r>
-      <w:proofErr w:type="spellStart"/>
-      <w:r>
-        <w:rPr>
-          <w:i/>
-        </w:rPr>
-        <w:t>to</w:t>
-      </w:r>
-      <w:proofErr w:type="spellEnd"/>
-      <w:r>
-        <w:rPr>
-          <w:i/>
-        </w:rPr>
-        <w:t xml:space="preserve"> </w:t>
+        <w:t xml:space="preserve">Appeal to </w:t>
       </w:r>
       <w:proofErr w:type="spellStart"/>
       <w:r>
@@ -3418,6 +3594,7 @@
           <w:noProof/>
           <w:lang w:eastAsia="es-MX"/>
         </w:rPr>
+        <w:lastRenderedPageBreak/>
         <w:drawing>
           <wp:inline distT="0" distB="0" distL="0" distR="0" wp14:anchorId="0A879285" wp14:editId="0E0CA713">
             <wp:extent cx="5612130" cy="756920"/>
@@ -3522,21 +3699,7 @@
         <w:rPr>
           <w:i/>
         </w:rPr>
-        <w:t xml:space="preserve">Appeal </w:t>
-      </w:r>
-      <w:proofErr w:type="spellStart"/>
-      <w:r>
-        <w:rPr>
-          <w:i/>
-        </w:rPr>
-        <w:t>To</w:t>
-      </w:r>
-      <w:proofErr w:type="spellEnd"/>
-      <w:r>
-        <w:rPr>
-          <w:i/>
-        </w:rPr>
-        <w:t xml:space="preserve"> </w:t>
+        <w:t xml:space="preserve">Appeal To </w:t>
       </w:r>
       <w:proofErr w:type="spellStart"/>
       <w:r>
@@ -3631,7 +3794,7 @@
           <w:color w:val="0000FF"/>
           <w:sz w:val="18"/>
         </w:rPr>
-        <w:t xml:space="preserve">, "Appeal </w:t>
+        <w:t xml:space="preserve">, "Appeal to </w:t>
       </w:r>
       <w:proofErr w:type="spellStart"/>
       <w:r>
@@ -3641,7 +3804,7 @@
           <w:color w:val="0000FF"/>
           <w:sz w:val="18"/>
         </w:rPr>
-        <w:t>to</w:t>
+        <w:t>Judge</w:t>
       </w:r>
       <w:proofErr w:type="spellEnd"/>
       <w:r>
@@ -3651,26 +3814,6 @@
           <w:color w:val="0000FF"/>
           <w:sz w:val="18"/>
         </w:rPr>
-        <w:t xml:space="preserve"> </w:t>
-      </w:r>
-      <w:proofErr w:type="spellStart"/>
-      <w:r>
-        <w:rPr>
-          <w:rStyle w:val="gnj4oy0ca5b"/>
-          <w:rFonts w:ascii="Lucida Console" w:hAnsi="Lucida Console"/>
-          <w:color w:val="0000FF"/>
-          <w:sz w:val="18"/>
-        </w:rPr>
-        <w:t>Judge</w:t>
-      </w:r>
-      <w:proofErr w:type="spellEnd"/>
-      <w:r>
-        <w:rPr>
-          <w:rStyle w:val="gnj4oy0ca5b"/>
-          <w:rFonts w:ascii="Lucida Console" w:hAnsi="Lucida Console"/>
-          <w:color w:val="0000FF"/>
-          <w:sz w:val="18"/>
-        </w:rPr>
         <w:t>")</w:t>
       </w:r>
     </w:p>
@@ -3680,7 +3823,6 @@
           <w:noProof/>
           <w:lang w:eastAsia="es-MX"/>
         </w:rPr>
-        <w:lastRenderedPageBreak/>
         <w:drawing>
           <wp:anchor distT="0" distB="0" distL="114300" distR="114300" simplePos="0" relativeHeight="251661312" behindDoc="0" locked="0" layoutInCell="1" allowOverlap="1" wp14:anchorId="16724491" wp14:editId="38BD3F26">
             <wp:simplePos x="0" y="0"/>
@@ -3915,6 +4057,7 @@
     </w:p>
     <w:p>
       <w:r>
+        <w:lastRenderedPageBreak/>
         <w:t xml:space="preserve">El proceso se rompe justo después de que el ciudadano es notificado. En un mundo ideal, la flecha iría directo a pagar, </w:t>
       </w:r>
       <w:r>
@@ -3943,7 +4086,7 @@
           <w:b/>
           <w:bCs/>
         </w:rPr>
-        <w:t xml:space="preserve">Appeal </w:t>
+        <w:t xml:space="preserve">Appeal to </w:t>
       </w:r>
       <w:proofErr w:type="spellStart"/>
       <w:r>
@@ -3951,131 +4094,133 @@
           <w:b/>
           <w:bCs/>
         </w:rPr>
-        <w:t>to</w:t>
+        <w:t>Judge</w:t>
       </w:r>
       <w:proofErr w:type="spellEnd"/>
       <w:r>
+        <w:t xml:space="preserve"> (Apelar al Juez).</w:t>
+      </w:r>
+      <w:r>
+        <w:t xml:space="preserve"> Esperaríamos que las 19 se fueran a apelación porque seleccionamos justamente un </w:t>
+      </w:r>
+      <w:proofErr w:type="spellStart"/>
+      <w:r>
+        <w:t>dataset</w:t>
+      </w:r>
+      <w:proofErr w:type="spellEnd"/>
+      <w:r>
+        <w:t xml:space="preserve"> con casos que incluyeran de manera forzosa sólo casos que tuvieran apelación. Y es así, pero aquí hay una distinción importante, estos 14 casos se fueron </w:t>
+      </w:r>
+      <w:r>
+        <w:rPr>
+          <w:b/>
+        </w:rPr>
+        <w:t>directamente a apelar</w:t>
+      </w:r>
+      <w:r>
+        <w:t>. El resto de los casos que hicieron apelaciones, pasaron por otros procesos antes de apelar a juicio.</w:t>
+      </w:r>
+    </w:p>
+    <w:p>
+      <w:r>
+        <w:t>Hay una altísima tasa de inconformidad. En lugar de resolver el problema rápido, el proceso se atasca en trámites legales y burocráticos.</w:t>
+      </w:r>
+    </w:p>
+    <w:p>
+      <w:pPr>
         <w:rPr>
           <w:b/>
           <w:bCs/>
         </w:rPr>
-        <w:t xml:space="preserve"> </w:t>
-      </w:r>
-      <w:proofErr w:type="spellStart"/>
+      </w:pPr>
       <w:r>
         <w:rPr>
           <w:b/>
           <w:bCs/>
         </w:rPr>
-        <w:t>Judge</w:t>
-      </w:r>
-      <w:proofErr w:type="spellEnd"/>
-      <w:r>
-        <w:t xml:space="preserve"> (Apelar al Juez).</w:t>
-      </w:r>
-      <w:r>
-        <w:t xml:space="preserve"> Esperaríamos que las 19 se fueran a apelación porque seleccionamos justamente un </w:t>
-      </w:r>
-      <w:proofErr w:type="spellStart"/>
-      <w:r>
-        <w:t>dataset</w:t>
-      </w:r>
-      <w:proofErr w:type="spellEnd"/>
-      <w:r>
-        <w:t xml:space="preserve"> con casos que incluyeran de manera forzosa sólo casos que tuvieran apelación. Y es así, pero aquí hay una distinción importante, estos 14 casos se fueron </w:t>
-      </w:r>
-      <w:r>
-        <w:rPr>
-          <w:b/>
-        </w:rPr>
-        <w:t>directamente a apelar</w:t>
-      </w:r>
-      <w:r>
-        <w:t>. El resto de los casos que hicieron apelaciones, pasaron por otros procesos antes de apelar a juicio.</w:t>
-      </w:r>
-    </w:p>
-    <w:p>
-      <w:r>
-        <w:t>Hay una altísima tasa de inconformidad. En lugar de resolver el problema rápido, el proceso se atasca en trámites legales y burocráticos.</w:t>
-      </w:r>
-    </w:p>
-    <w:p>
-      <w:pPr>
+        <w:t>Hallazgo principal:</w:t>
+      </w:r>
+      <w:r>
         <w:rPr>
           <w:b/>
           <w:bCs/>
         </w:rPr>
-      </w:pPr>
+        <w:t xml:space="preserve"> Nadie paga a tiempo</w:t>
+      </w:r>
+    </w:p>
+    <w:p>
+      <w:r>
+        <w:t xml:space="preserve">Este es el dato más interesante que puedes presentar: </w:t>
+      </w:r>
       <w:r>
         <w:rPr>
           <w:b/>
           <w:bCs/>
         </w:rPr>
-        <w:t>Hallazgo principal:</w:t>
+        <w:t>nadie paga la multa original</w:t>
+      </w:r>
+      <w:r>
+        <w:t>.</w:t>
+      </w:r>
+    </w:p>
+    <w:p>
+      <w:r>
+        <w:t xml:space="preserve">Si </w:t>
+      </w:r>
+      <w:r>
+        <w:t>buscamos</w:t>
+      </w:r>
+      <w:r>
+        <w:t xml:space="preserve"> el nodo </w:t>
       </w:r>
       <w:r>
         <w:rPr>
           <w:b/>
           <w:bCs/>
         </w:rPr>
-        <w:t xml:space="preserve"> Nadie paga a tiempo</w:t>
-      </w:r>
-    </w:p>
-    <w:p>
-      <w:r>
-        <w:t xml:space="preserve">Este es el dato más interesante que puedes presentar: </w:t>
-      </w:r>
+        <w:t>Payment</w:t>
+      </w:r>
+      <w:r>
+        <w:t xml:space="preserve"> (Pago), </w:t>
+      </w:r>
+      <w:r>
+        <w:t>podemos observar</w:t>
+      </w:r>
+      <w:r>
+        <w:t xml:space="preserve"> que tiene 7 casos.</w:t>
+      </w:r>
+    </w:p>
+    <w:p>
+      <w:r>
+        <w:t xml:space="preserve">Sin embargo, la única flecha que llega a </w:t>
+      </w:r>
+      <w:proofErr w:type="spellStart"/>
       <w:r>
         <w:rPr>
           <w:b/>
           <w:bCs/>
         </w:rPr>
-        <w:t>nadie paga la multa original</w:t>
-      </w:r>
-      <w:r>
-        <w:t>.</w:t>
-      </w:r>
-    </w:p>
-    <w:p>
-      <w:r>
-        <w:t xml:space="preserve">Si </w:t>
-      </w:r>
-      <w:r>
-        <w:t>buscamos</w:t>
-      </w:r>
-      <w:r>
-        <w:t xml:space="preserve"> el nodo </w:t>
-      </w:r>
+        <w:t>Payment</w:t>
+      </w:r>
+      <w:proofErr w:type="spellEnd"/>
+      <w:r>
+        <w:t xml:space="preserve"> viene de </w:t>
+      </w:r>
+      <w:proofErr w:type="spellStart"/>
       <w:r>
         <w:rPr>
           <w:b/>
           <w:bCs/>
         </w:rPr>
-        <w:t>Payment</w:t>
-      </w:r>
-      <w:r>
-        <w:t xml:space="preserve"> (Pago), </w:t>
-      </w:r>
-      <w:r>
-        <w:t>podemos observar</w:t>
-      </w:r>
-      <w:r>
-        <w:t xml:space="preserve"> que tiene 7 casos.</w:t>
-      </w:r>
-    </w:p>
-    <w:p>
-      <w:r>
-        <w:t xml:space="preserve">Sin embargo, la única flecha que llega a </w:t>
-      </w:r>
+        <w:t>Add</w:t>
+      </w:r>
+      <w:proofErr w:type="spellEnd"/>
       <w:r>
         <w:rPr>
           <w:b/>
           <w:bCs/>
         </w:rPr>
-        <w:t>Payment</w:t>
-      </w:r>
-      <w:r>
-        <w:t xml:space="preserve"> viene de </w:t>
+        <w:t xml:space="preserve"> </w:t>
       </w:r>
       <w:proofErr w:type="spellStart"/>
       <w:r>
@@ -4083,35 +4228,18 @@
           <w:b/>
           <w:bCs/>
         </w:rPr>
-        <w:t>Add</w:t>
+        <w:t>penalty</w:t>
       </w:r>
       <w:proofErr w:type="spellEnd"/>
       <w:r>
-        <w:rPr>
-          <w:b/>
+        <w:t xml:space="preserve"> (Añadir recargo).</w:t>
+      </w:r>
+    </w:p>
+    <w:p>
+      <w:r>
+        <w:rPr>
           <w:bCs/>
         </w:rPr>
-        <w:t xml:space="preserve"> </w:t>
-      </w:r>
-      <w:proofErr w:type="spellStart"/>
-      <w:r>
-        <w:rPr>
-          <w:b/>
-          <w:bCs/>
-        </w:rPr>
-        <w:t>penalty</w:t>
-      </w:r>
-      <w:proofErr w:type="spellEnd"/>
-      <w:r>
-        <w:t xml:space="preserve"> (Añadir recargo).</w:t>
-      </w:r>
-    </w:p>
-    <w:p>
-      <w:r>
-        <w:rPr>
-          <w:bCs/>
-        </w:rPr>
-        <w:lastRenderedPageBreak/>
         <w:t>Esto quiere decir que</w:t>
       </w:r>
       <w:r>
@@ -4292,23 +4420,7 @@
           <w:b/>
           <w:bCs/>
         </w:rPr>
-        <w:t xml:space="preserve">Appeal </w:t>
-      </w:r>
-      <w:proofErr w:type="spellStart"/>
-      <w:r>
-        <w:rPr>
-          <w:b/>
-          <w:bCs/>
-        </w:rPr>
-        <w:t>to</w:t>
-      </w:r>
-      <w:proofErr w:type="spellEnd"/>
-      <w:r>
-        <w:rPr>
-          <w:b/>
-          <w:bCs/>
-        </w:rPr>
-        <w:t xml:space="preserve"> </w:t>
+        <w:t xml:space="preserve">Appeal to </w:t>
       </w:r>
       <w:proofErr w:type="spellStart"/>
       <w:r>
@@ -4362,8 +4474,121 @@
 </file>
 
 <file path=word/numbering.xml><?xml version="1.0" encoding="utf-8"?>
-<w:numbering xmlns:wpc="http://schemas.microsoft.com/office/word/2010/wordprocessingCanvas" xmlns:mc="http://schemas.openxmlformats.org/markup-compatibility/2006" xmlns:o="urn:schemas-microsoft-com:office:office" xmlns:r="http://schemas.openxmlformats.org/officeDocument/2006/relationships" xmlns:m="http://schemas.openxmlformats.org/officeDocument/2006/math" xmlns:v="urn:schemas-microsoft-com:vml" xmlns:wp14="http://schemas.microsoft.com/office/word/2010/wordprocessingDrawing" xmlns:wp="http://schemas.openxmlformats.org/drawingml/2006/wordprocessingDrawing" xmlns:w10="urn:schemas-microsoft-com:office:word" xmlns:w="http://schemas.openxmlformats.org/wordprocessingml/2006/main" xmlns:w14="http://schemas.microsoft.com/office/word/2010/wordml" xmlns:w15="http://schemas.microsoft.com/office/word/2012/wordml" xmlns:wpg="http://schemas.microsoft.com/office/word/2010/wordprocessingGroup" xmlns:wpi="http://schemas.microsoft.com/office/word/2010/wordprocessingInk" xmlns:wne="http://schemas.microsoft.com/office/word/2006/wordml" xmlns:wps="http://schemas.microsoft.com/office/word/2010/wordprocessingShape" mc:Ignorable="w14 w15 wp14">
-  <w:abstractNum w:abstractNumId="0">
+<w:numbering xmlns:wpc="http://schemas.microsoft.com/office/word/2010/wordprocessingCanvas" xmlns:cx="http://schemas.microsoft.com/office/drawing/2014/chartex" xmlns:mc="http://schemas.openxmlformats.org/markup-compatibility/2006" xmlns:o="urn:schemas-microsoft-com:office:office" xmlns:r="http://schemas.openxmlformats.org/officeDocument/2006/relationships" xmlns:m="http://schemas.openxmlformats.org/officeDocument/2006/math" xmlns:v="urn:schemas-microsoft-com:vml" xmlns:wp14="http://schemas.microsoft.com/office/word/2010/wordprocessingDrawing" xmlns:wp="http://schemas.openxmlformats.org/drawingml/2006/wordprocessingDrawing" xmlns:w10="urn:schemas-microsoft-com:office:word" xmlns:w="http://schemas.openxmlformats.org/wordprocessingml/2006/main" xmlns:w14="http://schemas.microsoft.com/office/word/2010/wordml" xmlns:w15="http://schemas.microsoft.com/office/word/2012/wordml" xmlns:w16se="http://schemas.microsoft.com/office/word/2015/wordml/symex" xmlns:wpg="http://schemas.microsoft.com/office/word/2010/wordprocessingGroup" xmlns:wpi="http://schemas.microsoft.com/office/word/2010/wordprocessingInk" xmlns:wne="http://schemas.microsoft.com/office/word/2006/wordml" xmlns:wps="http://schemas.microsoft.com/office/word/2010/wordprocessingShape" mc:Ignorable="w14 w15 w16se wp14">
+  <w:abstractNum w:abstractNumId="0" w15:restartNumberingAfterBreak="0">
+    <w:nsid w:val="085D769E"/>
+    <w:multiLevelType w:val="hybridMultilevel"/>
+    <w:tmpl w:val="BF9C64B4"/>
+    <w:lvl w:ilvl="0" w:tplc="080A0001">
+      <w:start w:val="1"/>
+      <w:numFmt w:val="bullet"/>
+      <w:lvlText w:val=""/>
+      <w:lvlJc w:val="left"/>
+      <w:pPr>
+        <w:ind w:left="360" w:hanging="360"/>
+      </w:pPr>
+      <w:rPr>
+        <w:rFonts w:ascii="Symbol" w:hAnsi="Symbol" w:hint="default"/>
+      </w:rPr>
+    </w:lvl>
+    <w:lvl w:ilvl="1" w:tplc="080A0003" w:tentative="1">
+      <w:start w:val="1"/>
+      <w:numFmt w:val="bullet"/>
+      <w:lvlText w:val="o"/>
+      <w:lvlJc w:val="left"/>
+      <w:pPr>
+        <w:ind w:left="1080" w:hanging="360"/>
+      </w:pPr>
+      <w:rPr>
+        <w:rFonts w:ascii="Courier New" w:hAnsi="Courier New" w:cs="Courier New" w:hint="default"/>
+      </w:rPr>
+    </w:lvl>
+    <w:lvl w:ilvl="2" w:tplc="080A0005" w:tentative="1">
+      <w:start w:val="1"/>
+      <w:numFmt w:val="bullet"/>
+      <w:lvlText w:val=""/>
+      <w:lvlJc w:val="left"/>
+      <w:pPr>
+        <w:ind w:left="1800" w:hanging="360"/>
+      </w:pPr>
+      <w:rPr>
+        <w:rFonts w:ascii="Wingdings" w:hAnsi="Wingdings" w:hint="default"/>
+      </w:rPr>
+    </w:lvl>
+    <w:lvl w:ilvl="3" w:tplc="080A0001" w:tentative="1">
+      <w:start w:val="1"/>
+      <w:numFmt w:val="bullet"/>
+      <w:lvlText w:val=""/>
+      <w:lvlJc w:val="left"/>
+      <w:pPr>
+        <w:ind w:left="2520" w:hanging="360"/>
+      </w:pPr>
+      <w:rPr>
+        <w:rFonts w:ascii="Symbol" w:hAnsi="Symbol" w:hint="default"/>
+      </w:rPr>
+    </w:lvl>
+    <w:lvl w:ilvl="4" w:tplc="080A0003" w:tentative="1">
+      <w:start w:val="1"/>
+      <w:numFmt w:val="bullet"/>
+      <w:lvlText w:val="o"/>
+      <w:lvlJc w:val="left"/>
+      <w:pPr>
+        <w:ind w:left="3240" w:hanging="360"/>
+      </w:pPr>
+      <w:rPr>
+        <w:rFonts w:ascii="Courier New" w:hAnsi="Courier New" w:cs="Courier New" w:hint="default"/>
+      </w:rPr>
+    </w:lvl>
+    <w:lvl w:ilvl="5" w:tplc="080A0005" w:tentative="1">
+      <w:start w:val="1"/>
+      <w:numFmt w:val="bullet"/>
+      <w:lvlText w:val=""/>
+      <w:lvlJc w:val="left"/>
+      <w:pPr>
+        <w:ind w:left="3960" w:hanging="360"/>
+      </w:pPr>
+      <w:rPr>
+        <w:rFonts w:ascii="Wingdings" w:hAnsi="Wingdings" w:hint="default"/>
+      </w:rPr>
+    </w:lvl>
+    <w:lvl w:ilvl="6" w:tplc="080A0001" w:tentative="1">
+      <w:start w:val="1"/>
+      <w:numFmt w:val="bullet"/>
+      <w:lvlText w:val=""/>
+      <w:lvlJc w:val="left"/>
+      <w:pPr>
+        <w:ind w:left="4680" w:hanging="360"/>
+      </w:pPr>
+      <w:rPr>
+        <w:rFonts w:ascii="Symbol" w:hAnsi="Symbol" w:hint="default"/>
+      </w:rPr>
+    </w:lvl>
+    <w:lvl w:ilvl="7" w:tplc="080A0003" w:tentative="1">
+      <w:start w:val="1"/>
+      <w:numFmt w:val="bullet"/>
+      <w:lvlText w:val="o"/>
+      <w:lvlJc w:val="left"/>
+      <w:pPr>
+        <w:ind w:left="5400" w:hanging="360"/>
+      </w:pPr>
+      <w:rPr>
+        <w:rFonts w:ascii="Courier New" w:hAnsi="Courier New" w:cs="Courier New" w:hint="default"/>
+      </w:rPr>
+    </w:lvl>
+    <w:lvl w:ilvl="8" w:tplc="080A0005" w:tentative="1">
+      <w:start w:val="1"/>
+      <w:numFmt w:val="bullet"/>
+      <w:lvlText w:val=""/>
+      <w:lvlJc w:val="left"/>
+      <w:pPr>
+        <w:ind w:left="6120" w:hanging="360"/>
+      </w:pPr>
+      <w:rPr>
+        <w:rFonts w:ascii="Wingdings" w:hAnsi="Wingdings" w:hint="default"/>
+      </w:rPr>
+    </w:lvl>
+  </w:abstractNum>
+  <w:abstractNum w:abstractNumId="1" w15:restartNumberingAfterBreak="0">
     <w:nsid w:val="0C0D0B3D"/>
     <w:multiLevelType w:val="multilevel"/>
     <w:tmpl w:val="B52CEDC6"/>
@@ -4512,7 +4737,7 @@
       </w:rPr>
     </w:lvl>
   </w:abstractNum>
-  <w:abstractNum w:abstractNumId="1">
+  <w:abstractNum w:abstractNumId="2" w15:restartNumberingAfterBreak="0">
     <w:nsid w:val="23053C87"/>
     <w:multiLevelType w:val="multilevel"/>
     <w:tmpl w:val="A6F451D2"/>
@@ -4661,7 +4886,7 @@
       </w:rPr>
     </w:lvl>
   </w:abstractNum>
-  <w:abstractNum w:abstractNumId="2">
+  <w:abstractNum w:abstractNumId="3" w15:restartNumberingAfterBreak="0">
     <w:nsid w:val="2D927F2D"/>
     <w:multiLevelType w:val="multilevel"/>
     <w:tmpl w:val="901E4514"/>
@@ -4810,7 +5035,7 @@
       </w:rPr>
     </w:lvl>
   </w:abstractNum>
-  <w:abstractNum w:abstractNumId="3">
+  <w:abstractNum w:abstractNumId="4" w15:restartNumberingAfterBreak="0">
     <w:nsid w:val="361E63F5"/>
     <w:multiLevelType w:val="multilevel"/>
     <w:tmpl w:val="FA52E7E2"/>
@@ -4959,7 +5184,120 @@
       </w:rPr>
     </w:lvl>
   </w:abstractNum>
-  <w:abstractNum w:abstractNumId="4">
+  <w:abstractNum w:abstractNumId="5" w15:restartNumberingAfterBreak="0">
+    <w:nsid w:val="48674FAC"/>
+    <w:multiLevelType w:val="hybridMultilevel"/>
+    <w:tmpl w:val="81F03FD0"/>
+    <w:lvl w:ilvl="0" w:tplc="080A0001">
+      <w:start w:val="1"/>
+      <w:numFmt w:val="bullet"/>
+      <w:lvlText w:val=""/>
+      <w:lvlJc w:val="left"/>
+      <w:pPr>
+        <w:ind w:left="720" w:hanging="360"/>
+      </w:pPr>
+      <w:rPr>
+        <w:rFonts w:ascii="Symbol" w:hAnsi="Symbol" w:hint="default"/>
+      </w:rPr>
+    </w:lvl>
+    <w:lvl w:ilvl="1" w:tplc="080A0003" w:tentative="1">
+      <w:start w:val="1"/>
+      <w:numFmt w:val="bullet"/>
+      <w:lvlText w:val="o"/>
+      <w:lvlJc w:val="left"/>
+      <w:pPr>
+        <w:ind w:left="1440" w:hanging="360"/>
+      </w:pPr>
+      <w:rPr>
+        <w:rFonts w:ascii="Courier New" w:hAnsi="Courier New" w:cs="Courier New" w:hint="default"/>
+      </w:rPr>
+    </w:lvl>
+    <w:lvl w:ilvl="2" w:tplc="080A0005" w:tentative="1">
+      <w:start w:val="1"/>
+      <w:numFmt w:val="bullet"/>
+      <w:lvlText w:val=""/>
+      <w:lvlJc w:val="left"/>
+      <w:pPr>
+        <w:ind w:left="2160" w:hanging="360"/>
+      </w:pPr>
+      <w:rPr>
+        <w:rFonts w:ascii="Wingdings" w:hAnsi="Wingdings" w:hint="default"/>
+      </w:rPr>
+    </w:lvl>
+    <w:lvl w:ilvl="3" w:tplc="080A0001" w:tentative="1">
+      <w:start w:val="1"/>
+      <w:numFmt w:val="bullet"/>
+      <w:lvlText w:val=""/>
+      <w:lvlJc w:val="left"/>
+      <w:pPr>
+        <w:ind w:left="2880" w:hanging="360"/>
+      </w:pPr>
+      <w:rPr>
+        <w:rFonts w:ascii="Symbol" w:hAnsi="Symbol" w:hint="default"/>
+      </w:rPr>
+    </w:lvl>
+    <w:lvl w:ilvl="4" w:tplc="080A0003" w:tentative="1">
+      <w:start w:val="1"/>
+      <w:numFmt w:val="bullet"/>
+      <w:lvlText w:val="o"/>
+      <w:lvlJc w:val="left"/>
+      <w:pPr>
+        <w:ind w:left="3600" w:hanging="360"/>
+      </w:pPr>
+      <w:rPr>
+        <w:rFonts w:ascii="Courier New" w:hAnsi="Courier New" w:cs="Courier New" w:hint="default"/>
+      </w:rPr>
+    </w:lvl>
+    <w:lvl w:ilvl="5" w:tplc="080A0005" w:tentative="1">
+      <w:start w:val="1"/>
+      <w:numFmt w:val="bullet"/>
+      <w:lvlText w:val=""/>
+      <w:lvlJc w:val="left"/>
+      <w:pPr>
+        <w:ind w:left="4320" w:hanging="360"/>
+      </w:pPr>
+      <w:rPr>
+        <w:rFonts w:ascii="Wingdings" w:hAnsi="Wingdings" w:hint="default"/>
+      </w:rPr>
+    </w:lvl>
+    <w:lvl w:ilvl="6" w:tplc="080A0001" w:tentative="1">
+      <w:start w:val="1"/>
+      <w:numFmt w:val="bullet"/>
+      <w:lvlText w:val=""/>
+      <w:lvlJc w:val="left"/>
+      <w:pPr>
+        <w:ind w:left="5040" w:hanging="360"/>
+      </w:pPr>
+      <w:rPr>
+        <w:rFonts w:ascii="Symbol" w:hAnsi="Symbol" w:hint="default"/>
+      </w:rPr>
+    </w:lvl>
+    <w:lvl w:ilvl="7" w:tplc="080A0003" w:tentative="1">
+      <w:start w:val="1"/>
+      <w:numFmt w:val="bullet"/>
+      <w:lvlText w:val="o"/>
+      <w:lvlJc w:val="left"/>
+      <w:pPr>
+        <w:ind w:left="5760" w:hanging="360"/>
+      </w:pPr>
+      <w:rPr>
+        <w:rFonts w:ascii="Courier New" w:hAnsi="Courier New" w:cs="Courier New" w:hint="default"/>
+      </w:rPr>
+    </w:lvl>
+    <w:lvl w:ilvl="8" w:tplc="080A0005" w:tentative="1">
+      <w:start w:val="1"/>
+      <w:numFmt w:val="bullet"/>
+      <w:lvlText w:val=""/>
+      <w:lvlJc w:val="left"/>
+      <w:pPr>
+        <w:ind w:left="6480" w:hanging="360"/>
+      </w:pPr>
+      <w:rPr>
+        <w:rFonts w:ascii="Wingdings" w:hAnsi="Wingdings" w:hint="default"/>
+      </w:rPr>
+    </w:lvl>
+  </w:abstractNum>
+  <w:abstractNum w:abstractNumId="6" w15:restartNumberingAfterBreak="0">
     <w:nsid w:val="62E12DEA"/>
     <w:multiLevelType w:val="hybridMultilevel"/>
     <w:tmpl w:val="5EB26BD2"/>
@@ -5072,26 +5410,262 @@
       </w:rPr>
     </w:lvl>
   </w:abstractNum>
+  <w:abstractNum w:abstractNumId="7" w15:restartNumberingAfterBreak="0">
+    <w:nsid w:val="752A28C8"/>
+    <w:multiLevelType w:val="hybridMultilevel"/>
+    <w:tmpl w:val="6A2A54FA"/>
+    <w:lvl w:ilvl="0" w:tplc="FF90044A">
+      <w:numFmt w:val="bullet"/>
+      <w:lvlText w:val=""/>
+      <w:lvlJc w:val="left"/>
+      <w:pPr>
+        <w:ind w:left="360" w:hanging="360"/>
+      </w:pPr>
+      <w:rPr>
+        <w:rFonts w:ascii="Calibri" w:eastAsiaTheme="minorHAnsi" w:hAnsi="Calibri" w:cs="Calibri" w:hint="default"/>
+      </w:rPr>
+    </w:lvl>
+    <w:lvl w:ilvl="1" w:tplc="080A0003" w:tentative="1">
+      <w:start w:val="1"/>
+      <w:numFmt w:val="bullet"/>
+      <w:lvlText w:val="o"/>
+      <w:lvlJc w:val="left"/>
+      <w:pPr>
+        <w:ind w:left="1440" w:hanging="360"/>
+      </w:pPr>
+      <w:rPr>
+        <w:rFonts w:ascii="Courier New" w:hAnsi="Courier New" w:cs="Courier New" w:hint="default"/>
+      </w:rPr>
+    </w:lvl>
+    <w:lvl w:ilvl="2" w:tplc="080A0005" w:tentative="1">
+      <w:start w:val="1"/>
+      <w:numFmt w:val="bullet"/>
+      <w:lvlText w:val=""/>
+      <w:lvlJc w:val="left"/>
+      <w:pPr>
+        <w:ind w:left="2160" w:hanging="360"/>
+      </w:pPr>
+      <w:rPr>
+        <w:rFonts w:ascii="Wingdings" w:hAnsi="Wingdings" w:hint="default"/>
+      </w:rPr>
+    </w:lvl>
+    <w:lvl w:ilvl="3" w:tplc="080A0001" w:tentative="1">
+      <w:start w:val="1"/>
+      <w:numFmt w:val="bullet"/>
+      <w:lvlText w:val=""/>
+      <w:lvlJc w:val="left"/>
+      <w:pPr>
+        <w:ind w:left="2880" w:hanging="360"/>
+      </w:pPr>
+      <w:rPr>
+        <w:rFonts w:ascii="Symbol" w:hAnsi="Symbol" w:hint="default"/>
+      </w:rPr>
+    </w:lvl>
+    <w:lvl w:ilvl="4" w:tplc="080A0003" w:tentative="1">
+      <w:start w:val="1"/>
+      <w:numFmt w:val="bullet"/>
+      <w:lvlText w:val="o"/>
+      <w:lvlJc w:val="left"/>
+      <w:pPr>
+        <w:ind w:left="3600" w:hanging="360"/>
+      </w:pPr>
+      <w:rPr>
+        <w:rFonts w:ascii="Courier New" w:hAnsi="Courier New" w:cs="Courier New" w:hint="default"/>
+      </w:rPr>
+    </w:lvl>
+    <w:lvl w:ilvl="5" w:tplc="080A0005" w:tentative="1">
+      <w:start w:val="1"/>
+      <w:numFmt w:val="bullet"/>
+      <w:lvlText w:val=""/>
+      <w:lvlJc w:val="left"/>
+      <w:pPr>
+        <w:ind w:left="4320" w:hanging="360"/>
+      </w:pPr>
+      <w:rPr>
+        <w:rFonts w:ascii="Wingdings" w:hAnsi="Wingdings" w:hint="default"/>
+      </w:rPr>
+    </w:lvl>
+    <w:lvl w:ilvl="6" w:tplc="080A0001" w:tentative="1">
+      <w:start w:val="1"/>
+      <w:numFmt w:val="bullet"/>
+      <w:lvlText w:val=""/>
+      <w:lvlJc w:val="left"/>
+      <w:pPr>
+        <w:ind w:left="5040" w:hanging="360"/>
+      </w:pPr>
+      <w:rPr>
+        <w:rFonts w:ascii="Symbol" w:hAnsi="Symbol" w:hint="default"/>
+      </w:rPr>
+    </w:lvl>
+    <w:lvl w:ilvl="7" w:tplc="080A0003" w:tentative="1">
+      <w:start w:val="1"/>
+      <w:numFmt w:val="bullet"/>
+      <w:lvlText w:val="o"/>
+      <w:lvlJc w:val="left"/>
+      <w:pPr>
+        <w:ind w:left="5760" w:hanging="360"/>
+      </w:pPr>
+      <w:rPr>
+        <w:rFonts w:ascii="Courier New" w:hAnsi="Courier New" w:cs="Courier New" w:hint="default"/>
+      </w:rPr>
+    </w:lvl>
+    <w:lvl w:ilvl="8" w:tplc="080A0005" w:tentative="1">
+      <w:start w:val="1"/>
+      <w:numFmt w:val="bullet"/>
+      <w:lvlText w:val=""/>
+      <w:lvlJc w:val="left"/>
+      <w:pPr>
+        <w:ind w:left="6480" w:hanging="360"/>
+      </w:pPr>
+      <w:rPr>
+        <w:rFonts w:ascii="Wingdings" w:hAnsi="Wingdings" w:hint="default"/>
+      </w:rPr>
+    </w:lvl>
+  </w:abstractNum>
+  <w:abstractNum w:abstractNumId="8" w15:restartNumberingAfterBreak="0">
+    <w:nsid w:val="785071DE"/>
+    <w:multiLevelType w:val="hybridMultilevel"/>
+    <w:tmpl w:val="CD92D5D4"/>
+    <w:lvl w:ilvl="0" w:tplc="FF90044A">
+      <w:numFmt w:val="bullet"/>
+      <w:lvlText w:val=""/>
+      <w:lvlJc w:val="left"/>
+      <w:pPr>
+        <w:ind w:left="360" w:hanging="360"/>
+      </w:pPr>
+      <w:rPr>
+        <w:rFonts w:ascii="Calibri" w:eastAsiaTheme="minorHAnsi" w:hAnsi="Calibri" w:cs="Calibri" w:hint="default"/>
+      </w:rPr>
+    </w:lvl>
+    <w:lvl w:ilvl="1" w:tplc="080A0003" w:tentative="1">
+      <w:start w:val="1"/>
+      <w:numFmt w:val="bullet"/>
+      <w:lvlText w:val="o"/>
+      <w:lvlJc w:val="left"/>
+      <w:pPr>
+        <w:ind w:left="1080" w:hanging="360"/>
+      </w:pPr>
+      <w:rPr>
+        <w:rFonts w:ascii="Courier New" w:hAnsi="Courier New" w:cs="Courier New" w:hint="default"/>
+      </w:rPr>
+    </w:lvl>
+    <w:lvl w:ilvl="2" w:tplc="080A0005" w:tentative="1">
+      <w:start w:val="1"/>
+      <w:numFmt w:val="bullet"/>
+      <w:lvlText w:val=""/>
+      <w:lvlJc w:val="left"/>
+      <w:pPr>
+        <w:ind w:left="1800" w:hanging="360"/>
+      </w:pPr>
+      <w:rPr>
+        <w:rFonts w:ascii="Wingdings" w:hAnsi="Wingdings" w:hint="default"/>
+      </w:rPr>
+    </w:lvl>
+    <w:lvl w:ilvl="3" w:tplc="080A0001" w:tentative="1">
+      <w:start w:val="1"/>
+      <w:numFmt w:val="bullet"/>
+      <w:lvlText w:val=""/>
+      <w:lvlJc w:val="left"/>
+      <w:pPr>
+        <w:ind w:left="2520" w:hanging="360"/>
+      </w:pPr>
+      <w:rPr>
+        <w:rFonts w:ascii="Symbol" w:hAnsi="Symbol" w:hint="default"/>
+      </w:rPr>
+    </w:lvl>
+    <w:lvl w:ilvl="4" w:tplc="080A0003" w:tentative="1">
+      <w:start w:val="1"/>
+      <w:numFmt w:val="bullet"/>
+      <w:lvlText w:val="o"/>
+      <w:lvlJc w:val="left"/>
+      <w:pPr>
+        <w:ind w:left="3240" w:hanging="360"/>
+      </w:pPr>
+      <w:rPr>
+        <w:rFonts w:ascii="Courier New" w:hAnsi="Courier New" w:cs="Courier New" w:hint="default"/>
+      </w:rPr>
+    </w:lvl>
+    <w:lvl w:ilvl="5" w:tplc="080A0005" w:tentative="1">
+      <w:start w:val="1"/>
+      <w:numFmt w:val="bullet"/>
+      <w:lvlText w:val=""/>
+      <w:lvlJc w:val="left"/>
+      <w:pPr>
+        <w:ind w:left="3960" w:hanging="360"/>
+      </w:pPr>
+      <w:rPr>
+        <w:rFonts w:ascii="Wingdings" w:hAnsi="Wingdings" w:hint="default"/>
+      </w:rPr>
+    </w:lvl>
+    <w:lvl w:ilvl="6" w:tplc="080A0001" w:tentative="1">
+      <w:start w:val="1"/>
+      <w:numFmt w:val="bullet"/>
+      <w:lvlText w:val=""/>
+      <w:lvlJc w:val="left"/>
+      <w:pPr>
+        <w:ind w:left="4680" w:hanging="360"/>
+      </w:pPr>
+      <w:rPr>
+        <w:rFonts w:ascii="Symbol" w:hAnsi="Symbol" w:hint="default"/>
+      </w:rPr>
+    </w:lvl>
+    <w:lvl w:ilvl="7" w:tplc="080A0003" w:tentative="1">
+      <w:start w:val="1"/>
+      <w:numFmt w:val="bullet"/>
+      <w:lvlText w:val="o"/>
+      <w:lvlJc w:val="left"/>
+      <w:pPr>
+        <w:ind w:left="5400" w:hanging="360"/>
+      </w:pPr>
+      <w:rPr>
+        <w:rFonts w:ascii="Courier New" w:hAnsi="Courier New" w:cs="Courier New" w:hint="default"/>
+      </w:rPr>
+    </w:lvl>
+    <w:lvl w:ilvl="8" w:tplc="080A0005" w:tentative="1">
+      <w:start w:val="1"/>
+      <w:numFmt w:val="bullet"/>
+      <w:lvlText w:val=""/>
+      <w:lvlJc w:val="left"/>
+      <w:pPr>
+        <w:ind w:left="6120" w:hanging="360"/>
+      </w:pPr>
+      <w:rPr>
+        <w:rFonts w:ascii="Wingdings" w:hAnsi="Wingdings" w:hint="default"/>
+      </w:rPr>
+    </w:lvl>
+  </w:abstractNum>
   <w:num w:numId="1">
-    <w:abstractNumId w:val="0"/>
+    <w:abstractNumId w:val="1"/>
   </w:num>
   <w:num w:numId="2">
-    <w:abstractNumId w:val="1"/>
+    <w:abstractNumId w:val="2"/>
   </w:num>
   <w:num w:numId="3">
-    <w:abstractNumId w:val="2"/>
+    <w:abstractNumId w:val="3"/>
   </w:num>
   <w:num w:numId="4">
-    <w:abstractNumId w:val="3"/>
+    <w:abstractNumId w:val="4"/>
   </w:num>
   <w:num w:numId="5">
-    <w:abstractNumId w:val="4"/>
+    <w:abstractNumId w:val="6"/>
+  </w:num>
+  <w:num w:numId="6">
+    <w:abstractNumId w:val="5"/>
+  </w:num>
+  <w:num w:numId="7">
+    <w:abstractNumId w:val="8"/>
+  </w:num>
+  <w:num w:numId="8">
+    <w:abstractNumId w:val="7"/>
+  </w:num>
+  <w:num w:numId="9">
+    <w:abstractNumId w:val="0"/>
   </w:num>
 </w:numbering>
 </file>
 
 <file path=word/styles.xml><?xml version="1.0" encoding="utf-8"?>
-<w:styles xmlns:mc="http://schemas.openxmlformats.org/markup-compatibility/2006" xmlns:r="http://schemas.openxmlformats.org/officeDocument/2006/relationships" xmlns:w="http://schemas.openxmlformats.org/wordprocessingml/2006/main" xmlns:w14="http://schemas.microsoft.com/office/word/2010/wordml" xmlns:w15="http://schemas.microsoft.com/office/word/2012/wordml" mc:Ignorable="w14 w15">
+<w:styles xmlns:mc="http://schemas.openxmlformats.org/markup-compatibility/2006" xmlns:r="http://schemas.openxmlformats.org/officeDocument/2006/relationships" xmlns:w="http://schemas.openxmlformats.org/wordprocessingml/2006/main" xmlns:w14="http://schemas.microsoft.com/office/word/2010/wordml" xmlns:w15="http://schemas.microsoft.com/office/word/2012/wordml" xmlns:w16se="http://schemas.microsoft.com/office/word/2015/wordml/symex" mc:Ignorable="w14 w15 w16se">
   <w:docDefaults>
     <w:rPrDefault>
       <w:rPr>
@@ -5552,7 +6126,6 @@
   <w:style w:type="character" w:default="1" w:styleId="Fuentedeprrafopredeter">
     <w:name w:val="Default Paragraph Font"/>
     <w:uiPriority w:val="1"/>
-    <w:semiHidden/>
     <w:unhideWhenUsed/>
   </w:style>
   <w:style w:type="table" w:default="1" w:styleId="Tablanormal">
@@ -5672,7 +6245,6 @@
       <w:spacing w:after="0" w:line="240" w:lineRule="auto"/>
     </w:pPr>
     <w:tblPr>
-      <w:tblInd w:w="0" w:type="dxa"/>
       <w:tblBorders>
         <w:top w:val="single" w:sz="4" w:space="0" w:color="auto"/>
         <w:left w:val="single" w:sz="4" w:space="0" w:color="auto"/>
@@ -5681,12 +6253,6 @@
         <w:insideH w:val="single" w:sz="4" w:space="0" w:color="auto"/>
         <w:insideV w:val="single" w:sz="4" w:space="0" w:color="auto"/>
       </w:tblBorders>
-      <w:tblCellMar>
-        <w:top w:w="0" w:type="dxa"/>
-        <w:left w:w="108" w:type="dxa"/>
-        <w:bottom w:w="0" w:type="dxa"/>
-        <w:right w:w="108" w:type="dxa"/>
-      </w:tblCellMar>
     </w:tblPr>
   </w:style>
   <w:style w:type="table" w:styleId="Tabladelista3-nfasis5">
@@ -5700,19 +6266,12 @@
     <w:tblPr>
       <w:tblStyleRowBandSize w:val="1"/>
       <w:tblStyleColBandSize w:val="1"/>
-      <w:tblInd w:w="0" w:type="dxa"/>
       <w:tblBorders>
         <w:top w:val="single" w:sz="4" w:space="0" w:color="4472C4" w:themeColor="accent5"/>
         <w:left w:val="single" w:sz="4" w:space="0" w:color="4472C4" w:themeColor="accent5"/>
         <w:bottom w:val="single" w:sz="4" w:space="0" w:color="4472C4" w:themeColor="accent5"/>
         <w:right w:val="single" w:sz="4" w:space="0" w:color="4472C4" w:themeColor="accent5"/>
       </w:tblBorders>
-      <w:tblCellMar>
-        <w:top w:w="0" w:type="dxa"/>
-        <w:left w:w="108" w:type="dxa"/>
-        <w:bottom w:w="0" w:type="dxa"/>
-        <w:right w:w="108" w:type="dxa"/>
-      </w:tblCellMar>
     </w:tblPr>
     <w:tblStylePr w:type="firstRow">
       <w:rPr>
